--- a/worksheet1/Worksheet1.docx
+++ b/worksheet1/Worksheet1.docx
@@ -4,7 +4,7 @@
   <w:body>
     <w:p>
       <w:pPr>
-        <w:pStyle w:val="681"/>
+        <w:pStyle w:val="900"/>
         <w:pBdr/>
         <w:spacing w:after="0" w:before="65"/>
         <w:ind/>
@@ -65,7 +65,7 @@
     </w:p>
     <w:p>
       <w:pPr>
-        <w:pStyle w:val="682"/>
+        <w:pStyle w:val="901"/>
         <w:pBdr/>
         <w:spacing w:after="0" w:before="296"/>
         <w:ind w:right="0" w:firstLine="0" w:left="2"/>
@@ -125,10 +125,15 @@
           <w:rFonts w:ascii="Arial" w:hAnsi="Arial"/>
         </w:rPr>
       </w:r>
+      <w:r>
+        <w:rPr>
+          <w:rFonts w:ascii="Arial" w:hAnsi="Arial"/>
+        </w:rPr>
+      </w:r>
     </w:p>
     <w:p>
       <w:pPr>
-        <w:pStyle w:val="686"/>
+        <w:pStyle w:val="905"/>
         <w:pBdr/>
         <w:spacing w:after="0" w:before="69"/>
         <w:ind/>
@@ -152,10 +157,17 @@
           <w:sz w:val="32"/>
         </w:rPr>
       </w:r>
+      <w:r>
+        <w:rPr>
+          <w:rFonts w:ascii="Arial" w:hAnsi="Arial"/>
+          <w:b/>
+          <w:sz w:val="32"/>
+        </w:rPr>
+      </w:r>
     </w:p>
     <w:p>
       <w:pPr>
-        <w:pStyle w:val="683"/>
+        <w:pStyle w:val="902"/>
         <w:pBdr/>
         <w:spacing/>
         <w:ind/>
@@ -171,7 +183,7 @@
     </w:p>
     <w:p>
       <w:pPr>
-        <w:pStyle w:val="686"/>
+        <w:pStyle w:val="905"/>
         <w:pBdr/>
         <w:spacing w:after="0" w:before="18"/>
         <w:ind/>
@@ -195,10 +207,17 @@
           <w:sz w:val="28"/>
         </w:rPr>
       </w:r>
+      <w:r>
+        <w:rPr>
+          <w:rFonts w:ascii="Arial" w:hAnsi="Arial"/>
+          <w:b/>
+          <w:sz w:val="28"/>
+        </w:rPr>
+      </w:r>
     </w:p>
     <w:p>
       <w:pPr>
-        <w:pStyle w:val="680"/>
+        <w:pStyle w:val="899"/>
         <w:pBdr/>
         <w:spacing w:after="0" w:before="0" w:line="293" w:lineRule="auto"/>
         <w:ind w:right="378" w:firstLine="0" w:left="383"/>
@@ -387,10 +406,15 @@
           <w:sz w:val="24"/>
         </w:rPr>
       </w:r>
+      <w:r>
+        <w:rPr>
+          <w:sz w:val="24"/>
+        </w:rPr>
+      </w:r>
     </w:p>
     <w:p>
       <w:pPr>
-        <w:pStyle w:val="686"/>
+        <w:pStyle w:val="905"/>
         <w:pBdr/>
         <w:spacing w:after="0" w:before="6"/>
         <w:ind/>
@@ -398,6 +422,11 @@
           <w:sz w:val="24"/>
         </w:rPr>
       </w:pPr>
+      <w:r>
+        <w:rPr>
+          <w:sz w:val="24"/>
+        </w:rPr>
+      </w:r>
       <w:r>
         <w:rPr>
           <w:sz w:val="24"/>
@@ -411,7 +440,7 @@
     </w:p>
     <w:p>
       <w:pPr>
-        <w:pStyle w:val="683"/>
+        <w:pStyle w:val="902"/>
         <w:pBdr/>
         <w:spacing/>
         <w:ind/>
@@ -439,7 +468,7 @@
     </w:p>
     <w:p>
       <w:pPr>
-        <w:pStyle w:val="686"/>
+        <w:pStyle w:val="905"/>
         <w:pBdr/>
         <w:spacing w:after="0" w:before="17"/>
         <w:ind/>
@@ -463,10 +492,17 @@
           <w:sz w:val="28"/>
         </w:rPr>
       </w:r>
+      <w:r>
+        <w:rPr>
+          <w:rFonts w:ascii="Arial" w:hAnsi="Arial"/>
+          <w:b/>
+          <w:sz w:val="28"/>
+        </w:rPr>
+      </w:r>
     </w:p>
     <w:p>
       <w:pPr>
-        <w:pStyle w:val="690"/>
+        <w:pStyle w:val="909"/>
         <w:numPr>
           <w:ilvl w:val="0"/>
           <w:numId w:val="8"/>
@@ -618,10 +654,15 @@
           <w:sz w:val="24"/>
         </w:rPr>
       </w:r>
+      <w:r>
+        <w:rPr>
+          <w:sz w:val="24"/>
+        </w:rPr>
+      </w:r>
     </w:p>
     <w:p>
       <w:pPr>
-        <w:pStyle w:val="690"/>
+        <w:pStyle w:val="909"/>
         <w:numPr>
           <w:ilvl w:val="0"/>
           <w:numId w:val="8"/>
@@ -793,10 +834,15 @@
           <w:sz w:val="24"/>
         </w:rPr>
       </w:r>
+      <w:r>
+        <w:rPr>
+          <w:sz w:val="24"/>
+        </w:rPr>
+      </w:r>
     </w:p>
     <w:p>
       <w:pPr>
-        <w:pStyle w:val="690"/>
+        <w:pStyle w:val="909"/>
         <w:numPr>
           <w:ilvl w:val="0"/>
           <w:numId w:val="8"/>
@@ -968,10 +1014,15 @@
           <w:sz w:val="24"/>
         </w:rPr>
       </w:r>
+      <w:r>
+        <w:rPr>
+          <w:sz w:val="24"/>
+        </w:rPr>
+      </w:r>
     </w:p>
     <w:p>
       <w:pPr>
-        <w:pStyle w:val="680"/>
+        <w:pStyle w:val="899"/>
         <w:pBdr/>
         <w:spacing w:after="0" w:before="223" w:line="293" w:lineRule="auto"/>
         <w:ind w:right="275" w:firstLine="0" w:left="383"/>
@@ -998,26 +1049,26 @@
           <w:sz w:val="24"/>
         </w:rPr>
       </w:r>
-    </w:p>
-    <w:p>
-      <w:pPr>
-        <w:pStyle w:val="686"/>
-        <w:pBdr/>
-        <w:spacing w:after="0" w:before="2"/>
-        <w:ind/>
+      <w:r>
         <w:rPr>
           <w:rFonts w:ascii="Arial" w:hAnsi="Arial"/>
           <w:b/>
           <w:sz w:val="24"/>
         </w:rPr>
-      </w:pPr>
-      <w:r>
+      </w:r>
+    </w:p>
+    <w:p>
+      <w:pPr>
+        <w:pStyle w:val="905"/>
+        <w:pBdr/>
+        <w:spacing w:after="0" w:before="2"/>
+        <w:ind/>
         <w:rPr>
           <w:rFonts w:ascii="Arial" w:hAnsi="Arial"/>
           <w:b/>
           <w:sz w:val="24"/>
         </w:rPr>
-      </w:r>
+      </w:pPr>
       <w:r>
         <w:rPr>
           <w:rFonts w:ascii="Arial" w:hAnsi="Arial"/>
@@ -1025,10 +1076,24 @@
           <w:sz w:val="24"/>
         </w:rPr>
       </w:r>
+      <w:r>
+        <w:rPr>
+          <w:rFonts w:ascii="Arial" w:hAnsi="Arial"/>
+          <w:b/>
+          <w:sz w:val="24"/>
+        </w:rPr>
+      </w:r>
+      <w:r>
+        <w:rPr>
+          <w:rFonts w:ascii="Arial" w:hAnsi="Arial"/>
+          <w:b/>
+          <w:sz w:val="24"/>
+        </w:rPr>
+      </w:r>
     </w:p>
     <w:p>
       <w:pPr>
-        <w:pStyle w:val="683"/>
+        <w:pStyle w:val="902"/>
         <w:pBdr/>
         <w:spacing/>
         <w:ind/>
@@ -1053,7 +1118,7 @@
     </w:p>
     <w:p>
       <w:pPr>
-        <w:pStyle w:val="686"/>
+        <w:pStyle w:val="905"/>
         <w:pBdr/>
         <w:spacing w:after="0" w:before="23"/>
         <w:ind/>
@@ -1077,10 +1142,17 @@
           <w:sz w:val="28"/>
         </w:rPr>
       </w:r>
+      <w:r>
+        <w:rPr>
+          <w:rFonts w:ascii="Arial" w:hAnsi="Arial"/>
+          <w:b/>
+          <w:sz w:val="28"/>
+        </w:rPr>
+      </w:r>
     </w:p>
     <w:p>
       <w:pPr>
-        <w:pStyle w:val="690"/>
+        <w:pStyle w:val="909"/>
         <w:numPr>
           <w:ilvl w:val="0"/>
           <w:numId w:val="7"/>
@@ -1161,10 +1233,15 @@
           <w:sz w:val="24"/>
         </w:rPr>
       </w:r>
+      <w:r>
+        <w:rPr>
+          <w:sz w:val="24"/>
+        </w:rPr>
+      </w:r>
     </w:p>
     <w:p>
       <w:pPr>
-        <w:pStyle w:val="686"/>
+        <w:pStyle w:val="905"/>
         <w:pBdr/>
         <w:spacing w:after="0" w:before="227"/>
         <w:ind w:right="0" w:left="383"/>
@@ -1261,7 +1338,7 @@
     </w:p>
     <w:p>
       <w:pPr>
-        <w:pStyle w:val="690"/>
+        <w:pStyle w:val="909"/>
         <w:numPr>
           <w:ilvl w:val="1"/>
           <w:numId w:val="7"/>
@@ -1403,10 +1480,15 @@
           <w:sz w:val="21"/>
         </w:rPr>
       </w:r>
+      <w:r>
+        <w:rPr>
+          <w:sz w:val="21"/>
+        </w:rPr>
+      </w:r>
     </w:p>
     <w:p>
       <w:pPr>
-        <w:pStyle w:val="690"/>
+        <w:pStyle w:val="909"/>
         <w:numPr>
           <w:ilvl w:val="1"/>
           <w:numId w:val="7"/>
@@ -1541,10 +1623,15 @@
           <w:sz w:val="21"/>
         </w:rPr>
       </w:r>
+      <w:r>
+        <w:rPr>
+          <w:sz w:val="21"/>
+        </w:rPr>
+      </w:r>
     </w:p>
     <w:p>
       <w:pPr>
-        <w:pStyle w:val="690"/>
+        <w:pStyle w:val="909"/>
         <w:numPr>
           <w:ilvl w:val="1"/>
           <w:numId w:val="7"/>
@@ -1725,10 +1812,15 @@
           <w:sz w:val="21"/>
         </w:rPr>
       </w:r>
+      <w:r>
+        <w:rPr>
+          <w:sz w:val="21"/>
+        </w:rPr>
+      </w:r>
     </w:p>
     <w:p>
       <w:pPr>
-        <w:pStyle w:val="690"/>
+        <w:pStyle w:val="909"/>
         <w:numPr>
           <w:ilvl w:val="1"/>
           <w:numId w:val="7"/>
@@ -1854,10 +1946,15 @@
           <w:sz w:val="21"/>
         </w:rPr>
       </w:r>
+      <w:r>
+        <w:rPr>
+          <w:sz w:val="21"/>
+        </w:rPr>
+      </w:r>
     </w:p>
     <w:p>
       <w:pPr>
-        <w:pStyle w:val="686"/>
+        <w:pStyle w:val="905"/>
         <w:pBdr/>
         <w:spacing/>
         <w:ind/>
@@ -1868,7 +1965,7 @@
     </w:p>
     <w:p>
       <w:pPr>
-        <w:pStyle w:val="686"/>
+        <w:pStyle w:val="905"/>
         <w:pBdr/>
         <w:spacing w:after="0" w:before="78"/>
         <w:ind/>
@@ -1879,7 +1976,7 @@
     </w:p>
     <w:p>
       <w:pPr>
-        <w:pStyle w:val="680"/>
+        <w:pStyle w:val="899"/>
         <w:pBdr/>
         <w:spacing w:after="0" w:before="0"/>
         <w:ind w:right="0" w:firstLine="0" w:left="383"/>
@@ -1914,10 +2011,17 @@
           <w:sz w:val="24"/>
         </w:rPr>
       </w:r>
+      <w:r>
+        <w:rPr>
+          <w:rFonts w:ascii="Arial" w:hAnsi="Arial"/>
+          <w:b/>
+          <w:sz w:val="24"/>
+        </w:rPr>
+      </w:r>
     </w:p>
     <w:p>
       <w:pPr>
-        <w:pStyle w:val="680"/>
+        <w:pStyle w:val="899"/>
         <w:pBdr/>
         <w:tabs>
           <w:tab w:val="clear" w:leader="none" w:pos="720"/>
@@ -1998,10 +2102,17 @@
           <w:sz w:val="24"/>
         </w:rPr>
       </w:r>
+      <w:r>
+        <w:rPr>
+          <w:rFonts w:ascii="Arial" w:hAnsi="Arial"/>
+          <w:b/>
+          <w:sz w:val="24"/>
+        </w:rPr>
+      </w:r>
     </w:p>
     <w:p>
       <w:pPr>
-        <w:pStyle w:val="680"/>
+        <w:pStyle w:val="899"/>
         <w:pBdr/>
         <w:spacing w:after="0" w:before="0" w:line="434" w:lineRule="auto"/>
         <w:ind w:right="5362" w:firstLine="0" w:left="872"/>
@@ -2061,26 +2172,26 @@
           <w:sz w:val="24"/>
         </w:rPr>
       </w:r>
-    </w:p>
-    <w:p>
-      <w:pPr>
-        <w:pStyle w:val="686"/>
-        <w:pBdr/>
-        <w:spacing w:after="0" w:before="208"/>
-        <w:ind/>
+      <w:r>
         <w:rPr>
           <w:rFonts w:ascii="Arial" w:hAnsi="Arial"/>
           <w:b/>
           <w:sz w:val="24"/>
         </w:rPr>
-      </w:pPr>
-      <w:r>
+      </w:r>
+    </w:p>
+    <w:p>
+      <w:pPr>
+        <w:pStyle w:val="905"/>
+        <w:pBdr/>
+        <w:spacing w:after="0" w:before="208"/>
+        <w:ind/>
         <w:rPr>
           <w:rFonts w:ascii="Arial" w:hAnsi="Arial"/>
           <w:b/>
           <w:sz w:val="24"/>
         </w:rPr>
-      </w:r>
+      </w:pPr>
       <w:r>
         <w:rPr>
           <w:rFonts w:ascii="Arial" w:hAnsi="Arial"/>
@@ -2088,10 +2199,24 @@
           <w:sz w:val="24"/>
         </w:rPr>
       </w:r>
+      <w:r>
+        <w:rPr>
+          <w:rFonts w:ascii="Arial" w:hAnsi="Arial"/>
+          <w:b/>
+          <w:sz w:val="24"/>
+        </w:rPr>
+      </w:r>
+      <w:r>
+        <w:rPr>
+          <w:rFonts w:ascii="Arial" w:hAnsi="Arial"/>
+          <w:b/>
+          <w:sz w:val="24"/>
+        </w:rPr>
+      </w:r>
     </w:p>
     <w:p>
       <w:pPr>
-        <w:pStyle w:val="680"/>
+        <w:pStyle w:val="899"/>
         <w:pBdr/>
         <w:spacing w:after="0" w:before="0"/>
         <w:ind w:right="0" w:firstLine="0" w:left="627"/>
@@ -2144,6 +2269,13 @@
           <w:sz w:val="24"/>
         </w:rPr>
         <w:t xml:space="preserve">new_data):</w:t>
+      </w:r>
+      <w:r>
+        <w:rPr>
+          <w:rFonts w:ascii="Arial" w:hAnsi="Arial"/>
+          <w:b/>
+          <w:sz w:val="24"/>
+        </w:rPr>
       </w:r>
       <w:r>
         <w:rPr>
@@ -2173,7 +2305,7 @@
     </w:p>
     <w:p>
       <w:pPr>
-        <w:pStyle w:val="680"/>
+        <w:pStyle w:val="899"/>
         <w:pBdr/>
         <w:spacing w:after="0" w:before="71"/>
         <w:ind w:right="0" w:firstLine="0" w:left="627"/>
@@ -2208,26 +2340,26 @@
           <w:sz w:val="24"/>
         </w:rPr>
       </w:r>
-    </w:p>
-    <w:p>
-      <w:pPr>
-        <w:pStyle w:val="686"/>
-        <w:pBdr/>
-        <w:spacing/>
-        <w:ind/>
+      <w:r>
         <w:rPr>
           <w:rFonts w:ascii="Arial" w:hAnsi="Arial"/>
           <w:b/>
           <w:sz w:val="24"/>
         </w:rPr>
-      </w:pPr>
-      <w:r>
+      </w:r>
+    </w:p>
+    <w:p>
+      <w:pPr>
+        <w:pStyle w:val="905"/>
+        <w:pBdr/>
+        <w:spacing/>
+        <w:ind/>
         <w:rPr>
           <w:rFonts w:ascii="Arial" w:hAnsi="Arial"/>
           <w:b/>
           <w:sz w:val="24"/>
         </w:rPr>
-      </w:r>
+      </w:pPr>
       <w:r>
         <w:rPr>
           <w:rFonts w:ascii="Arial" w:hAnsi="Arial"/>
@@ -2235,19 +2367,13 @@
           <w:sz w:val="24"/>
         </w:rPr>
       </w:r>
-    </w:p>
-    <w:p>
-      <w:pPr>
-        <w:pStyle w:val="686"/>
-        <w:pBdr/>
-        <w:spacing w:after="0" w:before="165"/>
-        <w:ind/>
+      <w:r>
         <w:rPr>
           <w:rFonts w:ascii="Arial" w:hAnsi="Arial"/>
           <w:b/>
           <w:sz w:val="24"/>
         </w:rPr>
-      </w:pPr>
+      </w:r>
       <w:r>
         <w:rPr>
           <w:rFonts w:ascii="Arial" w:hAnsi="Arial"/>
@@ -2255,17 +2381,44 @@
           <w:sz w:val="24"/>
         </w:rPr>
       </w:r>
-      <w:r>
+    </w:p>
+    <w:p>
+      <w:pPr>
+        <w:pStyle w:val="905"/>
+        <w:pBdr/>
+        <w:spacing w:after="0" w:before="165"/>
+        <w:ind/>
         <w:rPr>
           <w:rFonts w:ascii="Arial" w:hAnsi="Arial"/>
           <w:b/>
           <w:sz w:val="24"/>
         </w:rPr>
+      </w:pPr>
+      <w:r>
+        <w:rPr>
+          <w:rFonts w:ascii="Arial" w:hAnsi="Arial"/>
+          <w:b/>
+          <w:sz w:val="24"/>
+        </w:rPr>
+      </w:r>
+      <w:r>
+        <w:rPr>
+          <w:rFonts w:ascii="Arial" w:hAnsi="Arial"/>
+          <w:b/>
+          <w:sz w:val="24"/>
+        </w:rPr>
+      </w:r>
+      <w:r>
+        <w:rPr>
+          <w:rFonts w:ascii="Arial" w:hAnsi="Arial"/>
+          <w:b/>
+          <w:sz w:val="24"/>
+        </w:rPr>
       </w:r>
     </w:p>
     <w:p>
       <w:pPr>
-        <w:pStyle w:val="680"/>
+        <w:pStyle w:val="899"/>
         <w:pBdr/>
         <w:spacing w:after="0" w:before="0"/>
         <w:ind w:right="0" w:firstLine="0" w:left="627"/>
@@ -2300,26 +2453,26 @@
           <w:sz w:val="24"/>
         </w:rPr>
       </w:r>
-    </w:p>
-    <w:p>
-      <w:pPr>
-        <w:pStyle w:val="686"/>
-        <w:pBdr/>
-        <w:spacing/>
-        <w:ind/>
+      <w:r>
         <w:rPr>
           <w:rFonts w:ascii="Arial" w:hAnsi="Arial"/>
           <w:b/>
           <w:sz w:val="24"/>
         </w:rPr>
-      </w:pPr>
-      <w:r>
+      </w:r>
+    </w:p>
+    <w:p>
+      <w:pPr>
+        <w:pStyle w:val="905"/>
+        <w:pBdr/>
+        <w:spacing/>
+        <w:ind/>
         <w:rPr>
           <w:rFonts w:ascii="Arial" w:hAnsi="Arial"/>
           <w:b/>
           <w:sz w:val="24"/>
         </w:rPr>
-      </w:r>
+      </w:pPr>
       <w:r>
         <w:rPr>
           <w:rFonts w:ascii="Arial" w:hAnsi="Arial"/>
@@ -2327,19 +2480,13 @@
           <w:sz w:val="24"/>
         </w:rPr>
       </w:r>
-    </w:p>
-    <w:p>
-      <w:pPr>
-        <w:pStyle w:val="686"/>
-        <w:pBdr/>
-        <w:spacing w:after="0" w:before="166"/>
-        <w:ind/>
+      <w:r>
         <w:rPr>
           <w:rFonts w:ascii="Arial" w:hAnsi="Arial"/>
           <w:b/>
           <w:sz w:val="24"/>
         </w:rPr>
-      </w:pPr>
+      </w:r>
       <w:r>
         <w:rPr>
           <w:rFonts w:ascii="Arial" w:hAnsi="Arial"/>
@@ -2347,17 +2494,44 @@
           <w:sz w:val="24"/>
         </w:rPr>
       </w:r>
-      <w:r>
+    </w:p>
+    <w:p>
+      <w:pPr>
+        <w:pStyle w:val="905"/>
+        <w:pBdr/>
+        <w:spacing w:after="0" w:before="166"/>
+        <w:ind/>
         <w:rPr>
           <w:rFonts w:ascii="Arial" w:hAnsi="Arial"/>
           <w:b/>
           <w:sz w:val="24"/>
         </w:rPr>
+      </w:pPr>
+      <w:r>
+        <w:rPr>
+          <w:rFonts w:ascii="Arial" w:hAnsi="Arial"/>
+          <w:b/>
+          <w:sz w:val="24"/>
+        </w:rPr>
+      </w:r>
+      <w:r>
+        <w:rPr>
+          <w:rFonts w:ascii="Arial" w:hAnsi="Arial"/>
+          <w:b/>
+          <w:sz w:val="24"/>
+        </w:rPr>
+      </w:r>
+      <w:r>
+        <w:rPr>
+          <w:rFonts w:ascii="Arial" w:hAnsi="Arial"/>
+          <w:b/>
+          <w:sz w:val="24"/>
+        </w:rPr>
       </w:r>
     </w:p>
     <w:p>
       <w:pPr>
-        <w:pStyle w:val="680"/>
+        <w:pStyle w:val="899"/>
         <w:pBdr/>
         <w:spacing w:after="0" w:before="0"/>
         <w:ind w:right="0" w:firstLine="0" w:left="627"/>
@@ -2392,26 +2566,26 @@
           <w:sz w:val="24"/>
         </w:rPr>
       </w:r>
-    </w:p>
-    <w:p>
-      <w:pPr>
-        <w:pStyle w:val="686"/>
-        <w:pBdr/>
-        <w:spacing/>
-        <w:ind/>
+      <w:r>
         <w:rPr>
           <w:rFonts w:ascii="Arial" w:hAnsi="Arial"/>
           <w:b/>
           <w:sz w:val="24"/>
         </w:rPr>
-      </w:pPr>
-      <w:r>
+      </w:r>
+    </w:p>
+    <w:p>
+      <w:pPr>
+        <w:pStyle w:val="905"/>
+        <w:pBdr/>
+        <w:spacing/>
+        <w:ind/>
         <w:rPr>
           <w:rFonts w:ascii="Arial" w:hAnsi="Arial"/>
           <w:b/>
           <w:sz w:val="24"/>
         </w:rPr>
-      </w:r>
+      </w:pPr>
       <w:r>
         <w:rPr>
           <w:rFonts w:ascii="Arial" w:hAnsi="Arial"/>
@@ -2419,19 +2593,13 @@
           <w:sz w:val="24"/>
         </w:rPr>
       </w:r>
-    </w:p>
-    <w:p>
-      <w:pPr>
-        <w:pStyle w:val="686"/>
-        <w:pBdr/>
-        <w:spacing w:after="0" w:before="165"/>
-        <w:ind/>
+      <w:r>
         <w:rPr>
           <w:rFonts w:ascii="Arial" w:hAnsi="Arial"/>
           <w:b/>
           <w:sz w:val="24"/>
         </w:rPr>
-      </w:pPr>
+      </w:r>
       <w:r>
         <w:rPr>
           <w:rFonts w:ascii="Arial" w:hAnsi="Arial"/>
@@ -2439,17 +2607,44 @@
           <w:sz w:val="24"/>
         </w:rPr>
       </w:r>
-      <w:r>
+    </w:p>
+    <w:p>
+      <w:pPr>
+        <w:pStyle w:val="905"/>
+        <w:pBdr/>
+        <w:spacing w:after="0" w:before="165"/>
+        <w:ind/>
         <w:rPr>
           <w:rFonts w:ascii="Arial" w:hAnsi="Arial"/>
           <w:b/>
           <w:sz w:val="24"/>
         </w:rPr>
+      </w:pPr>
+      <w:r>
+        <w:rPr>
+          <w:rFonts w:ascii="Arial" w:hAnsi="Arial"/>
+          <w:b/>
+          <w:sz w:val="24"/>
+        </w:rPr>
+      </w:r>
+      <w:r>
+        <w:rPr>
+          <w:rFonts w:ascii="Arial" w:hAnsi="Arial"/>
+          <w:b/>
+          <w:sz w:val="24"/>
+        </w:rPr>
+      </w:r>
+      <w:r>
+        <w:rPr>
+          <w:rFonts w:ascii="Arial" w:hAnsi="Arial"/>
+          <w:b/>
+          <w:sz w:val="24"/>
+        </w:rPr>
       </w:r>
     </w:p>
     <w:p>
       <w:pPr>
-        <w:pStyle w:val="680"/>
+        <w:pStyle w:val="899"/>
         <w:pBdr/>
         <w:tabs>
           <w:tab w:val="clear" w:leader="none" w:pos="720"/>
@@ -2514,26 +2709,26 @@
           <w:sz w:val="24"/>
         </w:rPr>
       </w:r>
-    </w:p>
-    <w:p>
-      <w:pPr>
-        <w:pStyle w:val="686"/>
-        <w:pBdr/>
-        <w:spacing/>
-        <w:ind/>
+      <w:r>
         <w:rPr>
           <w:rFonts w:ascii="Arial" w:hAnsi="Arial"/>
           <w:b/>
           <w:sz w:val="24"/>
         </w:rPr>
-      </w:pPr>
-      <w:r>
+      </w:r>
+    </w:p>
+    <w:p>
+      <w:pPr>
+        <w:pStyle w:val="905"/>
+        <w:pBdr/>
+        <w:spacing/>
+        <w:ind/>
         <w:rPr>
           <w:rFonts w:ascii="Arial" w:hAnsi="Arial"/>
           <w:b/>
           <w:sz w:val="24"/>
         </w:rPr>
-      </w:r>
+      </w:pPr>
       <w:r>
         <w:rPr>
           <w:rFonts w:ascii="Arial" w:hAnsi="Arial"/>
@@ -2541,19 +2736,13 @@
           <w:sz w:val="24"/>
         </w:rPr>
       </w:r>
-    </w:p>
-    <w:p>
-      <w:pPr>
-        <w:pStyle w:val="686"/>
-        <w:pBdr/>
-        <w:spacing/>
-        <w:ind/>
+      <w:r>
         <w:rPr>
           <w:rFonts w:ascii="Arial" w:hAnsi="Arial"/>
           <w:b/>
           <w:sz w:val="24"/>
         </w:rPr>
-      </w:pPr>
+      </w:r>
       <w:r>
         <w:rPr>
           <w:rFonts w:ascii="Arial" w:hAnsi="Arial"/>
@@ -2561,26 +2750,26 @@
           <w:sz w:val="24"/>
         </w:rPr>
       </w:r>
-      <w:r>
+    </w:p>
+    <w:p>
+      <w:pPr>
+        <w:pStyle w:val="905"/>
+        <w:pBdr/>
+        <w:spacing/>
+        <w:ind/>
         <w:rPr>
           <w:rFonts w:ascii="Arial" w:hAnsi="Arial"/>
           <w:b/>
           <w:sz w:val="24"/>
         </w:rPr>
-      </w:r>
-    </w:p>
-    <w:p>
-      <w:pPr>
-        <w:pStyle w:val="686"/>
-        <w:pBdr/>
-        <w:spacing w:after="0" w:before="84"/>
-        <w:ind/>
+      </w:pPr>
+      <w:r>
         <w:rPr>
           <w:rFonts w:ascii="Arial" w:hAnsi="Arial"/>
           <w:b/>
           <w:sz w:val="24"/>
         </w:rPr>
-      </w:pPr>
+      </w:r>
       <w:r>
         <w:rPr>
           <w:rFonts w:ascii="Arial" w:hAnsi="Arial"/>
@@ -2598,7 +2787,41 @@
     </w:p>
     <w:p>
       <w:pPr>
-        <w:pStyle w:val="682"/>
+        <w:pStyle w:val="905"/>
+        <w:pBdr/>
+        <w:spacing w:after="0" w:before="84"/>
+        <w:ind/>
+        <w:rPr>
+          <w:rFonts w:ascii="Arial" w:hAnsi="Arial"/>
+          <w:b/>
+          <w:sz w:val="24"/>
+        </w:rPr>
+      </w:pPr>
+      <w:r>
+        <w:rPr>
+          <w:rFonts w:ascii="Arial" w:hAnsi="Arial"/>
+          <w:b/>
+          <w:sz w:val="24"/>
+        </w:rPr>
+      </w:r>
+      <w:r>
+        <w:rPr>
+          <w:rFonts w:ascii="Arial" w:hAnsi="Arial"/>
+          <w:b/>
+          <w:sz w:val="24"/>
+        </w:rPr>
+      </w:r>
+      <w:r>
+        <w:rPr>
+          <w:rFonts w:ascii="Arial" w:hAnsi="Arial"/>
+          <w:b/>
+          <w:sz w:val="24"/>
+        </w:rPr>
+      </w:r>
+    </w:p>
+    <w:p>
+      <w:pPr>
+        <w:pStyle w:val="901"/>
         <w:numPr>
           <w:ilvl w:val="0"/>
           <w:numId w:val="6"/>
@@ -2641,7 +2864,7 @@
     </w:p>
     <w:p>
       <w:pPr>
-        <w:pStyle w:val="686"/>
+        <w:pStyle w:val="905"/>
         <w:pBdr/>
         <w:spacing w:after="0" w:before="57"/>
         <w:ind/>
@@ -2665,10 +2888,17 @@
           <w:sz w:val="32"/>
         </w:rPr>
       </w:r>
+      <w:r>
+        <w:rPr>
+          <w:rFonts w:ascii="Cambria" w:hAnsi="Cambria"/>
+          <w:b/>
+          <w:sz w:val="32"/>
+        </w:rPr>
+      </w:r>
     </w:p>
     <w:p>
       <w:pPr>
-        <w:pStyle w:val="686"/>
+        <w:pStyle w:val="905"/>
         <w:pBdr/>
         <w:spacing w:after="0" w:before="1" w:line="334" w:lineRule="auto"/>
         <w:ind w:right="377" w:left="383"/>
@@ -2688,7 +2918,7 @@
     </w:p>
     <w:p>
       <w:pPr>
-        <w:pStyle w:val="686"/>
+        <w:pStyle w:val="905"/>
         <w:pBdr/>
         <w:spacing w:after="0" w:before="1"/>
         <w:ind/>
@@ -2696,6 +2926,11 @@
           <w:sz w:val="10"/>
         </w:rPr>
       </w:pPr>
+      <w:r>
+        <w:rPr>
+          <w:sz w:val="10"/>
+        </w:rPr>
+      </w:r>
       <w:r>
         <w:rPr>
           <w:sz w:val="10"/>
@@ -2744,7 +2979,7 @@
           </w:tcPr>
           <w:p>
             <w:pPr>
-              <w:pStyle w:val="691"/>
+              <w:pStyle w:val="910"/>
               <w:pBdr/>
               <w:spacing w:after="0" w:before="152"/>
               <w:ind w:right="0" w:left="71"/>
@@ -2760,6 +2995,12 @@
                 <w:sz w:val="19"/>
               </w:rPr>
               <w:t xml:space="preserve">Operation</w:t>
+            </w:r>
+            <w:r>
+              <w:rPr>
+                <w:b/>
+                <w:sz w:val="19"/>
+              </w:rPr>
             </w:r>
             <w:r>
               <w:rPr>
@@ -2782,7 +3023,7 @@
           </w:tcPr>
           <w:p>
             <w:pPr>
-              <w:pStyle w:val="691"/>
+              <w:pStyle w:val="910"/>
               <w:pBdr/>
               <w:spacing w:after="0" w:before="152"/>
               <w:ind w:right="0" w:left="76"/>
@@ -2813,6 +3054,12 @@
                 <w:sz w:val="19"/>
               </w:rPr>
               <w:t xml:space="preserve">return</w:t>
+            </w:r>
+            <w:r>
+              <w:rPr>
+                <w:b/>
+                <w:sz w:val="19"/>
+              </w:rPr>
             </w:r>
             <w:r>
               <w:rPr>
@@ -2835,7 +3082,7 @@
           </w:tcPr>
           <w:p>
             <w:pPr>
-              <w:pStyle w:val="691"/>
+              <w:pStyle w:val="910"/>
               <w:pBdr/>
               <w:spacing w:after="0" w:before="152"/>
               <w:ind w:right="0" w:left="71"/>
@@ -2896,6 +3143,12 @@
                 <w:sz w:val="19"/>
               </w:rPr>
               <w:t xml:space="preserve">top</w:t>
+            </w:r>
+            <w:r>
+              <w:rPr>
+                <w:b/>
+                <w:sz w:val="19"/>
+              </w:rPr>
             </w:r>
             <w:r>
               <w:rPr>
@@ -2918,7 +3171,7 @@
           </w:tcPr>
           <w:p>
             <w:pPr>
-              <w:pStyle w:val="691"/>
+              <w:pStyle w:val="910"/>
               <w:pBdr/>
               <w:spacing w:after="0" w:before="152"/>
               <w:ind w:right="0" w:left="72"/>
@@ -2934,6 +3187,12 @@
                 <w:sz w:val="19"/>
               </w:rPr>
               <w:t xml:space="preserve">top</w:t>
+            </w:r>
+            <w:r>
+              <w:rPr>
+                <w:b/>
+                <w:sz w:val="19"/>
+              </w:rPr>
             </w:r>
             <w:r>
               <w:rPr>
@@ -2960,7 +3219,7 @@
           </w:tcPr>
           <w:p>
             <w:pPr>
-              <w:pStyle w:val="691"/>
+              <w:pStyle w:val="910"/>
               <w:pBdr/>
               <w:spacing w:after="0" w:before="157"/>
               <w:ind w:right="0" w:left="71"/>
@@ -2976,6 +3235,12 @@
                 <w:sz w:val="19"/>
               </w:rPr>
               <w:t xml:space="preserve">push("A")</w:t>
+            </w:r>
+            <w:r>
+              <w:rPr>
+                <w:rFonts w:ascii="Arial MT" w:hAnsi="Arial MT"/>
+                <w:sz w:val="19"/>
+              </w:rPr>
             </w:r>
             <w:r>
               <w:rPr>
@@ -2997,7 +3262,7 @@
           </w:tcPr>
           <w:p>
             <w:pPr>
-              <w:pStyle w:val="691"/>
+              <w:pStyle w:val="910"/>
               <w:pBdr/>
               <w:spacing/>
               <w:ind/>
@@ -3012,6 +3277,12 @@
                 <w:sz w:val="20"/>
               </w:rPr>
               <w:t xml:space="preserve">None</w:t>
+            </w:r>
+            <w:r>
+              <w:rPr>
+                <w:rFonts w:ascii="DejaVu Sans" w:hAnsi="DejaVu Sans"/>
+                <w:sz w:val="20"/>
+              </w:rPr>
             </w:r>
             <w:r>
               <w:rPr>
@@ -3033,7 +3304,7 @@
           </w:tcPr>
           <w:p>
             <w:pPr>
-              <w:pStyle w:val="691"/>
+              <w:pStyle w:val="910"/>
               <w:pBdr/>
               <w:spacing/>
               <w:ind/>
@@ -3048,6 +3319,12 @@
                 <w:sz w:val="20"/>
               </w:rPr>
               <w:t xml:space="preserve">[“A”]</w:t>
+            </w:r>
+            <w:r>
+              <w:rPr>
+                <w:rFonts w:ascii="DejaVu Sans" w:hAnsi="DejaVu Sans"/>
+                <w:sz w:val="20"/>
+              </w:rPr>
             </w:r>
             <w:r>
               <w:rPr>
@@ -3069,7 +3346,7 @@
           </w:tcPr>
           <w:p>
             <w:pPr>
-              <w:pStyle w:val="691"/>
+              <w:pStyle w:val="910"/>
               <w:pBdr/>
               <w:spacing/>
               <w:ind/>
@@ -3091,6 +3368,12 @@
                 <w:sz w:val="20"/>
               </w:rPr>
               <w:t xml:space="preserve">A”</w:t>
+            </w:r>
+            <w:r>
+              <w:rPr>
+                <w:rFonts w:ascii="DejaVu Sans" w:hAnsi="DejaVu Sans"/>
+                <w:sz w:val="20"/>
+              </w:rPr>
             </w:r>
             <w:r>
               <w:rPr>
@@ -3117,7 +3400,7 @@
           </w:tcPr>
           <w:p>
             <w:pPr>
-              <w:pStyle w:val="691"/>
+              <w:pStyle w:val="910"/>
               <w:pBdr/>
               <w:spacing w:after="0" w:before="157"/>
               <w:ind w:right="0" w:left="71"/>
@@ -3133,6 +3416,12 @@
                 <w:sz w:val="19"/>
               </w:rPr>
               <w:t xml:space="preserve">push("B")</w:t>
+            </w:r>
+            <w:r>
+              <w:rPr>
+                <w:rFonts w:ascii="Arial MT" w:hAnsi="Arial MT"/>
+                <w:sz w:val="19"/>
+              </w:rPr>
             </w:r>
             <w:r>
               <w:rPr>
@@ -3154,7 +3443,7 @@
           </w:tcPr>
           <w:p>
             <w:pPr>
-              <w:pStyle w:val="691"/>
+              <w:pStyle w:val="910"/>
               <w:pBdr/>
               <w:spacing/>
               <w:ind/>
@@ -3169,6 +3458,12 @@
                 <w:sz w:val="20"/>
               </w:rPr>
               <w:t xml:space="preserve">None</w:t>
+            </w:r>
+            <w:r>
+              <w:rPr>
+                <w:rFonts w:ascii="DejaVu Sans" w:hAnsi="DejaVu Sans"/>
+                <w:sz w:val="20"/>
+              </w:rPr>
             </w:r>
             <w:r>
               <w:rPr>
@@ -3190,7 +3485,7 @@
           </w:tcPr>
           <w:p>
             <w:pPr>
-              <w:pStyle w:val="691"/>
+              <w:pStyle w:val="910"/>
               <w:pBdr/>
               <w:spacing/>
               <w:ind/>
@@ -3205,6 +3500,12 @@
                 <w:sz w:val="20"/>
               </w:rPr>
               <w:t xml:space="preserve">[“A”, “B”]</w:t>
+            </w:r>
+            <w:r>
+              <w:rPr>
+                <w:rFonts w:ascii="DejaVu Sans" w:hAnsi="DejaVu Sans"/>
+                <w:sz w:val="20"/>
+              </w:rPr>
             </w:r>
             <w:r>
               <w:rPr>
@@ -3226,7 +3527,7 @@
           </w:tcPr>
           <w:p>
             <w:pPr>
-              <w:pStyle w:val="691"/>
+              <w:pStyle w:val="910"/>
               <w:pBdr/>
               <w:spacing/>
               <w:ind/>
@@ -3248,6 +3549,12 @@
                 <w:sz w:val="20"/>
               </w:rPr>
               <w:t xml:space="preserve">B”</w:t>
+            </w:r>
+            <w:r>
+              <w:rPr>
+                <w:rFonts w:ascii="DejaVu Sans" w:hAnsi="DejaVu Sans"/>
+                <w:sz w:val="20"/>
+              </w:rPr>
             </w:r>
             <w:r>
               <w:rPr>
@@ -3274,7 +3581,7 @@
           </w:tcPr>
           <w:p>
             <w:pPr>
-              <w:pStyle w:val="691"/>
+              <w:pStyle w:val="910"/>
               <w:pBdr/>
               <w:spacing w:after="0" w:before="157"/>
               <w:ind w:right="0" w:left="71"/>
@@ -3290,6 +3597,12 @@
                 <w:sz w:val="19"/>
               </w:rPr>
               <w:t xml:space="preserve">peek()</w:t>
+            </w:r>
+            <w:r>
+              <w:rPr>
+                <w:rFonts w:ascii="Arial MT" w:hAnsi="Arial MT"/>
+                <w:sz w:val="19"/>
+              </w:rPr>
             </w:r>
             <w:r>
               <w:rPr>
@@ -3311,7 +3624,7 @@
           </w:tcPr>
           <w:p>
             <w:pPr>
-              <w:pStyle w:val="691"/>
+              <w:pStyle w:val="910"/>
               <w:pBdr/>
               <w:spacing/>
               <w:ind/>
@@ -3333,6 +3646,12 @@
                 <w:sz w:val="20"/>
               </w:rPr>
               <w:t xml:space="preserve">B”</w:t>
+            </w:r>
+            <w:r>
+              <w:rPr>
+                <w:rFonts w:ascii="DejaVu Sans" w:hAnsi="DejaVu Sans"/>
+                <w:sz w:val="20"/>
+              </w:rPr>
             </w:r>
             <w:r>
               <w:rPr>
@@ -3354,7 +3673,7 @@
           </w:tcPr>
           <w:p>
             <w:pPr>
-              <w:pStyle w:val="691"/>
+              <w:pStyle w:val="910"/>
               <w:pBdr/>
               <w:spacing/>
               <w:ind/>
@@ -3369,6 +3688,12 @@
                 <w:sz w:val="20"/>
               </w:rPr>
               <w:t xml:space="preserve">[“A”, “B”]</w:t>
+            </w:r>
+            <w:r>
+              <w:rPr>
+                <w:rFonts w:ascii="DejaVu Sans" w:hAnsi="DejaVu Sans"/>
+                <w:sz w:val="20"/>
+              </w:rPr>
             </w:r>
             <w:r>
               <w:rPr>
@@ -3390,7 +3715,7 @@
           </w:tcPr>
           <w:p>
             <w:pPr>
-              <w:pStyle w:val="691"/>
+              <w:pStyle w:val="910"/>
               <w:pBdr/>
               <w:spacing/>
               <w:ind/>
@@ -3412,6 +3737,12 @@
                 <w:sz w:val="20"/>
               </w:rPr>
               <w:t xml:space="preserve">B”</w:t>
+            </w:r>
+            <w:r>
+              <w:rPr>
+                <w:rFonts w:ascii="DejaVu Sans" w:hAnsi="DejaVu Sans"/>
+                <w:sz w:val="20"/>
+              </w:rPr>
             </w:r>
             <w:r>
               <w:rPr>
@@ -3438,7 +3769,7 @@
           </w:tcPr>
           <w:p>
             <w:pPr>
-              <w:pStyle w:val="691"/>
+              <w:pStyle w:val="910"/>
               <w:pBdr/>
               <w:spacing w:after="0" w:before="157"/>
               <w:ind w:right="0" w:left="71"/>
@@ -3454,6 +3785,12 @@
                 <w:sz w:val="19"/>
               </w:rPr>
               <w:t xml:space="preserve">pop()</w:t>
+            </w:r>
+            <w:r>
+              <w:rPr>
+                <w:rFonts w:ascii="Arial MT" w:hAnsi="Arial MT"/>
+                <w:sz w:val="19"/>
+              </w:rPr>
             </w:r>
             <w:r>
               <w:rPr>
@@ -3475,7 +3812,7 @@
           </w:tcPr>
           <w:p>
             <w:pPr>
-              <w:pStyle w:val="691"/>
+              <w:pStyle w:val="910"/>
               <w:pBdr/>
               <w:spacing/>
               <w:ind/>
@@ -3497,6 +3834,12 @@
                 <w:sz w:val="20"/>
               </w:rPr>
               <w:t xml:space="preserve">B”</w:t>
+            </w:r>
+            <w:r>
+              <w:rPr>
+                <w:rFonts w:ascii="DejaVu Sans" w:hAnsi="DejaVu Sans"/>
+                <w:sz w:val="20"/>
+              </w:rPr>
             </w:r>
             <w:r>
               <w:rPr>
@@ -3518,7 +3861,7 @@
           </w:tcPr>
           <w:p>
             <w:pPr>
-              <w:pStyle w:val="691"/>
+              <w:pStyle w:val="910"/>
               <w:pBdr/>
               <w:spacing/>
               <w:ind/>
@@ -3533,6 +3876,12 @@
                 <w:sz w:val="20"/>
               </w:rPr>
               <w:t xml:space="preserve">[“A”]</w:t>
+            </w:r>
+            <w:r>
+              <w:rPr>
+                <w:rFonts w:ascii="DejaVu Sans" w:hAnsi="DejaVu Sans"/>
+                <w:sz w:val="20"/>
+              </w:rPr>
             </w:r>
             <w:r>
               <w:rPr>
@@ -3554,7 +3903,7 @@
           </w:tcPr>
           <w:p>
             <w:pPr>
-              <w:pStyle w:val="691"/>
+              <w:pStyle w:val="910"/>
               <w:pBdr/>
               <w:spacing/>
               <w:ind/>
@@ -3576,6 +3925,12 @@
                 <w:sz w:val="20"/>
               </w:rPr>
               <w:t xml:space="preserve">A”</w:t>
+            </w:r>
+            <w:r>
+              <w:rPr>
+                <w:rFonts w:ascii="DejaVu Sans" w:hAnsi="DejaVu Sans"/>
+                <w:sz w:val="20"/>
+              </w:rPr>
             </w:r>
             <w:r>
               <w:rPr>
@@ -3602,7 +3957,7 @@
           </w:tcPr>
           <w:p>
             <w:pPr>
-              <w:pStyle w:val="691"/>
+              <w:pStyle w:val="910"/>
               <w:pBdr/>
               <w:spacing w:after="0" w:before="157"/>
               <w:ind w:right="0" w:left="71"/>
@@ -3618,6 +3973,12 @@
                 <w:sz w:val="19"/>
               </w:rPr>
               <w:t xml:space="preserve">push("C")</w:t>
+            </w:r>
+            <w:r>
+              <w:rPr>
+                <w:rFonts w:ascii="Arial MT" w:hAnsi="Arial MT"/>
+                <w:sz w:val="19"/>
+              </w:rPr>
             </w:r>
             <w:r>
               <w:rPr>
@@ -3639,7 +4000,7 @@
           </w:tcPr>
           <w:p>
             <w:pPr>
-              <w:pStyle w:val="691"/>
+              <w:pStyle w:val="910"/>
               <w:pBdr/>
               <w:spacing/>
               <w:ind/>
@@ -3654,6 +4015,12 @@
                 <w:sz w:val="20"/>
               </w:rPr>
               <w:t xml:space="preserve">None</w:t>
+            </w:r>
+            <w:r>
+              <w:rPr>
+                <w:rFonts w:ascii="DejaVu Sans" w:hAnsi="DejaVu Sans"/>
+                <w:sz w:val="20"/>
+              </w:rPr>
             </w:r>
             <w:r>
               <w:rPr>
@@ -3675,7 +4042,7 @@
           </w:tcPr>
           <w:p>
             <w:pPr>
-              <w:pStyle w:val="691"/>
+              <w:pStyle w:val="910"/>
               <w:pBdr/>
               <w:spacing/>
               <w:ind/>
@@ -3690,6 +4057,12 @@
                 <w:sz w:val="20"/>
               </w:rPr>
               <w:t xml:space="preserve">[“A”, “C”]</w:t>
+            </w:r>
+            <w:r>
+              <w:rPr>
+                <w:rFonts w:ascii="DejaVu Sans" w:hAnsi="DejaVu Sans"/>
+                <w:sz w:val="20"/>
+              </w:rPr>
             </w:r>
             <w:r>
               <w:rPr>
@@ -3711,7 +4084,7 @@
           </w:tcPr>
           <w:p>
             <w:pPr>
-              <w:pStyle w:val="691"/>
+              <w:pStyle w:val="910"/>
               <w:pBdr/>
               <w:spacing/>
               <w:ind/>
@@ -3733,6 +4106,12 @@
                 <w:sz w:val="20"/>
               </w:rPr>
               <w:t xml:space="preserve">C”</w:t>
+            </w:r>
+            <w:r>
+              <w:rPr>
+                <w:rFonts w:ascii="DejaVu Sans" w:hAnsi="DejaVu Sans"/>
+                <w:sz w:val="20"/>
+              </w:rPr>
             </w:r>
             <w:r>
               <w:rPr>
@@ -3746,7 +4125,7 @@
     </w:tbl>
     <w:p>
       <w:pPr>
-        <w:pStyle w:val="686"/>
+        <w:pStyle w:val="905"/>
         <w:pBdr/>
         <w:spacing w:after="0" w:before="179"/>
         <w:ind/>
@@ -3757,7 +4136,7 @@
     </w:p>
     <w:p>
       <w:pPr>
-        <w:pStyle w:val="682"/>
+        <w:pStyle w:val="901"/>
         <w:numPr>
           <w:ilvl w:val="0"/>
           <w:numId w:val="6"/>
@@ -3809,7 +4188,7 @@
     </w:p>
     <w:p>
       <w:pPr>
-        <w:pStyle w:val="686"/>
+        <w:pStyle w:val="905"/>
         <w:pBdr/>
         <w:spacing w:after="0" w:before="62"/>
         <w:ind/>
@@ -3833,10 +4212,17 @@
           <w:sz w:val="32"/>
         </w:rPr>
       </w:r>
+      <w:r>
+        <w:rPr>
+          <w:rFonts w:ascii="Cambria" w:hAnsi="Cambria"/>
+          <w:b/>
+          <w:sz w:val="32"/>
+        </w:rPr>
+      </w:r>
     </w:p>
     <w:p>
       <w:pPr>
-        <w:pStyle w:val="686"/>
+        <w:pStyle w:val="905"/>
         <w:pBdr/>
         <w:spacing w:line="334" w:lineRule="auto"/>
         <w:ind w:right="275" w:left="383"/>
@@ -3993,7 +4379,7 @@
     </w:p>
     <w:p>
       <w:pPr>
-        <w:pStyle w:val="690"/>
+        <w:pStyle w:val="909"/>
         <w:numPr>
           <w:ilvl w:val="1"/>
           <w:numId w:val="6"/>
@@ -4021,10 +4407,15 @@
           <w:sz w:val="21"/>
         </w:rPr>
       </w:r>
+      <w:r>
+        <w:rPr>
+          <w:sz w:val="21"/>
+        </w:rPr>
+      </w:r>
     </w:p>
     <w:p>
       <w:pPr>
-        <w:pStyle w:val="690"/>
+        <w:pStyle w:val="909"/>
         <w:numPr>
           <w:ilvl w:val="1"/>
           <w:numId w:val="6"/>
@@ -4052,10 +4443,15 @@
           <w:sz w:val="21"/>
         </w:rPr>
       </w:r>
+      <w:r>
+        <w:rPr>
+          <w:sz w:val="21"/>
+        </w:rPr>
+      </w:r>
     </w:p>
     <w:p>
       <w:pPr>
-        <w:pStyle w:val="690"/>
+        <w:pStyle w:val="909"/>
         <w:numPr>
           <w:ilvl w:val="1"/>
           <w:numId w:val="6"/>
@@ -4156,10 +4552,15 @@
           <w:sz w:val="21"/>
         </w:rPr>
       </w:r>
+      <w:r>
+        <w:rPr>
+          <w:sz w:val="21"/>
+        </w:rPr>
+      </w:r>
     </w:p>
     <w:p>
       <w:pPr>
-        <w:pStyle w:val="690"/>
+        <w:pStyle w:val="909"/>
         <w:numPr>
           <w:ilvl w:val="1"/>
           <w:numId w:val="6"/>
@@ -4350,10 +4751,15 @@
           <w:sz w:val="21"/>
         </w:rPr>
       </w:r>
+      <w:r>
+        <w:rPr>
+          <w:sz w:val="21"/>
+        </w:rPr>
+      </w:r>
     </w:p>
     <w:p>
       <w:pPr>
-        <w:pStyle w:val="690"/>
+        <w:pStyle w:val="909"/>
         <w:numPr>
           <w:ilvl w:val="1"/>
           <w:numId w:val="6"/>
@@ -4576,10 +4982,15 @@
           <w:sz w:val="21"/>
         </w:rPr>
       </w:r>
+      <w:r>
+        <w:rPr>
+          <w:sz w:val="21"/>
+        </w:rPr>
+      </w:r>
     </w:p>
     <w:p>
       <w:pPr>
-        <w:pStyle w:val="686"/>
+        <w:pStyle w:val="905"/>
         <w:pBdr/>
         <w:spacing w:after="0" w:before="94"/>
         <w:ind/>
@@ -4590,7 +5001,7 @@
     </w:p>
     <w:p>
       <w:pPr>
-        <w:pStyle w:val="682"/>
+        <w:pStyle w:val="901"/>
         <w:numPr>
           <w:ilvl w:val="0"/>
           <w:numId w:val="6"/>
@@ -4639,7 +5050,7 @@
     </w:p>
     <w:p>
       <w:pPr>
-        <w:pStyle w:val="686"/>
+        <w:pStyle w:val="905"/>
         <w:pBdr/>
         <w:spacing w:after="0" w:before="57"/>
         <w:ind/>
@@ -4663,10 +5074,17 @@
           <w:sz w:val="32"/>
         </w:rPr>
       </w:r>
+      <w:r>
+        <w:rPr>
+          <w:rFonts w:ascii="Cambria" w:hAnsi="Cambria"/>
+          <w:b/>
+          <w:sz w:val="32"/>
+        </w:rPr>
+      </w:r>
     </w:p>
     <w:p>
       <w:pPr>
-        <w:pStyle w:val="686"/>
+        <w:pStyle w:val="905"/>
         <w:pBdr/>
         <w:spacing w:line="336" w:lineRule="auto"/>
         <w:ind w:right="375" w:left="383"/>
@@ -4815,7 +5233,7 @@
     </w:p>
     <w:p>
       <w:pPr>
-        <w:pStyle w:val="686"/>
+        <w:pStyle w:val="905"/>
         <w:pBdr/>
         <w:spacing w:after="0" w:before="157"/>
         <w:ind w:right="0" w:left="383"/>
@@ -4913,7 +5331,7 @@
     </w:p>
     <w:p>
       <w:pPr>
-        <w:pStyle w:val="686"/>
+        <w:pStyle w:val="905"/>
         <w:pBdr/>
         <w:spacing/>
         <w:ind/>
@@ -4924,7 +5342,7 @@
     </w:p>
     <w:p>
       <w:pPr>
-        <w:pStyle w:val="686"/>
+        <w:pStyle w:val="905"/>
         <w:pBdr/>
         <w:spacing/>
         <w:ind/>
@@ -4935,7 +5353,7 @@
     </w:p>
     <w:p>
       <w:pPr>
-        <w:pStyle w:val="686"/>
+        <w:pStyle w:val="905"/>
         <w:pBdr/>
         <w:spacing/>
         <w:ind/>
@@ -4946,7 +5364,7 @@
     </w:p>
     <w:p>
       <w:pPr>
-        <w:pStyle w:val="686"/>
+        <w:pStyle w:val="905"/>
         <w:pBdr/>
         <w:spacing/>
         <w:ind/>
@@ -4957,7 +5375,7 @@
     </w:p>
     <w:p>
       <w:pPr>
-        <w:pStyle w:val="686"/>
+        <w:pStyle w:val="905"/>
         <w:pBdr/>
         <w:spacing w:after="0" w:before="73"/>
         <w:ind/>
@@ -4968,7 +5386,7 @@
     </w:p>
     <w:p>
       <w:pPr>
-        <w:pStyle w:val="690"/>
+        <w:pStyle w:val="909"/>
         <w:numPr>
           <w:ilvl w:val="0"/>
           <w:numId w:val="7"/>
@@ -5049,10 +5467,15 @@
           <w:sz w:val="24"/>
         </w:rPr>
       </w:r>
+      <w:r>
+        <w:rPr>
+          <w:sz w:val="24"/>
+        </w:rPr>
+      </w:r>
     </w:p>
     <w:p>
       <w:pPr>
-        <w:pStyle w:val="686"/>
+        <w:pStyle w:val="905"/>
         <w:pBdr/>
         <w:spacing w:after="0" w:before="227"/>
         <w:ind w:right="0" w:left="383"/>
@@ -5149,7 +5572,7 @@
     </w:p>
     <w:p>
       <w:pPr>
-        <w:pStyle w:val="690"/>
+        <w:pStyle w:val="909"/>
         <w:numPr>
           <w:ilvl w:val="1"/>
           <w:numId w:val="7"/>
@@ -5304,10 +5727,15 @@
           <w:sz w:val="21"/>
         </w:rPr>
       </w:r>
+      <w:r>
+        <w:rPr>
+          <w:sz w:val="21"/>
+        </w:rPr>
+      </w:r>
     </w:p>
     <w:p>
       <w:pPr>
-        <w:pStyle w:val="690"/>
+        <w:pStyle w:val="909"/>
         <w:numPr>
           <w:ilvl w:val="1"/>
           <w:numId w:val="7"/>
@@ -5462,10 +5890,15 @@
           <w:sz w:val="21"/>
         </w:rPr>
       </w:r>
+      <w:r>
+        <w:rPr>
+          <w:sz w:val="21"/>
+        </w:rPr>
+      </w:r>
     </w:p>
     <w:p>
       <w:pPr>
-        <w:pStyle w:val="690"/>
+        <w:pStyle w:val="909"/>
         <w:numPr>
           <w:ilvl w:val="1"/>
           <w:numId w:val="7"/>
@@ -5646,10 +6079,15 @@
           <w:sz w:val="21"/>
         </w:rPr>
       </w:r>
+      <w:r>
+        <w:rPr>
+          <w:sz w:val="21"/>
+        </w:rPr>
+      </w:r>
     </w:p>
     <w:p>
       <w:pPr>
-        <w:pStyle w:val="690"/>
+        <w:pStyle w:val="909"/>
         <w:numPr>
           <w:ilvl w:val="1"/>
           <w:numId w:val="7"/>
@@ -5778,10 +6216,15 @@
           <w:sz w:val="21"/>
         </w:rPr>
       </w:r>
+      <w:r>
+        <w:rPr>
+          <w:sz w:val="21"/>
+        </w:rPr>
+      </w:r>
     </w:p>
     <w:p>
       <w:pPr>
-        <w:pStyle w:val="686"/>
+        <w:pStyle w:val="905"/>
         <w:pBdr/>
         <w:spacing w:after="0" w:before="80" w:line="334" w:lineRule="auto"/>
         <w:ind w:right="275" w:left="383"/>
@@ -5920,7 +6363,7 @@
     </w:p>
     <w:p>
       <w:pPr>
-        <w:pStyle w:val="686"/>
+        <w:pStyle w:val="905"/>
         <w:pBdr/>
         <w:spacing/>
         <w:ind/>
@@ -5931,7 +6374,7 @@
     </w:p>
     <w:p>
       <w:pPr>
-        <w:pStyle w:val="686"/>
+        <w:pStyle w:val="905"/>
         <w:pBdr/>
         <w:spacing w:after="0" w:before="157"/>
         <w:ind/>
@@ -5942,7 +6385,7 @@
     </w:p>
     <w:p>
       <w:pPr>
-        <w:pStyle w:val="680"/>
+        <w:pStyle w:val="899"/>
         <w:pBdr/>
         <w:spacing w:after="0" w:before="0"/>
         <w:ind w:right="0" w:firstLine="0" w:left="383"/>
@@ -5977,10 +6420,17 @@
           <w:sz w:val="24"/>
         </w:rPr>
       </w:r>
+      <w:r>
+        <w:rPr>
+          <w:rFonts w:ascii="Arial" w:hAnsi="Arial"/>
+          <w:b/>
+          <w:sz w:val="24"/>
+        </w:rPr>
+      </w:r>
     </w:p>
     <w:p>
       <w:pPr>
-        <w:pStyle w:val="680"/>
+        <w:pStyle w:val="899"/>
         <w:pBdr/>
         <w:tabs>
           <w:tab w:val="clear" w:leader="none" w:pos="720"/>
@@ -6061,10 +6511,17 @@
           <w:sz w:val="24"/>
         </w:rPr>
       </w:r>
+      <w:r>
+        <w:rPr>
+          <w:rFonts w:ascii="Arial" w:hAnsi="Arial"/>
+          <w:b/>
+          <w:sz w:val="24"/>
+        </w:rPr>
+      </w:r>
     </w:p>
     <w:p>
       <w:pPr>
-        <w:pStyle w:val="680"/>
+        <w:pStyle w:val="899"/>
         <w:pBdr/>
         <w:spacing w:after="0" w:before="6"/>
         <w:ind w:right="0" w:firstLine="0" w:left="872"/>
@@ -6116,10 +6573,17 @@
           <w:sz w:val="24"/>
         </w:rPr>
       </w:r>
+      <w:r>
+        <w:rPr>
+          <w:rFonts w:ascii="Arial" w:hAnsi="Arial"/>
+          <w:b/>
+          <w:sz w:val="24"/>
+        </w:rPr>
+      </w:r>
     </w:p>
     <w:p>
       <w:pPr>
-        <w:pStyle w:val="680"/>
+        <w:pStyle w:val="899"/>
         <w:pBdr/>
         <w:spacing w:after="0" w:before="218" w:line="434" w:lineRule="auto"/>
         <w:ind w:right="5362" w:firstLine="0" w:left="872"/>
@@ -6179,26 +6643,26 @@
           <w:sz w:val="24"/>
         </w:rPr>
       </w:r>
-    </w:p>
-    <w:p>
-      <w:pPr>
-        <w:pStyle w:val="686"/>
-        <w:pBdr/>
-        <w:spacing w:after="0" w:before="218"/>
-        <w:ind/>
+      <w:r>
         <w:rPr>
           <w:rFonts w:ascii="Arial" w:hAnsi="Arial"/>
           <w:b/>
           <w:sz w:val="24"/>
         </w:rPr>
-      </w:pPr>
-      <w:r>
+      </w:r>
+    </w:p>
+    <w:p>
+      <w:pPr>
+        <w:pStyle w:val="905"/>
+        <w:pBdr/>
+        <w:spacing w:after="0" w:before="218"/>
+        <w:ind/>
         <w:rPr>
           <w:rFonts w:ascii="Arial" w:hAnsi="Arial"/>
           <w:b/>
           <w:sz w:val="24"/>
         </w:rPr>
-      </w:r>
+      </w:pPr>
       <w:r>
         <w:rPr>
           <w:rFonts w:ascii="Arial" w:hAnsi="Arial"/>
@@ -6206,10 +6670,24 @@
           <w:sz w:val="24"/>
         </w:rPr>
       </w:r>
+      <w:r>
+        <w:rPr>
+          <w:rFonts w:ascii="Arial" w:hAnsi="Arial"/>
+          <w:b/>
+          <w:sz w:val="24"/>
+        </w:rPr>
+      </w:r>
+      <w:r>
+        <w:rPr>
+          <w:rFonts w:ascii="Arial" w:hAnsi="Arial"/>
+          <w:b/>
+          <w:sz w:val="24"/>
+        </w:rPr>
+      </w:r>
     </w:p>
     <w:p>
       <w:pPr>
-        <w:pStyle w:val="680"/>
+        <w:pStyle w:val="899"/>
         <w:pBdr/>
         <w:spacing w:after="0" w:before="0"/>
         <w:ind w:right="0" w:firstLine="0" w:left="627"/>
@@ -6261,26 +6739,26 @@
           <w:sz w:val="24"/>
         </w:rPr>
       </w:r>
-    </w:p>
-    <w:p>
-      <w:pPr>
-        <w:pStyle w:val="686"/>
-        <w:pBdr/>
-        <w:spacing/>
-        <w:ind/>
+      <w:r>
         <w:rPr>
           <w:rFonts w:ascii="Arial" w:hAnsi="Arial"/>
           <w:b/>
           <w:sz w:val="24"/>
         </w:rPr>
-      </w:pPr>
-      <w:r>
+      </w:r>
+    </w:p>
+    <w:p>
+      <w:pPr>
+        <w:pStyle w:val="905"/>
+        <w:pBdr/>
+        <w:spacing/>
+        <w:ind/>
         <w:rPr>
           <w:rFonts w:ascii="Arial" w:hAnsi="Arial"/>
           <w:b/>
           <w:sz w:val="24"/>
         </w:rPr>
-      </w:r>
+      </w:pPr>
       <w:r>
         <w:rPr>
           <w:rFonts w:ascii="Arial" w:hAnsi="Arial"/>
@@ -6288,19 +6766,13 @@
           <w:sz w:val="24"/>
         </w:rPr>
       </w:r>
-    </w:p>
-    <w:p>
-      <w:pPr>
-        <w:pStyle w:val="686"/>
-        <w:pBdr/>
-        <w:spacing w:after="0" w:before="166"/>
-        <w:ind/>
+      <w:r>
         <w:rPr>
           <w:rFonts w:ascii="Arial" w:hAnsi="Arial"/>
           <w:b/>
           <w:sz w:val="24"/>
         </w:rPr>
-      </w:pPr>
+      </w:r>
       <w:r>
         <w:rPr>
           <w:rFonts w:ascii="Arial" w:hAnsi="Arial"/>
@@ -6308,17 +6780,44 @@
           <w:sz w:val="24"/>
         </w:rPr>
       </w:r>
-      <w:r>
+    </w:p>
+    <w:p>
+      <w:pPr>
+        <w:pStyle w:val="905"/>
+        <w:pBdr/>
+        <w:spacing w:after="0" w:before="166"/>
+        <w:ind/>
         <w:rPr>
           <w:rFonts w:ascii="Arial" w:hAnsi="Arial"/>
           <w:b/>
           <w:sz w:val="24"/>
         </w:rPr>
+      </w:pPr>
+      <w:r>
+        <w:rPr>
+          <w:rFonts w:ascii="Arial" w:hAnsi="Arial"/>
+          <w:b/>
+          <w:sz w:val="24"/>
+        </w:rPr>
+      </w:r>
+      <w:r>
+        <w:rPr>
+          <w:rFonts w:ascii="Arial" w:hAnsi="Arial"/>
+          <w:b/>
+          <w:sz w:val="24"/>
+        </w:rPr>
+      </w:r>
+      <w:r>
+        <w:rPr>
+          <w:rFonts w:ascii="Arial" w:hAnsi="Arial"/>
+          <w:b/>
+          <w:sz w:val="24"/>
+        </w:rPr>
       </w:r>
     </w:p>
     <w:p>
       <w:pPr>
-        <w:pStyle w:val="680"/>
+        <w:pStyle w:val="899"/>
         <w:pBdr/>
         <w:spacing w:after="0" w:before="0"/>
         <w:ind w:right="0" w:firstLine="0" w:left="627"/>
@@ -6361,10 +6860,17 @@
           <w:sz w:val="24"/>
         </w:rPr>
       </w:r>
+      <w:r>
+        <w:rPr>
+          <w:rFonts w:ascii="Arial" w:hAnsi="Arial"/>
+          <w:b/>
+          <w:sz w:val="24"/>
+        </w:rPr>
+      </w:r>
     </w:p>
     <w:p>
       <w:pPr>
-        <w:pStyle w:val="680"/>
+        <w:pStyle w:val="899"/>
         <w:pBdr/>
         <w:spacing w:after="0" w:before="65"/>
         <w:ind w:right="0" w:firstLine="0" w:left="627"/>
@@ -6399,26 +6905,26 @@
           <w:sz w:val="24"/>
         </w:rPr>
       </w:r>
-    </w:p>
-    <w:p>
-      <w:pPr>
-        <w:pStyle w:val="686"/>
-        <w:pBdr/>
-        <w:spacing/>
-        <w:ind/>
+      <w:r>
         <w:rPr>
           <w:rFonts w:ascii="Arial" w:hAnsi="Arial"/>
           <w:b/>
           <w:sz w:val="24"/>
         </w:rPr>
-      </w:pPr>
-      <w:r>
+      </w:r>
+    </w:p>
+    <w:p>
+      <w:pPr>
+        <w:pStyle w:val="905"/>
+        <w:pBdr/>
+        <w:spacing/>
+        <w:ind/>
         <w:rPr>
           <w:rFonts w:ascii="Arial" w:hAnsi="Arial"/>
           <w:b/>
           <w:sz w:val="24"/>
         </w:rPr>
-      </w:r>
+      </w:pPr>
       <w:r>
         <w:rPr>
           <w:rFonts w:ascii="Arial" w:hAnsi="Arial"/>
@@ -6426,19 +6932,13 @@
           <w:sz w:val="24"/>
         </w:rPr>
       </w:r>
-    </w:p>
-    <w:p>
-      <w:pPr>
-        <w:pStyle w:val="686"/>
-        <w:pBdr/>
-        <w:spacing w:after="0" w:before="165"/>
-        <w:ind/>
+      <w:r>
         <w:rPr>
           <w:rFonts w:ascii="Arial" w:hAnsi="Arial"/>
           <w:b/>
           <w:sz w:val="24"/>
         </w:rPr>
-      </w:pPr>
+      </w:r>
       <w:r>
         <w:rPr>
           <w:rFonts w:ascii="Arial" w:hAnsi="Arial"/>
@@ -6446,17 +6946,44 @@
           <w:sz w:val="24"/>
         </w:rPr>
       </w:r>
-      <w:r>
+    </w:p>
+    <w:p>
+      <w:pPr>
+        <w:pStyle w:val="905"/>
+        <w:pBdr/>
+        <w:spacing w:after="0" w:before="165"/>
+        <w:ind/>
         <w:rPr>
           <w:rFonts w:ascii="Arial" w:hAnsi="Arial"/>
           <w:b/>
           <w:sz w:val="24"/>
         </w:rPr>
+      </w:pPr>
+      <w:r>
+        <w:rPr>
+          <w:rFonts w:ascii="Arial" w:hAnsi="Arial"/>
+          <w:b/>
+          <w:sz w:val="24"/>
+        </w:rPr>
+      </w:r>
+      <w:r>
+        <w:rPr>
+          <w:rFonts w:ascii="Arial" w:hAnsi="Arial"/>
+          <w:b/>
+          <w:sz w:val="24"/>
+        </w:rPr>
+      </w:r>
+      <w:r>
+        <w:rPr>
+          <w:rFonts w:ascii="Arial" w:hAnsi="Arial"/>
+          <w:b/>
+          <w:sz w:val="24"/>
+        </w:rPr>
       </w:r>
     </w:p>
     <w:p>
       <w:pPr>
-        <w:pStyle w:val="680"/>
+        <w:pStyle w:val="899"/>
         <w:pBdr/>
         <w:spacing w:after="0" w:before="1"/>
         <w:ind w:right="0" w:firstLine="0" w:left="627"/>
@@ -6491,26 +7018,26 @@
           <w:sz w:val="24"/>
         </w:rPr>
       </w:r>
-    </w:p>
-    <w:p>
-      <w:pPr>
-        <w:pStyle w:val="686"/>
-        <w:pBdr/>
-        <w:spacing/>
-        <w:ind/>
+      <w:r>
         <w:rPr>
           <w:rFonts w:ascii="Arial" w:hAnsi="Arial"/>
           <w:b/>
           <w:sz w:val="24"/>
         </w:rPr>
-      </w:pPr>
-      <w:r>
+      </w:r>
+    </w:p>
+    <w:p>
+      <w:pPr>
+        <w:pStyle w:val="905"/>
+        <w:pBdr/>
+        <w:spacing/>
+        <w:ind/>
         <w:rPr>
           <w:rFonts w:ascii="Arial" w:hAnsi="Arial"/>
           <w:b/>
           <w:sz w:val="24"/>
         </w:rPr>
-      </w:r>
+      </w:pPr>
       <w:r>
         <w:rPr>
           <w:rFonts w:ascii="Arial" w:hAnsi="Arial"/>
@@ -6518,19 +7045,13 @@
           <w:sz w:val="24"/>
         </w:rPr>
       </w:r>
-    </w:p>
-    <w:p>
-      <w:pPr>
-        <w:pStyle w:val="686"/>
-        <w:pBdr/>
-        <w:spacing w:after="0" w:before="165"/>
-        <w:ind/>
+      <w:r>
         <w:rPr>
           <w:rFonts w:ascii="Arial" w:hAnsi="Arial"/>
           <w:b/>
           <w:sz w:val="24"/>
         </w:rPr>
-      </w:pPr>
+      </w:r>
       <w:r>
         <w:rPr>
           <w:rFonts w:ascii="Arial" w:hAnsi="Arial"/>
@@ -6538,17 +7059,44 @@
           <w:sz w:val="24"/>
         </w:rPr>
       </w:r>
-      <w:r>
+    </w:p>
+    <w:p>
+      <w:pPr>
+        <w:pStyle w:val="905"/>
+        <w:pBdr/>
+        <w:spacing w:after="0" w:before="165"/>
+        <w:ind/>
         <w:rPr>
           <w:rFonts w:ascii="Arial" w:hAnsi="Arial"/>
           <w:b/>
           <w:sz w:val="24"/>
         </w:rPr>
+      </w:pPr>
+      <w:r>
+        <w:rPr>
+          <w:rFonts w:ascii="Arial" w:hAnsi="Arial"/>
+          <w:b/>
+          <w:sz w:val="24"/>
+        </w:rPr>
+      </w:r>
+      <w:r>
+        <w:rPr>
+          <w:rFonts w:ascii="Arial" w:hAnsi="Arial"/>
+          <w:b/>
+          <w:sz w:val="24"/>
+        </w:rPr>
+      </w:r>
+      <w:r>
+        <w:rPr>
+          <w:rFonts w:ascii="Arial" w:hAnsi="Arial"/>
+          <w:b/>
+          <w:sz w:val="24"/>
+        </w:rPr>
       </w:r>
     </w:p>
     <w:p>
       <w:pPr>
-        <w:pStyle w:val="680"/>
+        <w:pStyle w:val="899"/>
         <w:pBdr/>
         <w:tabs>
           <w:tab w:val="clear" w:leader="none" w:pos="720"/>
@@ -6613,26 +7161,26 @@
           <w:sz w:val="24"/>
         </w:rPr>
       </w:r>
-    </w:p>
-    <w:p>
-      <w:pPr>
-        <w:pStyle w:val="686"/>
-        <w:pBdr/>
-        <w:spacing/>
-        <w:ind/>
+      <w:r>
         <w:rPr>
           <w:rFonts w:ascii="Arial" w:hAnsi="Arial"/>
           <w:b/>
           <w:sz w:val="24"/>
         </w:rPr>
-      </w:pPr>
-      <w:r>
+      </w:r>
+    </w:p>
+    <w:p>
+      <w:pPr>
+        <w:pStyle w:val="905"/>
+        <w:pBdr/>
+        <w:spacing/>
+        <w:ind/>
         <w:rPr>
           <w:rFonts w:ascii="Arial" w:hAnsi="Arial"/>
           <w:b/>
           <w:sz w:val="24"/>
         </w:rPr>
-      </w:r>
+      </w:pPr>
       <w:r>
         <w:rPr>
           <w:rFonts w:ascii="Arial" w:hAnsi="Arial"/>
@@ -6640,19 +7188,13 @@
           <w:sz w:val="24"/>
         </w:rPr>
       </w:r>
-    </w:p>
-    <w:p>
-      <w:pPr>
-        <w:pStyle w:val="686"/>
-        <w:pBdr/>
-        <w:spacing/>
-        <w:ind/>
+      <w:r>
         <w:rPr>
           <w:rFonts w:ascii="Arial" w:hAnsi="Arial"/>
           <w:b/>
           <w:sz w:val="24"/>
         </w:rPr>
-      </w:pPr>
+      </w:r>
       <w:r>
         <w:rPr>
           <w:rFonts w:ascii="Arial" w:hAnsi="Arial"/>
@@ -6660,26 +7202,26 @@
           <w:sz w:val="24"/>
         </w:rPr>
       </w:r>
-      <w:r>
+    </w:p>
+    <w:p>
+      <w:pPr>
+        <w:pStyle w:val="905"/>
+        <w:pBdr/>
+        <w:spacing/>
+        <w:ind/>
         <w:rPr>
           <w:rFonts w:ascii="Arial" w:hAnsi="Arial"/>
           <w:b/>
           <w:sz w:val="24"/>
         </w:rPr>
-      </w:r>
-    </w:p>
-    <w:p>
-      <w:pPr>
-        <w:pStyle w:val="686"/>
-        <w:pBdr/>
-        <w:spacing w:after="0" w:before="93"/>
-        <w:ind/>
+      </w:pPr>
+      <w:r>
         <w:rPr>
           <w:rFonts w:ascii="Arial" w:hAnsi="Arial"/>
           <w:b/>
           <w:sz w:val="24"/>
         </w:rPr>
-      </w:pPr>
+      </w:r>
       <w:r>
         <w:rPr>
           <w:rFonts w:ascii="Arial" w:hAnsi="Arial"/>
@@ -6697,7 +7239,41 @@
     </w:p>
     <w:p>
       <w:pPr>
-        <w:pStyle w:val="682"/>
+        <w:pStyle w:val="905"/>
+        <w:pBdr/>
+        <w:spacing w:after="0" w:before="93"/>
+        <w:ind/>
+        <w:rPr>
+          <w:rFonts w:ascii="Arial" w:hAnsi="Arial"/>
+          <w:b/>
+          <w:sz w:val="24"/>
+        </w:rPr>
+      </w:pPr>
+      <w:r>
+        <w:rPr>
+          <w:rFonts w:ascii="Arial" w:hAnsi="Arial"/>
+          <w:b/>
+          <w:sz w:val="24"/>
+        </w:rPr>
+      </w:r>
+      <w:r>
+        <w:rPr>
+          <w:rFonts w:ascii="Arial" w:hAnsi="Arial"/>
+          <w:b/>
+          <w:sz w:val="24"/>
+        </w:rPr>
+      </w:r>
+      <w:r>
+        <w:rPr>
+          <w:rFonts w:ascii="Arial" w:hAnsi="Arial"/>
+          <w:b/>
+          <w:sz w:val="24"/>
+        </w:rPr>
+      </w:r>
+    </w:p>
+    <w:p>
+      <w:pPr>
+        <w:pStyle w:val="901"/>
         <w:numPr>
           <w:ilvl w:val="0"/>
           <w:numId w:val="5"/>
@@ -6765,10 +7341,15 @@
           <w:rFonts w:ascii="Arial" w:hAnsi="Arial"/>
         </w:rPr>
       </w:r>
+      <w:r>
+        <w:rPr>
+          <w:rFonts w:ascii="Arial" w:hAnsi="Arial"/>
+        </w:rPr>
+      </w:r>
     </w:p>
     <w:p>
       <w:pPr>
-        <w:pStyle w:val="686"/>
+        <w:pStyle w:val="905"/>
         <w:pBdr/>
         <w:spacing w:after="0" w:before="63"/>
         <w:ind/>
@@ -6792,10 +7373,17 @@
           <w:sz w:val="32"/>
         </w:rPr>
       </w:r>
+      <w:r>
+        <w:rPr>
+          <w:rFonts w:ascii="Arial" w:hAnsi="Arial"/>
+          <w:b/>
+          <w:sz w:val="32"/>
+        </w:rPr>
+      </w:r>
     </w:p>
     <w:p>
       <w:pPr>
-        <w:pStyle w:val="686"/>
+        <w:pStyle w:val="905"/>
         <w:pBdr/>
         <w:spacing w:after="0" w:before="1"/>
         <w:ind w:right="0" w:left="383"/>
@@ -6902,7 +7490,7 @@
     </w:p>
     <w:p>
       <w:pPr>
-        <w:pStyle w:val="686"/>
+        <w:pStyle w:val="905"/>
         <w:pBdr/>
         <w:spacing w:after="1" w:before="2"/>
         <w:ind/>
@@ -6910,6 +7498,11 @@
           <w:sz w:val="18"/>
         </w:rPr>
       </w:pPr>
+      <w:r>
+        <w:rPr>
+          <w:sz w:val="18"/>
+        </w:rPr>
+      </w:r>
       <w:r>
         <w:rPr>
           <w:sz w:val="18"/>
@@ -6958,7 +7551,7 @@
           </w:tcPr>
           <w:p>
             <w:pPr>
-              <w:pStyle w:val="691"/>
+              <w:pStyle w:val="910"/>
               <w:pBdr/>
               <w:spacing w:after="0" w:before="157"/>
               <w:ind w:right="0" w:left="76"/>
@@ -6974,6 +7567,12 @@
                 <w:sz w:val="19"/>
               </w:rPr>
               <w:t xml:space="preserve">Operation</w:t>
+            </w:r>
+            <w:r>
+              <w:rPr>
+                <w:b/>
+                <w:sz w:val="19"/>
+              </w:rPr>
             </w:r>
             <w:r>
               <w:rPr>
@@ -6996,7 +7595,7 @@
           </w:tcPr>
           <w:p>
             <w:pPr>
-              <w:pStyle w:val="691"/>
+              <w:pStyle w:val="910"/>
               <w:pBdr/>
               <w:spacing w:after="0" w:before="157"/>
               <w:ind w:right="0" w:left="71"/>
@@ -7027,6 +7626,12 @@
                 <w:sz w:val="19"/>
               </w:rPr>
               <w:t xml:space="preserve">return</w:t>
+            </w:r>
+            <w:r>
+              <w:rPr>
+                <w:b/>
+                <w:sz w:val="19"/>
+              </w:rPr>
             </w:r>
             <w:r>
               <w:rPr>
@@ -7049,7 +7654,7 @@
           </w:tcPr>
           <w:p>
             <w:pPr>
-              <w:pStyle w:val="691"/>
+              <w:pStyle w:val="910"/>
               <w:pBdr/>
               <w:spacing w:after="0" w:before="157"/>
               <w:ind w:right="0" w:left="71"/>
@@ -7110,6 +7715,12 @@
                 <w:sz w:val="19"/>
               </w:rPr>
               <w:t xml:space="preserve">tail</w:t>
+            </w:r>
+            <w:r>
+              <w:rPr>
+                <w:b/>
+                <w:sz w:val="19"/>
+              </w:rPr>
             </w:r>
             <w:r>
               <w:rPr>
@@ -7132,7 +7743,7 @@
           </w:tcPr>
           <w:p>
             <w:pPr>
-              <w:pStyle w:val="691"/>
+              <w:pStyle w:val="910"/>
               <w:pBdr/>
               <w:spacing w:after="0" w:before="157"/>
               <w:ind w:right="0" w:left="76"/>
@@ -7148,6 +7759,12 @@
                 <w:sz w:val="19"/>
               </w:rPr>
               <w:t xml:space="preserve">tail</w:t>
+            </w:r>
+            <w:r>
+              <w:rPr>
+                <w:b/>
+                <w:sz w:val="19"/>
+              </w:rPr>
             </w:r>
             <w:r>
               <w:rPr>
@@ -7174,7 +7791,7 @@
           </w:tcPr>
           <w:p>
             <w:pPr>
-              <w:pStyle w:val="691"/>
+              <w:pStyle w:val="910"/>
               <w:pBdr/>
               <w:spacing w:after="0" w:before="157"/>
               <w:ind w:right="0" w:left="76"/>
@@ -7190,6 +7807,12 @@
                 <w:sz w:val="19"/>
               </w:rPr>
               <w:t xml:space="preserve">enqueue("A")</w:t>
+            </w:r>
+            <w:r>
+              <w:rPr>
+                <w:rFonts w:ascii="Arial MT" w:hAnsi="Arial MT"/>
+                <w:sz w:val="19"/>
+              </w:rPr>
             </w:r>
             <w:r>
               <w:rPr>
@@ -7211,7 +7834,7 @@
           </w:tcPr>
           <w:p>
             <w:pPr>
-              <w:pStyle w:val="691"/>
+              <w:pStyle w:val="910"/>
               <w:pBdr/>
               <w:spacing/>
               <w:ind/>
@@ -7226,6 +7849,12 @@
                 <w:sz w:val="20"/>
               </w:rPr>
               <w:t xml:space="preserve">None</w:t>
+            </w:r>
+            <w:r>
+              <w:rPr>
+                <w:rFonts w:ascii="DejaVu Sans" w:hAnsi="DejaVu Sans"/>
+                <w:sz w:val="20"/>
+              </w:rPr>
             </w:r>
             <w:r>
               <w:rPr>
@@ -7247,7 +7876,7 @@
           </w:tcPr>
           <w:p>
             <w:pPr>
-              <w:pStyle w:val="691"/>
+              <w:pStyle w:val="910"/>
               <w:pBdr/>
               <w:spacing/>
               <w:ind/>
@@ -7262,6 +7891,12 @@
                 <w:sz w:val="20"/>
               </w:rPr>
               <w:t xml:space="preserve">[“A”]</w:t>
+            </w:r>
+            <w:r>
+              <w:rPr>
+                <w:rFonts w:ascii="DejaVu Sans" w:hAnsi="DejaVu Sans"/>
+                <w:sz w:val="20"/>
+              </w:rPr>
             </w:r>
             <w:r>
               <w:rPr>
@@ -7283,7 +7918,7 @@
           </w:tcPr>
           <w:p>
             <w:pPr>
-              <w:pStyle w:val="691"/>
+              <w:pStyle w:val="910"/>
               <w:pBdr/>
               <w:spacing/>
               <w:ind/>
@@ -7305,6 +7940,12 @@
                 <w:sz w:val="20"/>
               </w:rPr>
               <w:t xml:space="preserve">A”</w:t>
+            </w:r>
+            <w:r>
+              <w:rPr>
+                <w:rFonts w:ascii="DejaVu Sans" w:hAnsi="DejaVu Sans"/>
+                <w:sz w:val="20"/>
+              </w:rPr>
             </w:r>
             <w:r>
               <w:rPr>
@@ -7331,7 +7972,7 @@
           </w:tcPr>
           <w:p>
             <w:pPr>
-              <w:pStyle w:val="691"/>
+              <w:pStyle w:val="910"/>
               <w:pBdr/>
               <w:spacing w:after="0" w:before="152"/>
               <w:ind w:right="0" w:left="76"/>
@@ -7347,6 +7988,12 @@
                 <w:sz w:val="19"/>
               </w:rPr>
               <w:t xml:space="preserve">enqueue("B")</w:t>
+            </w:r>
+            <w:r>
+              <w:rPr>
+                <w:rFonts w:ascii="Arial MT" w:hAnsi="Arial MT"/>
+                <w:sz w:val="19"/>
+              </w:rPr>
             </w:r>
             <w:r>
               <w:rPr>
@@ -7368,7 +8015,7 @@
           </w:tcPr>
           <w:p>
             <w:pPr>
-              <w:pStyle w:val="691"/>
+              <w:pStyle w:val="910"/>
               <w:pBdr/>
               <w:spacing/>
               <w:ind/>
@@ -7383,6 +8030,12 @@
                 <w:sz w:val="20"/>
               </w:rPr>
               <w:t xml:space="preserve">None</w:t>
+            </w:r>
+            <w:r>
+              <w:rPr>
+                <w:rFonts w:ascii="DejaVu Sans" w:hAnsi="DejaVu Sans"/>
+                <w:sz w:val="20"/>
+              </w:rPr>
             </w:r>
             <w:r>
               <w:rPr>
@@ -7404,7 +8057,7 @@
           </w:tcPr>
           <w:p>
             <w:pPr>
-              <w:pStyle w:val="691"/>
+              <w:pStyle w:val="910"/>
               <w:pBdr/>
               <w:spacing/>
               <w:ind/>
@@ -7419,6 +8072,12 @@
                 <w:sz w:val="20"/>
               </w:rPr>
               <w:t xml:space="preserve">[“A”, “B”]</w:t>
+            </w:r>
+            <w:r>
+              <w:rPr>
+                <w:rFonts w:ascii="DejaVu Sans" w:hAnsi="DejaVu Sans"/>
+                <w:sz w:val="20"/>
+              </w:rPr>
             </w:r>
             <w:r>
               <w:rPr>
@@ -7440,7 +8099,7 @@
           </w:tcPr>
           <w:p>
             <w:pPr>
-              <w:pStyle w:val="691"/>
+              <w:pStyle w:val="910"/>
               <w:pBdr/>
               <w:spacing/>
               <w:ind/>
@@ -7462,6 +8121,12 @@
                 <w:sz w:val="20"/>
               </w:rPr>
               <w:t xml:space="preserve">B”</w:t>
+            </w:r>
+            <w:r>
+              <w:rPr>
+                <w:rFonts w:ascii="DejaVu Sans" w:hAnsi="DejaVu Sans"/>
+                <w:sz w:val="20"/>
+              </w:rPr>
             </w:r>
             <w:r>
               <w:rPr>
@@ -7488,7 +8153,7 @@
           </w:tcPr>
           <w:p>
             <w:pPr>
-              <w:pStyle w:val="691"/>
+              <w:pStyle w:val="910"/>
               <w:pBdr/>
               <w:spacing w:after="0" w:before="152"/>
               <w:ind w:right="0" w:left="76"/>
@@ -7504,6 +8169,12 @@
                 <w:sz w:val="19"/>
               </w:rPr>
               <w:t xml:space="preserve">dequeue()</w:t>
+            </w:r>
+            <w:r>
+              <w:rPr>
+                <w:rFonts w:ascii="Arial MT" w:hAnsi="Arial MT"/>
+                <w:sz w:val="19"/>
+              </w:rPr>
             </w:r>
             <w:r>
               <w:rPr>
@@ -7525,7 +8196,7 @@
           </w:tcPr>
           <w:p>
             <w:pPr>
-              <w:pStyle w:val="691"/>
+              <w:pStyle w:val="910"/>
               <w:pBdr/>
               <w:spacing/>
               <w:ind/>
@@ -7547,6 +8218,12 @@
                 <w:sz w:val="20"/>
               </w:rPr>
               <w:t xml:space="preserve">A”</w:t>
+            </w:r>
+            <w:r>
+              <w:rPr>
+                <w:rFonts w:ascii="DejaVu Sans" w:hAnsi="DejaVu Sans"/>
+                <w:sz w:val="20"/>
+              </w:rPr>
             </w:r>
             <w:r>
               <w:rPr>
@@ -7568,7 +8245,7 @@
           </w:tcPr>
           <w:p>
             <w:pPr>
-              <w:pStyle w:val="691"/>
+              <w:pStyle w:val="910"/>
               <w:pBdr/>
               <w:spacing/>
               <w:ind/>
@@ -7583,6 +8260,12 @@
                 <w:sz w:val="20"/>
               </w:rPr>
               <w:t xml:space="preserve">[“B”]</w:t>
+            </w:r>
+            <w:r>
+              <w:rPr>
+                <w:rFonts w:ascii="DejaVu Sans" w:hAnsi="DejaVu Sans"/>
+                <w:sz w:val="20"/>
+              </w:rPr>
             </w:r>
             <w:r>
               <w:rPr>
@@ -7604,7 +8287,7 @@
           </w:tcPr>
           <w:p>
             <w:pPr>
-              <w:pStyle w:val="691"/>
+              <w:pStyle w:val="910"/>
               <w:pBdr/>
               <w:spacing/>
               <w:ind/>
@@ -7626,6 +8309,12 @@
                 <w:sz w:val="20"/>
               </w:rPr>
               <w:t xml:space="preserve">B”</w:t>
+            </w:r>
+            <w:r>
+              <w:rPr>
+                <w:rFonts w:ascii="DejaVu Sans" w:hAnsi="DejaVu Sans"/>
+                <w:sz w:val="20"/>
+              </w:rPr>
             </w:r>
             <w:r>
               <w:rPr>
@@ -7652,7 +8341,7 @@
           </w:tcPr>
           <w:p>
             <w:pPr>
-              <w:pStyle w:val="691"/>
+              <w:pStyle w:val="910"/>
               <w:pBdr/>
               <w:spacing w:after="0" w:before="157"/>
               <w:ind w:right="0" w:left="76"/>
@@ -7668,6 +8357,12 @@
                 <w:sz w:val="19"/>
               </w:rPr>
               <w:t xml:space="preserve">enqueue("C")</w:t>
+            </w:r>
+            <w:r>
+              <w:rPr>
+                <w:rFonts w:ascii="Arial MT" w:hAnsi="Arial MT"/>
+                <w:sz w:val="19"/>
+              </w:rPr>
             </w:r>
             <w:r>
               <w:rPr>
@@ -7689,7 +8384,7 @@
           </w:tcPr>
           <w:p>
             <w:pPr>
-              <w:pStyle w:val="691"/>
+              <w:pStyle w:val="910"/>
               <w:pBdr/>
               <w:spacing/>
               <w:ind/>
@@ -7704,6 +8399,12 @@
                 <w:sz w:val="20"/>
               </w:rPr>
               <w:t xml:space="preserve">None</w:t>
+            </w:r>
+            <w:r>
+              <w:rPr>
+                <w:rFonts w:ascii="DejaVu Sans" w:hAnsi="DejaVu Sans"/>
+                <w:sz w:val="20"/>
+              </w:rPr>
             </w:r>
             <w:r>
               <w:rPr>
@@ -7725,7 +8426,7 @@
           </w:tcPr>
           <w:p>
             <w:pPr>
-              <w:pStyle w:val="691"/>
+              <w:pStyle w:val="910"/>
               <w:pBdr/>
               <w:spacing/>
               <w:ind/>
@@ -7740,6 +8441,12 @@
                 <w:sz w:val="20"/>
               </w:rPr>
               <w:t xml:space="preserve">[“B”, “C”]</w:t>
+            </w:r>
+            <w:r>
+              <w:rPr>
+                <w:rFonts w:ascii="DejaVu Sans" w:hAnsi="DejaVu Sans"/>
+                <w:sz w:val="20"/>
+              </w:rPr>
             </w:r>
             <w:r>
               <w:rPr>
@@ -7761,7 +8468,7 @@
           </w:tcPr>
           <w:p>
             <w:pPr>
-              <w:pStyle w:val="691"/>
+              <w:pStyle w:val="910"/>
               <w:pBdr/>
               <w:spacing/>
               <w:ind/>
@@ -7783,6 +8490,12 @@
                 <w:sz w:val="20"/>
               </w:rPr>
               <w:t xml:space="preserve">C”</w:t>
+            </w:r>
+            <w:r>
+              <w:rPr>
+                <w:rFonts w:ascii="DejaVu Sans" w:hAnsi="DejaVu Sans"/>
+                <w:sz w:val="20"/>
+              </w:rPr>
             </w:r>
             <w:r>
               <w:rPr>
@@ -7809,7 +8522,7 @@
           </w:tcPr>
           <w:p>
             <w:pPr>
-              <w:pStyle w:val="691"/>
+              <w:pStyle w:val="910"/>
               <w:pBdr/>
               <w:spacing w:after="0" w:before="157"/>
               <w:ind w:right="0" w:left="76"/>
@@ -7825,6 +8538,12 @@
                 <w:sz w:val="19"/>
               </w:rPr>
               <w:t xml:space="preserve">peek()</w:t>
+            </w:r>
+            <w:r>
+              <w:rPr>
+                <w:rFonts w:ascii="Arial MT" w:hAnsi="Arial MT"/>
+                <w:sz w:val="19"/>
+              </w:rPr>
             </w:r>
             <w:r>
               <w:rPr>
@@ -7846,7 +8565,7 @@
           </w:tcPr>
           <w:p>
             <w:pPr>
-              <w:pStyle w:val="691"/>
+              <w:pStyle w:val="910"/>
               <w:pBdr/>
               <w:spacing/>
               <w:ind/>
@@ -7868,6 +8587,12 @@
                 <w:sz w:val="20"/>
               </w:rPr>
               <w:t xml:space="preserve">B”</w:t>
+            </w:r>
+            <w:r>
+              <w:rPr>
+                <w:rFonts w:ascii="DejaVu Sans" w:hAnsi="DejaVu Sans"/>
+                <w:sz w:val="20"/>
+              </w:rPr>
             </w:r>
             <w:r>
               <w:rPr>
@@ -7889,7 +8614,7 @@
           </w:tcPr>
           <w:p>
             <w:pPr>
-              <w:pStyle w:val="691"/>
+              <w:pStyle w:val="910"/>
               <w:pBdr/>
               <w:spacing/>
               <w:ind/>
@@ -7904,6 +8629,12 @@
                 <w:sz w:val="20"/>
               </w:rPr>
               <w:t xml:space="preserve">[“B”, “C”]</w:t>
+            </w:r>
+            <w:r>
+              <w:rPr>
+                <w:rFonts w:ascii="DejaVu Sans" w:hAnsi="DejaVu Sans"/>
+                <w:sz w:val="20"/>
+              </w:rPr>
             </w:r>
             <w:r>
               <w:rPr>
@@ -7925,7 +8656,7 @@
           </w:tcPr>
           <w:p>
             <w:pPr>
-              <w:pStyle w:val="691"/>
+              <w:pStyle w:val="910"/>
               <w:pBdr/>
               <w:spacing/>
               <w:ind/>
@@ -7947,6 +8678,12 @@
                 <w:sz w:val="20"/>
               </w:rPr>
               <w:t xml:space="preserve">C”</w:t>
+            </w:r>
+            <w:r>
+              <w:rPr>
+                <w:rFonts w:ascii="DejaVu Sans" w:hAnsi="DejaVu Sans"/>
+                <w:sz w:val="20"/>
+              </w:rPr>
             </w:r>
             <w:r>
               <w:rPr>
@@ -7960,7 +8697,7 @@
     </w:tbl>
     <w:p>
       <w:pPr>
-        <w:pStyle w:val="686"/>
+        <w:pStyle w:val="905"/>
         <w:pBdr/>
         <w:spacing w:after="0" w:before="184"/>
         <w:ind/>
@@ -7971,7 +8708,7 @@
     </w:p>
     <w:p>
       <w:pPr>
-        <w:pStyle w:val="682"/>
+        <w:pStyle w:val="901"/>
         <w:numPr>
           <w:ilvl w:val="0"/>
           <w:numId w:val="5"/>
@@ -8023,7 +8760,7 @@
     </w:p>
     <w:p>
       <w:pPr>
-        <w:pStyle w:val="686"/>
+        <w:pStyle w:val="905"/>
         <w:pBdr/>
         <w:spacing w:after="0" w:before="58"/>
         <w:ind/>
@@ -8047,10 +8784,17 @@
           <w:sz w:val="32"/>
         </w:rPr>
       </w:r>
+      <w:r>
+        <w:rPr>
+          <w:rFonts w:ascii="Cambria" w:hAnsi="Cambria"/>
+          <w:b/>
+          <w:sz w:val="32"/>
+        </w:rPr>
+      </w:r>
     </w:p>
     <w:p>
       <w:pPr>
-        <w:pStyle w:val="686"/>
+        <w:pStyle w:val="905"/>
         <w:pBdr/>
         <w:spacing w:line="334" w:lineRule="auto"/>
         <w:ind w:right="379" w:left="383"/>
@@ -8199,7 +8943,7 @@
     </w:p>
     <w:p>
       <w:pPr>
-        <w:pStyle w:val="686"/>
+        <w:pStyle w:val="905"/>
         <w:pBdr/>
         <w:spacing w:after="0" w:before="164" w:line="334" w:lineRule="auto"/>
         <w:ind w:right="377" w:left="383"/>
@@ -8345,7 +9089,7 @@
     </w:p>
     <w:p>
       <w:pPr>
-        <w:pStyle w:val="686"/>
+        <w:pStyle w:val="905"/>
         <w:pBdr/>
         <w:spacing w:after="0" w:before="159"/>
         <w:ind w:right="0" w:left="383"/>
@@ -8452,7 +9196,7 @@
     </w:p>
     <w:p>
       <w:pPr>
-        <w:pStyle w:val="686"/>
+        <w:pStyle w:val="905"/>
         <w:pBdr/>
         <w:spacing w:after="0" w:before="192"/>
         <w:ind/>
@@ -8463,7 +9207,7 @@
     </w:p>
     <w:p>
       <w:pPr>
-        <w:pStyle w:val="682"/>
+        <w:pStyle w:val="901"/>
         <w:numPr>
           <w:ilvl w:val="0"/>
           <w:numId w:val="5"/>
@@ -8512,7 +9256,7 @@
     </w:p>
     <w:p>
       <w:pPr>
-        <w:pStyle w:val="686"/>
+        <w:pStyle w:val="905"/>
         <w:pBdr/>
         <w:spacing w:after="0" w:before="57"/>
         <w:ind/>
@@ -8536,10 +9280,17 @@
           <w:sz w:val="32"/>
         </w:rPr>
       </w:r>
+      <w:r>
+        <w:rPr>
+          <w:rFonts w:ascii="Cambria" w:hAnsi="Cambria"/>
+          <w:b/>
+          <w:sz w:val="32"/>
+        </w:rPr>
+      </w:r>
     </w:p>
     <w:p>
       <w:pPr>
-        <w:pStyle w:val="686"/>
+        <w:pStyle w:val="905"/>
         <w:pBdr/>
         <w:spacing w:after="0" w:before="0" w:line="334" w:lineRule="auto"/>
         <w:ind w:right="377" w:left="383"/>
@@ -8705,7 +9456,7 @@
     </w:p>
     <w:p>
       <w:pPr>
-        <w:pStyle w:val="690"/>
+        <w:pStyle w:val="909"/>
         <w:numPr>
           <w:ilvl w:val="0"/>
           <w:numId w:val="7"/>
@@ -8876,10 +9627,15 @@
           <w:sz w:val="24"/>
         </w:rPr>
       </w:r>
+      <w:r>
+        <w:rPr>
+          <w:sz w:val="24"/>
+        </w:rPr>
+      </w:r>
     </w:p>
     <w:p>
       <w:pPr>
-        <w:pStyle w:val="686"/>
+        <w:pStyle w:val="905"/>
         <w:pBdr/>
         <w:spacing w:after="0" w:before="80"/>
         <w:ind/>
@@ -8887,6 +9643,11 @@
           <w:sz w:val="24"/>
         </w:rPr>
       </w:pPr>
+      <w:r>
+        <w:rPr>
+          <w:sz w:val="24"/>
+        </w:rPr>
+      </w:r>
       <w:r>
         <w:rPr>
           <w:sz w:val="24"/>
@@ -8900,7 +9661,7 @@
     </w:p>
     <w:p>
       <w:pPr>
-        <w:pStyle w:val="682"/>
+        <w:pStyle w:val="901"/>
         <w:numPr>
           <w:ilvl w:val="0"/>
           <w:numId w:val="4"/>
@@ -8943,7 +9704,7 @@
     </w:p>
     <w:p>
       <w:pPr>
-        <w:pStyle w:val="686"/>
+        <w:pStyle w:val="905"/>
         <w:pBdr/>
         <w:spacing w:after="0" w:before="57"/>
         <w:ind/>
@@ -8967,10 +9728,17 @@
           <w:sz w:val="32"/>
         </w:rPr>
       </w:r>
+      <w:r>
+        <w:rPr>
+          <w:rFonts w:ascii="Cambria" w:hAnsi="Cambria"/>
+          <w:b/>
+          <w:sz w:val="32"/>
+        </w:rPr>
+      </w:r>
     </w:p>
     <w:p>
       <w:pPr>
-        <w:pStyle w:val="686"/>
+        <w:pStyle w:val="905"/>
         <w:pBdr/>
         <w:spacing w:after="0" w:before="1" w:line="334" w:lineRule="auto"/>
         <w:ind w:right="374" w:left="383"/>
@@ -8984,7 +9752,7 @@
     </w:p>
     <w:p>
       <w:pPr>
-        <w:pStyle w:val="686"/>
+        <w:pStyle w:val="905"/>
         <w:pBdr/>
         <w:spacing w:after="0" w:before="7"/>
         <w:ind/>
@@ -8992,6 +9760,11 @@
           <w:sz w:val="9"/>
         </w:rPr>
       </w:pPr>
+      <w:r>
+        <w:rPr>
+          <w:sz w:val="9"/>
+        </w:rPr>
+      </w:r>
       <w:r>
         <w:rPr>
           <w:sz w:val="9"/>
@@ -9039,7 +9812,7 @@
           </w:tcPr>
           <w:p>
             <w:pPr>
-              <w:pStyle w:val="691"/>
+              <w:pStyle w:val="910"/>
               <w:pBdr/>
               <w:spacing w:after="0" w:before="150"/>
               <w:ind w:right="0" w:left="76"/>
@@ -9057,6 +9830,13 @@
                 <w:sz w:val="19"/>
               </w:rPr>
               <w:t xml:space="preserve">Stage</w:t>
+            </w:r>
+            <w:r>
+              <w:rPr>
+                <w:rFonts w:ascii="Calibri" w:hAnsi="Calibri"/>
+                <w:b/>
+                <w:sz w:val="19"/>
+              </w:rPr>
             </w:r>
             <w:r>
               <w:rPr>
@@ -9080,7 +9860,7 @@
           </w:tcPr>
           <w:p>
             <w:pPr>
-              <w:pStyle w:val="691"/>
+              <w:pStyle w:val="910"/>
               <w:pBdr/>
               <w:spacing w:after="0" w:before="150"/>
               <w:ind w:right="0" w:left="76"/>
@@ -9149,6 +9929,13 @@
                 <w:sz w:val="19"/>
               </w:rPr>
               <w:t xml:space="preserve">rear</w:t>
+            </w:r>
+            <w:r>
+              <w:rPr>
+                <w:rFonts w:ascii="Calibri" w:hAnsi="Calibri"/>
+                <w:b/>
+                <w:sz w:val="19"/>
+              </w:rPr>
             </w:r>
             <w:r>
               <w:rPr>
@@ -9172,7 +9959,7 @@
           </w:tcPr>
           <w:p>
             <w:pPr>
-              <w:pStyle w:val="691"/>
+              <w:pStyle w:val="910"/>
               <w:pBdr/>
               <w:spacing w:after="0" w:before="150"/>
               <w:ind w:right="0" w:left="76"/>
@@ -9207,6 +9994,13 @@
                 <w:sz w:val="19"/>
               </w:rPr>
               <w:t xml:space="preserve">structure</w:t>
+            </w:r>
+            <w:r>
+              <w:rPr>
+                <w:rFonts w:ascii="Calibri" w:hAnsi="Calibri"/>
+                <w:b/>
+                <w:sz w:val="19"/>
+              </w:rPr>
             </w:r>
             <w:r>
               <w:rPr>
@@ -9234,7 +10028,7 @@
           </w:tcPr>
           <w:p>
             <w:pPr>
-              <w:pStyle w:val="691"/>
+              <w:pStyle w:val="910"/>
               <w:pBdr/>
               <w:spacing w:after="0" w:before="150"/>
               <w:ind w:right="0" w:left="76"/>
@@ -9250,6 +10044,12 @@
                 <w:sz w:val="19"/>
               </w:rPr>
               <w:t xml:space="preserve">Start</w:t>
+            </w:r>
+            <w:r>
+              <w:rPr>
+                <w:rFonts w:ascii="Calibri" w:hAnsi="Calibri"/>
+                <w:sz w:val="19"/>
+              </w:rPr>
             </w:r>
             <w:r>
               <w:rPr>
@@ -9271,7 +10071,7 @@
           </w:tcPr>
           <w:p>
             <w:pPr>
-              <w:pStyle w:val="691"/>
+              <w:pStyle w:val="910"/>
               <w:pBdr/>
               <w:spacing w:after="0" w:before="150"/>
               <w:ind w:right="0" w:left="76"/>
@@ -9323,6 +10123,13 @@
                 <w:szCs w:val="22"/>
               </w:rPr>
               <w:t xml:space="preserve">C</w:t>
+            </w:r>
+            <w:r>
+              <w:rPr>
+                <w:rFonts w:ascii="DejaVu Sans" w:hAnsi="DejaVu Sans"/>
+                <w:sz w:val="22"/>
+                <w:szCs w:val="22"/>
+              </w:rPr>
             </w:r>
             <w:r>
               <w:rPr>
@@ -9345,7 +10152,7 @@
           </w:tcPr>
           <w:p>
             <w:pPr>
-              <w:pStyle w:val="691"/>
+              <w:pStyle w:val="910"/>
               <w:pBdr/>
               <w:spacing w:after="0" w:before="150"/>
               <w:ind w:right="0" w:left="76"/>
@@ -9363,6 +10170,13 @@
                 <w:szCs w:val="22"/>
               </w:rPr>
               <w:t xml:space="preserve">empty</w:t>
+            </w:r>
+            <w:r>
+              <w:rPr>
+                <w:rFonts w:ascii="DejaVu Sans" w:hAnsi="DejaVu Sans"/>
+                <w:sz w:val="22"/>
+                <w:szCs w:val="22"/>
+              </w:rPr>
             </w:r>
             <w:r>
               <w:rPr>
@@ -9390,7 +10204,7 @@
           </w:tcPr>
           <w:p>
             <w:pPr>
-              <w:pStyle w:val="691"/>
+              <w:pStyle w:val="910"/>
               <w:pBdr/>
               <w:spacing w:after="0" w:before="150"/>
               <w:ind w:right="0" w:left="76"/>
@@ -9436,6 +10250,12 @@
                 <w:sz w:val="19"/>
               </w:rPr>
               <w:t xml:space="preserve">transfer</w:t>
+            </w:r>
+            <w:r>
+              <w:rPr>
+                <w:rFonts w:ascii="Calibri" w:hAnsi="Calibri"/>
+                <w:sz w:val="19"/>
+              </w:rPr>
             </w:r>
             <w:r>
               <w:rPr>
@@ -9457,7 +10277,7 @@
           </w:tcPr>
           <w:p>
             <w:pPr>
-              <w:pStyle w:val="691"/>
+              <w:pStyle w:val="910"/>
               <w:pBdr/>
               <w:spacing/>
               <w:ind/>
@@ -9474,6 +10294,13 @@
                 <w:szCs w:val="22"/>
               </w:rPr>
               <w:t xml:space="preserve">B, C</w:t>
+            </w:r>
+            <w:r>
+              <w:rPr>
+                <w:rFonts w:ascii="DejaVu Sans" w:hAnsi="DejaVu Sans"/>
+                <w:sz w:val="22"/>
+                <w:szCs w:val="22"/>
+              </w:rPr>
             </w:r>
             <w:r>
               <w:rPr>
@@ -9496,7 +10323,7 @@
           </w:tcPr>
           <w:p>
             <w:pPr>
-              <w:pStyle w:val="691"/>
+              <w:pStyle w:val="910"/>
               <w:pBdr/>
               <w:spacing/>
               <w:ind/>
@@ -9513,6 +10340,13 @@
                 <w:szCs w:val="22"/>
               </w:rPr>
               <w:t xml:space="preserve">A</w:t>
+            </w:r>
+            <w:r>
+              <w:rPr>
+                <w:rFonts w:ascii="DejaVu Sans" w:hAnsi="DejaVu Sans"/>
+                <w:sz w:val="22"/>
+                <w:szCs w:val="22"/>
+              </w:rPr>
             </w:r>
             <w:r>
               <w:rPr>
@@ -9540,7 +10374,7 @@
           </w:tcPr>
           <w:p>
             <w:pPr>
-              <w:pStyle w:val="691"/>
+              <w:pStyle w:val="910"/>
               <w:pBdr/>
               <w:spacing w:after="0" w:before="150"/>
               <w:ind w:right="0" w:left="76"/>
@@ -9616,6 +10450,12 @@
                 <w:sz w:val="19"/>
               </w:rPr>
               <w:t xml:space="preserve">q</w:t>
+            </w:r>
+            <w:r>
+              <w:rPr>
+                <w:rFonts w:ascii="Calibri" w:hAnsi="Calibri"/>
+                <w:sz w:val="19"/>
+              </w:rPr>
             </w:r>
             <w:r>
               <w:rPr>
@@ -9637,7 +10477,7 @@
           </w:tcPr>
           <w:p>
             <w:pPr>
-              <w:pStyle w:val="691"/>
+              <w:pStyle w:val="910"/>
               <w:pBdr/>
               <w:spacing/>
               <w:ind/>
@@ -9654,6 +10494,13 @@
                 <w:szCs w:val="22"/>
               </w:rPr>
               <w:t xml:space="preserve">empty</w:t>
+            </w:r>
+            <w:r>
+              <w:rPr>
+                <w:rFonts w:ascii="DejaVu Sans" w:hAnsi="DejaVu Sans"/>
+                <w:sz w:val="22"/>
+                <w:szCs w:val="22"/>
+              </w:rPr>
             </w:r>
             <w:r>
               <w:rPr>
@@ -9676,7 +10523,7 @@
           </w:tcPr>
           <w:p>
             <w:pPr>
-              <w:pStyle w:val="691"/>
+              <w:pStyle w:val="910"/>
               <w:pBdr/>
               <w:spacing/>
               <w:ind/>
@@ -9693,6 +10540,13 @@
                 <w:szCs w:val="22"/>
               </w:rPr>
               <w:t xml:space="preserve">C, B, A</w:t>
+            </w:r>
+            <w:r>
+              <w:rPr>
+                <w:rFonts w:ascii="DejaVu Sans" w:hAnsi="DejaVu Sans"/>
+                <w:sz w:val="22"/>
+                <w:szCs w:val="22"/>
+              </w:rPr>
             </w:r>
             <w:r>
               <w:rPr>
@@ -9720,7 +10574,7 @@
           </w:tcPr>
           <w:p>
             <w:pPr>
-              <w:pStyle w:val="691"/>
+              <w:pStyle w:val="910"/>
               <w:pBdr/>
               <w:spacing w:after="0" w:before="150"/>
               <w:ind w:right="0" w:left="76"/>
@@ -9781,6 +10635,12 @@
                 <w:sz w:val="19"/>
               </w:rPr>
               <w:t xml:space="preserve">transfer</w:t>
+            </w:r>
+            <w:r>
+              <w:rPr>
+                <w:rFonts w:ascii="Calibri" w:hAnsi="Calibri"/>
+                <w:sz w:val="19"/>
+              </w:rPr>
             </w:r>
             <w:r>
               <w:rPr>
@@ -9802,7 +10662,7 @@
           </w:tcPr>
           <w:p>
             <w:pPr>
-              <w:pStyle w:val="691"/>
+              <w:pStyle w:val="910"/>
               <w:pBdr/>
               <w:spacing/>
               <w:ind/>
@@ -9819,6 +10679,13 @@
                 <w:szCs w:val="22"/>
               </w:rPr>
               <w:t xml:space="preserve">C</w:t>
+            </w:r>
+            <w:r>
+              <w:rPr>
+                <w:rFonts w:ascii="DejaVu Sans" w:hAnsi="DejaVu Sans"/>
+                <w:sz w:val="22"/>
+                <w:szCs w:val="22"/>
+              </w:rPr>
             </w:r>
             <w:r>
               <w:rPr>
@@ -9841,7 +10708,7 @@
           </w:tcPr>
           <w:p>
             <w:pPr>
-              <w:pStyle w:val="691"/>
+              <w:pStyle w:val="910"/>
               <w:pBdr/>
               <w:spacing/>
               <w:ind/>
@@ -9858,6 +10725,13 @@
                 <w:szCs w:val="22"/>
               </w:rPr>
               <w:t xml:space="preserve">B, A</w:t>
+            </w:r>
+            <w:r>
+              <w:rPr>
+                <w:rFonts w:ascii="DejaVu Sans" w:hAnsi="DejaVu Sans"/>
+                <w:sz w:val="22"/>
+                <w:szCs w:val="22"/>
+              </w:rPr>
             </w:r>
             <w:r>
               <w:rPr>
@@ -9885,7 +10759,7 @@
           </w:tcPr>
           <w:p>
             <w:pPr>
-              <w:pStyle w:val="691"/>
+              <w:pStyle w:val="910"/>
               <w:pBdr/>
               <w:spacing w:after="0" w:before="150"/>
               <w:ind w:right="0" w:left="76"/>
@@ -9901,6 +10775,12 @@
                 <w:sz w:val="19"/>
               </w:rPr>
               <w:t xml:space="preserve">Finished</w:t>
+            </w:r>
+            <w:r>
+              <w:rPr>
+                <w:rFonts w:ascii="Calibri" w:hAnsi="Calibri"/>
+                <w:sz w:val="19"/>
+              </w:rPr>
             </w:r>
             <w:r>
               <w:rPr>
@@ -9922,7 +10802,7 @@
           </w:tcPr>
           <w:p>
             <w:pPr>
-              <w:pStyle w:val="691"/>
+              <w:pStyle w:val="910"/>
               <w:pBdr/>
               <w:spacing/>
               <w:ind/>
@@ -9939,6 +10819,13 @@
                 <w:szCs w:val="22"/>
               </w:rPr>
               <w:t xml:space="preserve">C, B, A</w:t>
+            </w:r>
+            <w:r>
+              <w:rPr>
+                <w:rFonts w:ascii="DejaVu Sans" w:hAnsi="DejaVu Sans"/>
+                <w:sz w:val="22"/>
+                <w:szCs w:val="22"/>
+              </w:rPr>
             </w:r>
             <w:r>
               <w:rPr>
@@ -9961,7 +10848,7 @@
           </w:tcPr>
           <w:p>
             <w:pPr>
-              <w:pStyle w:val="691"/>
+              <w:pStyle w:val="910"/>
               <w:pBdr/>
               <w:spacing/>
               <w:ind/>
@@ -9978,6 +10865,13 @@
                 <w:szCs w:val="22"/>
               </w:rPr>
               <w:t xml:space="preserve">empty</w:t>
+            </w:r>
+            <w:r>
+              <w:rPr>
+                <w:rFonts w:ascii="DejaVu Sans" w:hAnsi="DejaVu Sans"/>
+                <w:sz w:val="22"/>
+                <w:szCs w:val="22"/>
+              </w:rPr>
             </w:r>
             <w:r>
               <w:rPr>
@@ -9992,7 +10886,7 @@
     </w:tbl>
     <w:p>
       <w:pPr>
-        <w:pStyle w:val="686"/>
+        <w:pStyle w:val="905"/>
         <w:pBdr/>
         <w:spacing w:after="0" w:before="179"/>
         <w:ind/>
@@ -10003,7 +10897,7 @@
     </w:p>
     <w:p>
       <w:pPr>
-        <w:pStyle w:val="682"/>
+        <w:pStyle w:val="901"/>
         <w:numPr>
           <w:ilvl w:val="0"/>
           <w:numId w:val="4"/>
@@ -10046,7 +10940,7 @@
     </w:p>
     <w:p>
       <w:pPr>
-        <w:pStyle w:val="686"/>
+        <w:pStyle w:val="905"/>
         <w:pBdr/>
         <w:spacing w:after="0" w:before="58"/>
         <w:ind/>
@@ -10070,10 +10964,17 @@
           <w:sz w:val="32"/>
         </w:rPr>
       </w:r>
+      <w:r>
+        <w:rPr>
+          <w:rFonts w:ascii="Cambria" w:hAnsi="Cambria"/>
+          <w:b/>
+          <w:sz w:val="32"/>
+        </w:rPr>
+      </w:r>
     </w:p>
     <w:p>
       <w:pPr>
-        <w:pStyle w:val="686"/>
+        <w:pStyle w:val="905"/>
         <w:pBdr/>
         <w:spacing w:line="336" w:lineRule="auto"/>
         <w:ind w:right="376" w:left="383"/>
@@ -10096,7 +10997,7 @@
     </w:p>
     <w:p>
       <w:pPr>
-        <w:pStyle w:val="686"/>
+        <w:pStyle w:val="905"/>
         <w:pBdr/>
         <w:spacing w:after="0" w:before="157"/>
         <w:ind w:right="0" w:left="383"/>
@@ -10203,7 +11104,7 @@
     </w:p>
     <w:p>
       <w:pPr>
-        <w:pStyle w:val="686"/>
+        <w:pStyle w:val="905"/>
         <w:pBdr/>
         <w:spacing w:after="0" w:before="192"/>
         <w:ind/>
@@ -10214,7 +11115,7 @@
     </w:p>
     <w:p>
       <w:pPr>
-        <w:pStyle w:val="682"/>
+        <w:pStyle w:val="901"/>
         <w:numPr>
           <w:ilvl w:val="0"/>
           <w:numId w:val="4"/>
@@ -10284,7 +11185,7 @@
     </w:p>
     <w:p>
       <w:pPr>
-        <w:pStyle w:val="686"/>
+        <w:pStyle w:val="905"/>
         <w:pBdr/>
         <w:spacing w:after="0" w:before="58"/>
         <w:ind/>
@@ -10308,10 +11209,17 @@
           <w:sz w:val="32"/>
         </w:rPr>
       </w:r>
+      <w:r>
+        <w:rPr>
+          <w:rFonts w:ascii="Cambria" w:hAnsi="Cambria"/>
+          <w:b/>
+          <w:sz w:val="32"/>
+        </w:rPr>
+      </w:r>
     </w:p>
     <w:p>
       <w:pPr>
-        <w:pStyle w:val="686"/>
+        <w:pStyle w:val="905"/>
         <w:pBdr/>
         <w:spacing/>
         <w:ind w:right="0" w:left="383"/>
@@ -10436,7 +11344,7 @@
     </w:p>
     <w:p>
       <w:pPr>
-        <w:pStyle w:val="686"/>
+        <w:pStyle w:val="905"/>
         <w:pBdr/>
         <w:spacing/>
         <w:ind/>
@@ -10463,10 +11371,16 @@
           <w:rFonts w:ascii="DejaVu Sans" w:hAnsi="DejaVu Sans" w:eastAsia="DejaVu Sans" w:cs="DejaVu Sans"/>
         </w:rPr>
       </w:r>
+      <w:r>
+        <w:rPr>
+          <w:rFonts w:ascii="DejaVu Sans" w:hAnsi="DejaVu Sans" w:cs="DejaVu Sans"/>
+          <w:highlight w:val="none"/>
+        </w:rPr>
+      </w:r>
     </w:p>
     <w:p>
       <w:pPr>
-        <w:pStyle w:val="686"/>
+        <w:pStyle w:val="905"/>
         <w:pBdr/>
         <w:spacing/>
         <w:ind/>
@@ -10489,10 +11403,16 @@
           <w:rFonts w:ascii="DejaVu Sans" w:hAnsi="DejaVu Sans" w:eastAsia="DejaVu Sans" w:cs="DejaVu Sans"/>
         </w:rPr>
       </w:r>
+      <w:r>
+        <w:rPr>
+          <w:rFonts w:ascii="DejaVu Sans" w:hAnsi="DejaVu Sans" w:cs="DejaVu Sans"/>
+          <w:highlight w:val="none"/>
+        </w:rPr>
+      </w:r>
     </w:p>
     <w:p>
       <w:pPr>
-        <w:pStyle w:val="686"/>
+        <w:pStyle w:val="905"/>
         <w:pBdr/>
         <w:spacing/>
         <w:ind/>
@@ -10515,10 +11435,16 @@
           <w:rFonts w:ascii="DejaVu Sans" w:hAnsi="DejaVu Sans" w:eastAsia="DejaVu Sans" w:cs="DejaVu Sans"/>
         </w:rPr>
       </w:r>
+      <w:r>
+        <w:rPr>
+          <w:rFonts w:ascii="DejaVu Sans" w:hAnsi="DejaVu Sans" w:cs="DejaVu Sans"/>
+          <w:highlight w:val="none"/>
+        </w:rPr>
+      </w:r>
     </w:p>
     <w:p>
       <w:pPr>
-        <w:pStyle w:val="686"/>
+        <w:pStyle w:val="905"/>
         <w:pBdr/>
         <w:spacing/>
         <w:ind/>
@@ -10542,13 +11468,13 @@
       </w:r>
       <w:r>
         <w:rPr>
-          <w:rFonts w:ascii="DejaVu Sans" w:hAnsi="DejaVu Sans" w:eastAsia="DejaVu Sans" w:cs="DejaVu Sans"/>
+          <w:rFonts w:ascii="DejaVu Sans" w:hAnsi="DejaVu Sans" w:cs="DejaVu Sans"/>
         </w:rPr>
       </w:r>
     </w:p>
     <w:p>
       <w:pPr>
-        <w:pStyle w:val="686"/>
+        <w:pStyle w:val="905"/>
         <w:pBdr/>
         <w:spacing w:after="0" w:before="20"/>
         <w:ind/>
@@ -10559,7 +11485,7 @@
     </w:p>
     <w:p>
       <w:pPr>
-        <w:pStyle w:val="690"/>
+        <w:pStyle w:val="909"/>
         <w:numPr>
           <w:ilvl w:val="0"/>
           <w:numId w:val="7"/>
@@ -10769,10 +11695,15 @@
           <w:sz w:val="24"/>
         </w:rPr>
       </w:r>
+      <w:r>
+        <w:rPr>
+          <w:sz w:val="24"/>
+        </w:rPr>
+      </w:r>
     </w:p>
     <w:p>
       <w:pPr>
-        <w:pStyle w:val="680"/>
+        <w:pStyle w:val="899"/>
         <w:pBdr/>
         <w:spacing w:after="0" w:before="162" w:line="293" w:lineRule="auto"/>
         <w:ind w:right="379" w:firstLine="0" w:left="383"/>
@@ -10800,10 +11731,15 @@
           <w:sz w:val="24"/>
         </w:rPr>
       </w:r>
+      <w:r>
+        <w:rPr>
+          <w:sz w:val="24"/>
+        </w:rPr>
+      </w:r>
     </w:p>
     <w:p>
       <w:pPr>
-        <w:pStyle w:val="682"/>
+        <w:pStyle w:val="901"/>
         <w:numPr>
           <w:ilvl w:val="0"/>
           <w:numId w:val="3"/>
@@ -10846,7 +11782,7 @@
     </w:p>
     <w:p>
       <w:pPr>
-        <w:pStyle w:val="686"/>
+        <w:pStyle w:val="905"/>
         <w:pBdr/>
         <w:spacing w:after="0" w:before="58"/>
         <w:ind/>
@@ -10870,10 +11806,17 @@
           <w:sz w:val="32"/>
         </w:rPr>
       </w:r>
+      <w:r>
+        <w:rPr>
+          <w:rFonts w:ascii="Cambria" w:hAnsi="Cambria"/>
+          <w:b/>
+          <w:sz w:val="32"/>
+        </w:rPr>
+      </w:r>
     </w:p>
     <w:p>
       <w:pPr>
-        <w:pStyle w:val="686"/>
+        <w:pStyle w:val="905"/>
         <w:pBdr/>
         <w:spacing/>
         <w:ind w:right="0" w:left="383"/>
@@ -10999,11 +11942,16 @@
         </w:rPr>
         <w:t xml:space="preserve"> it?</w:t>
       </w:r>
-      <w:r/>
+      <w:r>
+        <w:rPr>
+          <w:spacing w:val="-5"/>
+          <w:highlight w:val="none"/>
+        </w:rPr>
+      </w:r>
     </w:p>
     <w:p>
       <w:pPr>
-        <w:pStyle w:val="686"/>
+        <w:pStyle w:val="905"/>
         <w:pBdr/>
         <w:spacing/>
         <w:ind w:right="0" w:left="383"/>
@@ -11036,10 +11984,15 @@
           <w:highlight w:val="none"/>
         </w:rPr>
       </w:r>
+      <w:r>
+        <w:rPr>
+          <w:rFonts w:ascii="DejaVu Sans" w:hAnsi="DejaVu Sans" w:cs="DejaVu Sans"/>
+        </w:rPr>
+      </w:r>
     </w:p>
     <w:p>
       <w:pPr>
-        <w:pStyle w:val="686"/>
+        <w:pStyle w:val="905"/>
         <w:pBdr/>
         <w:spacing w:after="0" w:before="16"/>
         <w:ind/>
@@ -11050,7 +12003,7 @@
     </w:p>
     <w:p>
       <w:pPr>
-        <w:pStyle w:val="686"/>
+        <w:pStyle w:val="905"/>
         <w:pBdr/>
         <w:spacing w:line="334" w:lineRule="auto"/>
         <w:ind w:right="275" w:left="383"/>
@@ -11063,7 +12016,7 @@
     </w:p>
     <w:p>
       <w:pPr>
-        <w:pStyle w:val="686"/>
+        <w:pStyle w:val="905"/>
         <w:pBdr/>
         <w:spacing w:after="0" w:before="8"/>
         <w:ind/>
@@ -11071,6 +12024,11 @@
           <w:sz w:val="9"/>
         </w:rPr>
       </w:pPr>
+      <w:r>
+        <w:rPr>
+          <w:sz w:val="9"/>
+        </w:rPr>
+      </w:r>
       <w:r>
         <w:rPr>
           <w:sz w:val="9"/>
@@ -11118,7 +12076,7 @@
           </w:tcPr>
           <w:p>
             <w:pPr>
-              <w:pStyle w:val="691"/>
+              <w:pStyle w:val="910"/>
               <w:pBdr/>
               <w:spacing w:after="0" w:before="157"/>
               <w:ind w:right="0" w:left="76"/>
@@ -11134,6 +12092,12 @@
                 <w:sz w:val="19"/>
               </w:rPr>
               <w:t xml:space="preserve">Character</w:t>
+            </w:r>
+            <w:r>
+              <w:rPr>
+                <w:b/>
+                <w:sz w:val="19"/>
+              </w:rPr>
             </w:r>
             <w:r>
               <w:rPr>
@@ -11156,7 +12120,7 @@
           </w:tcPr>
           <w:p>
             <w:pPr>
-              <w:pStyle w:val="691"/>
+              <w:pStyle w:val="910"/>
               <w:pBdr/>
               <w:spacing w:after="0" w:before="157"/>
               <w:ind w:right="0" w:left="76"/>
@@ -11172,6 +12136,12 @@
                 <w:sz w:val="19"/>
               </w:rPr>
               <w:t xml:space="preserve">Action</w:t>
+            </w:r>
+            <w:r>
+              <w:rPr>
+                <w:b/>
+                <w:sz w:val="19"/>
+              </w:rPr>
             </w:r>
             <w:r>
               <w:rPr>
@@ -11194,7 +12164,7 @@
           </w:tcPr>
           <w:p>
             <w:pPr>
-              <w:pStyle w:val="691"/>
+              <w:pStyle w:val="910"/>
               <w:pBdr/>
               <w:spacing w:after="0" w:before="157"/>
               <w:ind w:right="0" w:left="76"/>
@@ -11225,6 +12195,12 @@
                 <w:sz w:val="19"/>
               </w:rPr>
               <w:t xml:space="preserve">characters</w:t>
+            </w:r>
+            <w:r>
+              <w:rPr>
+                <w:b/>
+                <w:sz w:val="19"/>
+              </w:rPr>
             </w:r>
             <w:r>
               <w:rPr>
@@ -11251,7 +12227,7 @@
           </w:tcPr>
           <w:p>
             <w:pPr>
-              <w:pStyle w:val="691"/>
+              <w:pStyle w:val="910"/>
               <w:pBdr/>
               <w:spacing w:after="0" w:before="157"/>
               <w:ind w:right="0" w:left="76"/>
@@ -11267,6 +12243,12 @@
                 <w:sz w:val="19"/>
               </w:rPr>
               <w:t xml:space="preserve">a</w:t>
+            </w:r>
+            <w:r>
+              <w:rPr>
+                <w:rFonts w:ascii="Arial MT" w:hAnsi="Arial MT"/>
+                <w:sz w:val="19"/>
+              </w:rPr>
             </w:r>
             <w:r>
               <w:rPr>
@@ -11288,7 +12270,7 @@
           </w:tcPr>
           <w:p>
             <w:pPr>
-              <w:pStyle w:val="691"/>
+              <w:pStyle w:val="910"/>
               <w:pBdr/>
               <w:spacing/>
               <w:ind/>
@@ -11308,6 +12290,12 @@
             <w:r>
               <w:rPr>
                 <w:rFonts w:ascii="DejaVu Sans" w:hAnsi="DejaVu Sans" w:eastAsia="DejaVu Sans" w:cs="DejaVu Sans"/>
+                <w:sz w:val="20"/>
+              </w:rPr>
+            </w:r>
+            <w:r>
+              <w:rPr>
+                <w:rFonts w:ascii="DejaVu Sans" w:hAnsi="DejaVu Sans" w:cs="DejaVu Sans"/>
                 <w:sz w:val="20"/>
               </w:rPr>
             </w:r>
@@ -11325,7 +12313,7 @@
           </w:tcPr>
           <w:p>
             <w:pPr>
-              <w:pStyle w:val="691"/>
+              <w:pStyle w:val="910"/>
               <w:pBdr/>
               <w:spacing/>
               <w:ind/>
@@ -11345,6 +12333,12 @@
             <w:r>
               <w:rPr>
                 <w:rFonts w:ascii="DejaVu Sans" w:hAnsi="DejaVu Sans" w:eastAsia="DejaVu Sans" w:cs="DejaVu Sans"/>
+                <w:sz w:val="20"/>
+              </w:rPr>
+            </w:r>
+            <w:r>
+              <w:rPr>
+                <w:rFonts w:ascii="DejaVu Sans" w:hAnsi="DejaVu Sans" w:cs="DejaVu Sans"/>
                 <w:sz w:val="20"/>
               </w:rPr>
             </w:r>
@@ -11367,7 +12361,7 @@
           </w:tcPr>
           <w:p>
             <w:pPr>
-              <w:pStyle w:val="691"/>
+              <w:pStyle w:val="910"/>
               <w:pBdr/>
               <w:spacing w:after="0" w:before="157"/>
               <w:ind w:right="0" w:left="76"/>
@@ -11383,6 +12377,12 @@
                 <w:sz w:val="19"/>
               </w:rPr>
               <w:t xml:space="preserve">b</w:t>
+            </w:r>
+            <w:r>
+              <w:rPr>
+                <w:rFonts w:ascii="Arial MT" w:hAnsi="Arial MT"/>
+                <w:sz w:val="19"/>
+              </w:rPr>
             </w:r>
             <w:r>
               <w:rPr>
@@ -11404,7 +12404,7 @@
           </w:tcPr>
           <w:p>
             <w:pPr>
-              <w:pStyle w:val="691"/>
+              <w:pStyle w:val="910"/>
               <w:pBdr/>
               <w:spacing/>
               <w:ind/>
@@ -11424,6 +12424,12 @@
             <w:r>
               <w:rPr>
                 <w:rFonts w:ascii="DejaVu Sans" w:hAnsi="DejaVu Sans" w:eastAsia="DejaVu Sans" w:cs="DejaVu Sans"/>
+                <w:sz w:val="20"/>
+              </w:rPr>
+            </w:r>
+            <w:r>
+              <w:rPr>
+                <w:rFonts w:ascii="DejaVu Sans" w:hAnsi="DejaVu Sans" w:cs="DejaVu Sans"/>
                 <w:sz w:val="20"/>
               </w:rPr>
             </w:r>
@@ -11441,7 +12447,7 @@
           </w:tcPr>
           <w:p>
             <w:pPr>
-              <w:pStyle w:val="691"/>
+              <w:pStyle w:val="910"/>
               <w:pBdr/>
               <w:spacing/>
               <w:ind/>
@@ -11461,6 +12467,12 @@
             <w:r>
               <w:rPr>
                 <w:rFonts w:ascii="DejaVu Sans" w:hAnsi="DejaVu Sans" w:eastAsia="DejaVu Sans" w:cs="DejaVu Sans"/>
+                <w:sz w:val="20"/>
+              </w:rPr>
+            </w:r>
+            <w:r>
+              <w:rPr>
+                <w:rFonts w:ascii="DejaVu Sans" w:hAnsi="DejaVu Sans" w:cs="DejaVu Sans"/>
                 <w:sz w:val="20"/>
               </w:rPr>
             </w:r>
@@ -11483,7 +12495,7 @@
           </w:tcPr>
           <w:p>
             <w:pPr>
-              <w:pStyle w:val="691"/>
+              <w:pStyle w:val="910"/>
               <w:pBdr/>
               <w:spacing w:after="0" w:before="157"/>
               <w:ind w:right="0" w:left="76"/>
@@ -11499,6 +12511,12 @@
                 <w:sz w:val="19"/>
               </w:rPr>
               <w:t xml:space="preserve">b</w:t>
+            </w:r>
+            <w:r>
+              <w:rPr>
+                <w:rFonts w:ascii="Arial MT" w:hAnsi="Arial MT"/>
+                <w:sz w:val="19"/>
+              </w:rPr>
             </w:r>
             <w:r>
               <w:rPr>
@@ -11520,7 +12538,7 @@
           </w:tcPr>
           <w:p>
             <w:pPr>
-              <w:pStyle w:val="691"/>
+              <w:pStyle w:val="910"/>
               <w:pBdr/>
               <w:spacing/>
               <w:ind/>
@@ -11540,6 +12558,12 @@
             <w:r>
               <w:rPr>
                 <w:rFonts w:ascii="DejaVu Sans" w:hAnsi="DejaVu Sans" w:eastAsia="DejaVu Sans" w:cs="DejaVu Sans"/>
+                <w:sz w:val="20"/>
+              </w:rPr>
+            </w:r>
+            <w:r>
+              <w:rPr>
+                <w:rFonts w:ascii="DejaVu Sans" w:hAnsi="DejaVu Sans" w:cs="DejaVu Sans"/>
                 <w:sz w:val="20"/>
               </w:rPr>
             </w:r>
@@ -11557,7 +12581,7 @@
           </w:tcPr>
           <w:p>
             <w:pPr>
-              <w:pStyle w:val="691"/>
+              <w:pStyle w:val="910"/>
               <w:pBdr/>
               <w:spacing/>
               <w:ind/>
@@ -11577,6 +12601,12 @@
             <w:r>
               <w:rPr>
                 <w:rFonts w:ascii="DejaVu Sans" w:hAnsi="DejaVu Sans" w:eastAsia="DejaVu Sans" w:cs="DejaVu Sans"/>
+                <w:sz w:val="20"/>
+              </w:rPr>
+            </w:r>
+            <w:r>
+              <w:rPr>
+                <w:rFonts w:ascii="DejaVu Sans" w:hAnsi="DejaVu Sans" w:cs="DejaVu Sans"/>
                 <w:sz w:val="20"/>
               </w:rPr>
             </w:r>
@@ -11599,7 +12629,7 @@
           </w:tcPr>
           <w:p>
             <w:pPr>
-              <w:pStyle w:val="691"/>
+              <w:pStyle w:val="910"/>
               <w:pBdr/>
               <w:spacing w:after="0" w:before="157"/>
               <w:ind w:right="0" w:left="76"/>
@@ -11615,6 +12645,12 @@
                 <w:sz w:val="19"/>
               </w:rPr>
               <w:t xml:space="preserve">a</w:t>
+            </w:r>
+            <w:r>
+              <w:rPr>
+                <w:rFonts w:ascii="Arial MT" w:hAnsi="Arial MT"/>
+                <w:sz w:val="19"/>
+              </w:rPr>
             </w:r>
             <w:r>
               <w:rPr>
@@ -11636,7 +12672,7 @@
           </w:tcPr>
           <w:p>
             <w:pPr>
-              <w:pStyle w:val="691"/>
+              <w:pStyle w:val="910"/>
               <w:pBdr/>
               <w:spacing/>
               <w:ind/>
@@ -11656,6 +12692,12 @@
             <w:r>
               <w:rPr>
                 <w:rFonts w:ascii="DejaVu Sans" w:hAnsi="DejaVu Sans" w:eastAsia="DejaVu Sans" w:cs="DejaVu Sans"/>
+                <w:sz w:val="20"/>
+              </w:rPr>
+            </w:r>
+            <w:r>
+              <w:rPr>
+                <w:rFonts w:ascii="DejaVu Sans" w:hAnsi="DejaVu Sans" w:cs="DejaVu Sans"/>
                 <w:sz w:val="20"/>
               </w:rPr>
             </w:r>
@@ -11673,7 +12715,7 @@
           </w:tcPr>
           <w:p>
             <w:pPr>
-              <w:pStyle w:val="691"/>
+              <w:pStyle w:val="910"/>
               <w:pBdr/>
               <w:spacing/>
               <w:ind/>
@@ -11693,6 +12735,12 @@
             <w:r>
               <w:rPr>
                 <w:rFonts w:ascii="DejaVu Sans" w:hAnsi="DejaVu Sans" w:eastAsia="DejaVu Sans" w:cs="DejaVu Sans"/>
+                <w:sz w:val="20"/>
+              </w:rPr>
+            </w:r>
+            <w:r>
+              <w:rPr>
+                <w:rFonts w:ascii="DejaVu Sans" w:hAnsi="DejaVu Sans" w:cs="DejaVu Sans"/>
                 <w:sz w:val="20"/>
               </w:rPr>
             </w:r>
@@ -11702,7 +12750,7 @@
     </w:tbl>
     <w:p>
       <w:pPr>
-        <w:pStyle w:val="686"/>
+        <w:pStyle w:val="905"/>
         <w:pBdr/>
         <w:spacing w:after="0" w:before="179"/>
         <w:ind/>
@@ -11713,7 +12761,7 @@
     </w:p>
     <w:p>
       <w:pPr>
-        <w:pStyle w:val="682"/>
+        <w:pStyle w:val="901"/>
         <w:numPr>
           <w:ilvl w:val="0"/>
           <w:numId w:val="3"/>
@@ -11765,7 +12813,7 @@
     </w:p>
     <w:p>
       <w:pPr>
-        <w:pStyle w:val="686"/>
+        <w:pStyle w:val="905"/>
         <w:pBdr/>
         <w:spacing w:after="0" w:before="62"/>
         <w:ind/>
@@ -11789,10 +12837,17 @@
           <w:sz w:val="32"/>
         </w:rPr>
       </w:r>
+      <w:r>
+        <w:rPr>
+          <w:rFonts w:ascii="Cambria" w:hAnsi="Cambria"/>
+          <w:b/>
+          <w:sz w:val="32"/>
+        </w:rPr>
+      </w:r>
     </w:p>
     <w:p>
       <w:pPr>
-        <w:pStyle w:val="690"/>
+        <w:pStyle w:val="909"/>
         <w:numPr>
           <w:ilvl w:val="1"/>
           <w:numId w:val="3"/>
@@ -11964,10 +13019,15 @@
           <w:sz w:val="21"/>
         </w:rPr>
       </w:r>
+      <w:r>
+        <w:rPr>
+          <w:sz w:val="21"/>
+        </w:rPr>
+      </w:r>
     </w:p>
     <w:p>
       <w:pPr>
-        <w:pStyle w:val="690"/>
+        <w:pStyle w:val="909"/>
         <w:numPr>
           <w:ilvl w:val="1"/>
           <w:numId w:val="3"/>
@@ -12152,10 +13212,15 @@
           <w:sz w:val="21"/>
         </w:rPr>
       </w:r>
+      <w:r>
+        <w:rPr>
+          <w:sz w:val="21"/>
+        </w:rPr>
+      </w:r>
     </w:p>
     <w:p>
       <w:pPr>
-        <w:pStyle w:val="690"/>
+        <w:pStyle w:val="909"/>
         <w:numPr>
           <w:ilvl w:val="1"/>
           <w:numId w:val="3"/>
@@ -12326,10 +13391,15 @@
           <w:sz w:val="21"/>
         </w:rPr>
       </w:r>
+      <w:r>
+        <w:rPr>
+          <w:sz w:val="21"/>
+        </w:rPr>
+      </w:r>
     </w:p>
     <w:p>
       <w:pPr>
-        <w:pStyle w:val="690"/>
+        <w:pStyle w:val="909"/>
         <w:numPr>
           <w:ilvl w:val="1"/>
           <w:numId w:val="3"/>
@@ -12514,10 +13584,15 @@
           <w:sz w:val="21"/>
         </w:rPr>
       </w:r>
+      <w:r>
+        <w:rPr>
+          <w:sz w:val="21"/>
+        </w:rPr>
+      </w:r>
     </w:p>
     <w:p>
       <w:pPr>
-        <w:pStyle w:val="686"/>
+        <w:pStyle w:val="905"/>
         <w:pBdr/>
         <w:spacing w:after="0" w:before="3"/>
         <w:ind/>
@@ -12525,6 +13600,11 @@
           <w:sz w:val="18"/>
         </w:rPr>
       </w:pPr>
+      <w:r>
+        <w:rPr>
+          <w:sz w:val="18"/>
+        </w:rPr>
+      </w:r>
       <w:r>
         <w:rPr>
           <w:sz w:val="18"/>
@@ -12572,7 +13652,7 @@
           </w:tcPr>
           <w:p>
             <w:pPr>
-              <w:pStyle w:val="691"/>
+              <w:pStyle w:val="910"/>
               <w:pBdr/>
               <w:spacing w:after="0" w:before="152"/>
               <w:ind w:right="0" w:left="71"/>
@@ -12588,6 +13668,12 @@
                 <w:sz w:val="19"/>
               </w:rPr>
               <w:t xml:space="preserve">Input</w:t>
+            </w:r>
+            <w:r>
+              <w:rPr>
+                <w:b/>
+                <w:sz w:val="19"/>
+              </w:rPr>
             </w:r>
             <w:r>
               <w:rPr>
@@ -12610,7 +13696,7 @@
           </w:tcPr>
           <w:p>
             <w:pPr>
-              <w:pStyle w:val="691"/>
+              <w:pStyle w:val="910"/>
               <w:pBdr/>
               <w:spacing w:after="0" w:before="152"/>
               <w:ind w:right="0" w:left="71"/>
@@ -12671,6 +13757,12 @@
                 <w:sz w:val="19"/>
               </w:rPr>
               <w:t xml:space="preserve">running</w:t>
+            </w:r>
+            <w:r>
+              <w:rPr>
+                <w:b/>
+                <w:sz w:val="19"/>
+              </w:rPr>
             </w:r>
             <w:r>
               <w:rPr>
@@ -12693,7 +13785,7 @@
           </w:tcPr>
           <w:p>
             <w:pPr>
-              <w:pStyle w:val="691"/>
+              <w:pStyle w:val="910"/>
               <w:pBdr/>
               <w:spacing w:after="0" w:before="152"/>
               <w:ind w:right="0" w:left="76"/>
@@ -12724,6 +13816,12 @@
                 <w:sz w:val="19"/>
               </w:rPr>
               <w:t xml:space="preserve">output</w:t>
+            </w:r>
+            <w:r>
+              <w:rPr>
+                <w:b/>
+                <w:sz w:val="19"/>
+              </w:rPr>
             </w:r>
             <w:r>
               <w:rPr>
@@ -12750,7 +13848,7 @@
           </w:tcPr>
           <w:p>
             <w:pPr>
-              <w:pStyle w:val="691"/>
+              <w:pStyle w:val="910"/>
               <w:pBdr/>
               <w:spacing w:after="0" w:before="152"/>
               <w:ind w:right="0" w:left="71"/>
@@ -12766,6 +13864,12 @@
                 <w:sz w:val="19"/>
               </w:rPr>
               <w:t xml:space="preserve">""</w:t>
+            </w:r>
+            <w:r>
+              <w:rPr>
+                <w:rFonts w:ascii="Arial MT" w:hAnsi="Arial MT"/>
+                <w:sz w:val="19"/>
+              </w:rPr>
             </w:r>
             <w:r>
               <w:rPr>
@@ -12787,7 +13891,7 @@
           </w:tcPr>
           <w:p>
             <w:pPr>
-              <w:pStyle w:val="691"/>
+              <w:pStyle w:val="910"/>
               <w:pBdr/>
               <w:spacing/>
               <w:ind/>
@@ -12807,6 +13911,12 @@
             <w:r>
               <w:rPr>
                 <w:rFonts w:ascii="DejaVu Sans" w:hAnsi="DejaVu Sans" w:eastAsia="DejaVu Sans" w:cs="DejaVu Sans"/>
+                <w:sz w:val="20"/>
+              </w:rPr>
+            </w:r>
+            <w:r>
+              <w:rPr>
+                <w:rFonts w:ascii="DejaVu Sans" w:hAnsi="DejaVu Sans" w:cs="DejaVu Sans"/>
                 <w:sz w:val="20"/>
               </w:rPr>
             </w:r>
@@ -12824,7 +13934,7 @@
           </w:tcPr>
           <w:p>
             <w:pPr>
-              <w:pStyle w:val="691"/>
+              <w:pStyle w:val="910"/>
               <w:pBdr/>
               <w:spacing/>
               <w:ind/>
@@ -12844,6 +13954,12 @@
             <w:r>
               <w:rPr>
                 <w:rFonts w:ascii="DejaVu Sans" w:hAnsi="DejaVu Sans" w:eastAsia="DejaVu Sans" w:cs="DejaVu Sans"/>
+                <w:sz w:val="20"/>
+              </w:rPr>
+            </w:r>
+            <w:r>
+              <w:rPr>
+                <w:rFonts w:ascii="DejaVu Sans" w:hAnsi="DejaVu Sans" w:cs="DejaVu Sans"/>
                 <w:sz w:val="20"/>
               </w:rPr>
             </w:r>
@@ -12866,7 +13982,7 @@
           </w:tcPr>
           <w:p>
             <w:pPr>
-              <w:pStyle w:val="691"/>
+              <w:pStyle w:val="910"/>
               <w:pBdr/>
               <w:spacing w:after="0" w:before="157"/>
               <w:ind w:right="0" w:left="71"/>
@@ -12882,6 +13998,12 @@
                 <w:sz w:val="19"/>
               </w:rPr>
               <w:t xml:space="preserve">"aaa"</w:t>
+            </w:r>
+            <w:r>
+              <w:rPr>
+                <w:rFonts w:ascii="Arial MT" w:hAnsi="Arial MT"/>
+                <w:sz w:val="19"/>
+              </w:rPr>
             </w:r>
             <w:r>
               <w:rPr>
@@ -12903,7 +14025,7 @@
           </w:tcPr>
           <w:p>
             <w:pPr>
-              <w:pStyle w:val="691"/>
+              <w:pStyle w:val="910"/>
               <w:pBdr/>
               <w:spacing/>
               <w:ind/>
@@ -12923,6 +14045,12 @@
             <w:r>
               <w:rPr>
                 <w:rFonts w:ascii="DejaVu Sans" w:hAnsi="DejaVu Sans" w:eastAsia="DejaVu Sans" w:cs="DejaVu Sans"/>
+                <w:sz w:val="20"/>
+              </w:rPr>
+            </w:r>
+            <w:r>
+              <w:rPr>
+                <w:rFonts w:ascii="DejaVu Sans" w:hAnsi="DejaVu Sans" w:cs="DejaVu Sans"/>
                 <w:sz w:val="20"/>
               </w:rPr>
             </w:r>
@@ -12940,7 +14068,7 @@
           </w:tcPr>
           <w:p>
             <w:pPr>
-              <w:pStyle w:val="691"/>
+              <w:pStyle w:val="910"/>
               <w:pBdr/>
               <w:spacing/>
               <w:ind/>
@@ -12960,6 +14088,12 @@
             <w:r>
               <w:rPr>
                 <w:rFonts w:ascii="DejaVu Sans" w:hAnsi="DejaVu Sans" w:eastAsia="DejaVu Sans" w:cs="DejaVu Sans"/>
+                <w:sz w:val="20"/>
+              </w:rPr>
+            </w:r>
+            <w:r>
+              <w:rPr>
+                <w:rFonts w:ascii="DejaVu Sans" w:hAnsi="DejaVu Sans" w:cs="DejaVu Sans"/>
                 <w:sz w:val="20"/>
               </w:rPr>
             </w:r>
@@ -12982,7 +14116,7 @@
           </w:tcPr>
           <w:p>
             <w:pPr>
-              <w:pStyle w:val="691"/>
+              <w:pStyle w:val="910"/>
               <w:pBdr/>
               <w:spacing w:after="0" w:before="157"/>
               <w:ind w:right="0" w:left="71"/>
@@ -12998,6 +14132,12 @@
                 <w:sz w:val="19"/>
               </w:rPr>
               <w:t xml:space="preserve">"aaaa"</w:t>
+            </w:r>
+            <w:r>
+              <w:rPr>
+                <w:rFonts w:ascii="Arial MT" w:hAnsi="Arial MT"/>
+                <w:sz w:val="19"/>
+              </w:rPr>
             </w:r>
             <w:r>
               <w:rPr>
@@ -13019,7 +14159,7 @@
           </w:tcPr>
           <w:p>
             <w:pPr>
-              <w:pStyle w:val="691"/>
+              <w:pStyle w:val="910"/>
               <w:pBdr/>
               <w:spacing/>
               <w:ind/>
@@ -13039,6 +14179,12 @@
             <w:r>
               <w:rPr>
                 <w:rFonts w:ascii="DejaVu Sans" w:hAnsi="DejaVu Sans" w:eastAsia="DejaVu Sans" w:cs="DejaVu Sans"/>
+                <w:sz w:val="20"/>
+              </w:rPr>
+            </w:r>
+            <w:r>
+              <w:rPr>
+                <w:rFonts w:ascii="DejaVu Sans" w:hAnsi="DejaVu Sans" w:cs="DejaVu Sans"/>
                 <w:sz w:val="20"/>
               </w:rPr>
             </w:r>
@@ -13056,7 +14202,7 @@
           </w:tcPr>
           <w:p>
             <w:pPr>
-              <w:pStyle w:val="691"/>
+              <w:pStyle w:val="910"/>
               <w:pBdr/>
               <w:spacing/>
               <w:ind/>
@@ -13076,6 +14222,12 @@
             <w:r>
               <w:rPr>
                 <w:rFonts w:ascii="DejaVu Sans" w:hAnsi="DejaVu Sans" w:eastAsia="DejaVu Sans" w:cs="DejaVu Sans"/>
+                <w:sz w:val="20"/>
+              </w:rPr>
+            </w:r>
+            <w:r>
+              <w:rPr>
+                <w:rFonts w:ascii="DejaVu Sans" w:hAnsi="DejaVu Sans" w:cs="DejaVu Sans"/>
                 <w:sz w:val="20"/>
               </w:rPr>
             </w:r>
@@ -13098,7 +14250,7 @@
           </w:tcPr>
           <w:p>
             <w:pPr>
-              <w:pStyle w:val="691"/>
+              <w:pStyle w:val="910"/>
               <w:pBdr/>
               <w:spacing w:after="0" w:before="157"/>
               <w:ind w:right="0" w:left="71"/>
@@ -13114,6 +14266,12 @@
                 <w:sz w:val="19"/>
               </w:rPr>
               <w:t xml:space="preserve">"abcdef"</w:t>
+            </w:r>
+            <w:r>
+              <w:rPr>
+                <w:rFonts w:ascii="Arial MT" w:hAnsi="Arial MT"/>
+                <w:sz w:val="19"/>
+              </w:rPr>
             </w:r>
             <w:r>
               <w:rPr>
@@ -13135,7 +14293,7 @@
           </w:tcPr>
           <w:p>
             <w:pPr>
-              <w:pStyle w:val="691"/>
+              <w:pStyle w:val="910"/>
               <w:pBdr/>
               <w:spacing/>
               <w:ind/>
@@ -13155,6 +14313,12 @@
             <w:r>
               <w:rPr>
                 <w:rFonts w:ascii="DejaVu Sans" w:hAnsi="DejaVu Sans" w:eastAsia="DejaVu Sans" w:cs="DejaVu Sans"/>
+                <w:sz w:val="20"/>
+              </w:rPr>
+            </w:r>
+            <w:r>
+              <w:rPr>
+                <w:rFonts w:ascii="DejaVu Sans" w:hAnsi="DejaVu Sans" w:cs="DejaVu Sans"/>
                 <w:sz w:val="20"/>
               </w:rPr>
             </w:r>
@@ -13172,7 +14336,7 @@
           </w:tcPr>
           <w:p>
             <w:pPr>
-              <w:pStyle w:val="691"/>
+              <w:pStyle w:val="910"/>
               <w:pBdr/>
               <w:spacing/>
               <w:ind/>
@@ -13192,6 +14356,12 @@
             <w:r>
               <w:rPr>
                 <w:rFonts w:ascii="DejaVu Sans" w:hAnsi="DejaVu Sans" w:eastAsia="DejaVu Sans" w:cs="DejaVu Sans"/>
+                <w:sz w:val="20"/>
+              </w:rPr>
+            </w:r>
+            <w:r>
+              <w:rPr>
+                <w:rFonts w:ascii="DejaVu Sans" w:hAnsi="DejaVu Sans" w:cs="DejaVu Sans"/>
                 <w:sz w:val="20"/>
               </w:rPr>
             </w:r>
@@ -13214,7 +14384,7 @@
           </w:tcPr>
           <w:p>
             <w:pPr>
-              <w:pStyle w:val="691"/>
+              <w:pStyle w:val="910"/>
               <w:pBdr/>
               <w:spacing w:after="0" w:before="157"/>
               <w:ind w:right="0" w:left="71"/>
@@ -13260,6 +14430,12 @@
                 <w:sz w:val="19"/>
               </w:rPr>
               <w:t xml:space="preserve">example:</w:t>
+            </w:r>
+            <w:r>
+              <w:rPr>
+                <w:rFonts w:ascii="Arial MT" w:hAnsi="Arial MT"/>
+                <w:sz w:val="19"/>
+              </w:rPr>
             </w:r>
             <w:r>
               <w:rPr>
@@ -13281,7 +14457,7 @@
           </w:tcPr>
           <w:p>
             <w:pPr>
-              <w:pStyle w:val="691"/>
+              <w:pStyle w:val="910"/>
               <w:pBdr/>
               <w:spacing/>
               <w:ind/>
@@ -13301,6 +14477,12 @@
             <w:r>
               <w:rPr>
                 <w:rFonts w:ascii="DejaVu Sans" w:hAnsi="DejaVu Sans" w:eastAsia="DejaVu Sans" w:cs="DejaVu Sans"/>
+                <w:sz w:val="20"/>
+              </w:rPr>
+            </w:r>
+            <w:r>
+              <w:rPr>
+                <w:rFonts w:ascii="DejaVu Sans" w:hAnsi="DejaVu Sans" w:cs="DejaVu Sans"/>
                 <w:sz w:val="20"/>
               </w:rPr>
             </w:r>
@@ -13318,7 +14500,7 @@
           </w:tcPr>
           <w:p>
             <w:pPr>
-              <w:pStyle w:val="691"/>
+              <w:pStyle w:val="910"/>
               <w:pBdr/>
               <w:spacing/>
               <w:ind/>
@@ -13338,6 +14520,12 @@
             <w:r>
               <w:rPr>
                 <w:rFonts w:ascii="DejaVu Sans" w:hAnsi="DejaVu Sans" w:eastAsia="DejaVu Sans" w:cs="DejaVu Sans"/>
+                <w:sz w:val="20"/>
+              </w:rPr>
+            </w:r>
+            <w:r>
+              <w:rPr>
+                <w:rFonts w:ascii="DejaVu Sans" w:hAnsi="DejaVu Sans" w:cs="DejaVu Sans"/>
                 <w:sz w:val="20"/>
               </w:rPr>
             </w:r>
@@ -13347,7 +14535,7 @@
     </w:tbl>
     <w:p>
       <w:pPr>
-        <w:pStyle w:val="686"/>
+        <w:pStyle w:val="905"/>
         <w:pBdr/>
         <w:spacing w:after="0" w:before="87" w:line="338" w:lineRule="auto"/>
         <w:ind w:right="275" w:left="383"/>
@@ -13360,7 +14548,7 @@
     </w:p>
     <w:p>
       <w:pPr>
-        <w:pStyle w:val="686"/>
+        <w:pStyle w:val="905"/>
         <w:pBdr/>
         <w:spacing w:after="0" w:before="154"/>
         <w:ind w:right="0" w:left="383"/>
@@ -13452,10 +14640,15 @@
           <w:highlight w:val="none"/>
         </w:rPr>
       </w:r>
+      <w:r>
+        <w:rPr>
+          <w:spacing w:val="-2"/>
+        </w:rPr>
+      </w:r>
     </w:p>
     <w:p>
       <w:pPr>
-        <w:pStyle w:val="686"/>
+        <w:pStyle w:val="905"/>
         <w:pBdr/>
         <w:spacing w:after="0" w:before="154"/>
         <w:ind w:right="0" w:left="383"/>
@@ -13491,11 +14684,16 @@
           <w:highlight w:val="none"/>
         </w:rPr>
       </w:r>
-      <w:r/>
+      <w:r>
+        <w:rPr>
+          <w:spacing w:val="-2"/>
+          <w:highlight w:val="none"/>
+        </w:rPr>
+      </w:r>
     </w:p>
     <w:p>
       <w:pPr>
-        <w:pStyle w:val="690"/>
+        <w:pStyle w:val="909"/>
         <w:numPr>
           <w:ilvl w:val="0"/>
           <w:numId w:val="7"/>
@@ -13729,10 +14927,16 @@
           <w:lang w:val="en-GB"/>
         </w:rPr>
       </w:r>
+      <w:r>
+        <w:rPr>
+          <w:sz w:val="24"/>
+          <w:lang w:val="en-GB"/>
+        </w:rPr>
+      </w:r>
     </w:p>
     <w:p>
       <w:pPr>
-        <w:pStyle w:val="680"/>
+        <w:pStyle w:val="899"/>
         <w:pBdr/>
         <w:spacing w:after="0" w:before="160"/>
         <w:ind w:right="0" w:firstLine="0" w:left="383"/>
@@ -13906,10 +15110,16 @@
           <w:lang w:val="en-GB"/>
         </w:rPr>
       </w:r>
+      <w:r>
+        <w:rPr>
+          <w:sz w:val="24"/>
+          <w:lang w:val="en-GB"/>
+        </w:rPr>
+      </w:r>
     </w:p>
     <w:p>
       <w:pPr>
-        <w:pStyle w:val="686"/>
+        <w:pStyle w:val="905"/>
         <w:pBdr/>
         <w:spacing w:after="0" w:before="137"/>
         <w:ind/>
@@ -13917,6 +15127,11 @@
           <w:sz w:val="24"/>
         </w:rPr>
       </w:pPr>
+      <w:r>
+        <w:rPr>
+          <w:sz w:val="24"/>
+        </w:rPr>
+      </w:r>
       <w:r>
         <w:rPr>
           <w:sz w:val="24"/>
@@ -13930,7 +15145,7 @@
     </w:p>
     <w:p>
       <w:pPr>
-        <w:pStyle w:val="682"/>
+        <w:pStyle w:val="901"/>
         <w:numPr>
           <w:ilvl w:val="0"/>
           <w:numId w:val="2"/>
@@ -13991,7 +15206,7 @@
     </w:p>
     <w:p>
       <w:pPr>
-        <w:pStyle w:val="686"/>
+        <w:pStyle w:val="905"/>
         <w:pBdr/>
         <w:spacing w:after="1" w:before="150"/>
         <w:ind/>
@@ -14001,6 +15216,13 @@
           <w:sz w:val="20"/>
         </w:rPr>
       </w:pPr>
+      <w:r>
+        <w:rPr>
+          <w:rFonts w:ascii="Cambria" w:hAnsi="Cambria"/>
+          <w:b/>
+          <w:sz w:val="20"/>
+        </w:rPr>
+      </w:r>
       <w:r>
         <w:rPr>
           <w:rFonts w:ascii="Cambria" w:hAnsi="Cambria"/>
@@ -14052,7 +15274,7 @@
           </w:tcPr>
           <w:p>
             <w:pPr>
-              <w:pStyle w:val="691"/>
+              <w:pStyle w:val="910"/>
               <w:pBdr/>
               <w:spacing w:after="0" w:before="157"/>
               <w:ind w:right="0" w:left="76"/>
@@ -14068,6 +15290,12 @@
                 <w:sz w:val="19"/>
               </w:rPr>
               <w:t xml:space="preserve">Input</w:t>
+            </w:r>
+            <w:r>
+              <w:rPr>
+                <w:b/>
+                <w:sz w:val="19"/>
+              </w:rPr>
             </w:r>
             <w:r>
               <w:rPr>
@@ -14090,7 +15318,7 @@
           </w:tcPr>
           <w:p>
             <w:pPr>
-              <w:pStyle w:val="691"/>
+              <w:pStyle w:val="910"/>
               <w:pBdr/>
               <w:spacing w:after="0" w:before="157"/>
               <w:ind w:right="0" w:left="76"/>
@@ -14121,6 +15349,12 @@
                 <w:sz w:val="19"/>
               </w:rPr>
               <w:t xml:space="preserve">result</w:t>
+            </w:r>
+            <w:r>
+              <w:rPr>
+                <w:b/>
+                <w:sz w:val="19"/>
+              </w:rPr>
             </w:r>
             <w:r>
               <w:rPr>
@@ -14143,7 +15377,7 @@
           </w:tcPr>
           <w:p>
             <w:pPr>
-              <w:pStyle w:val="691"/>
+              <w:pStyle w:val="910"/>
               <w:pBdr/>
               <w:spacing w:after="0" w:before="157"/>
               <w:ind w:right="0" w:left="72"/>
@@ -14219,6 +15453,12 @@
                 <w:sz w:val="19"/>
               </w:rPr>
               <w:t xml:space="preserve">check?</w:t>
+            </w:r>
+            <w:r>
+              <w:rPr>
+                <w:b/>
+                <w:sz w:val="19"/>
+              </w:rPr>
             </w:r>
             <w:r>
               <w:rPr>
@@ -14245,7 +15485,7 @@
           </w:tcPr>
           <w:p>
             <w:pPr>
-              <w:pStyle w:val="691"/>
+              <w:pStyle w:val="910"/>
               <w:pBdr/>
               <w:spacing w:after="0" w:before="157"/>
               <w:ind w:right="0" w:left="76"/>
@@ -14261,6 +15501,12 @@
                 <w:sz w:val="19"/>
               </w:rPr>
               <w:t xml:space="preserve">"([)]"</w:t>
+            </w:r>
+            <w:r>
+              <w:rPr>
+                <w:rFonts w:ascii="Arial MT" w:hAnsi="Arial MT"/>
+                <w:sz w:val="19"/>
+              </w:rPr>
             </w:r>
             <w:r>
               <w:rPr>
@@ -14282,7 +15528,6 @@
           </w:tcPr>
           <w:p>
             <w:pPr>
-              <w:pStyle w:val="691"/>
               <w:pBdr/>
               <w:spacing/>
               <w:ind/>
@@ -14302,6 +15547,12 @@
             <w:r>
               <w:rPr>
                 <w:rFonts w:ascii="DejaVu Sans" w:hAnsi="DejaVu Sans" w:eastAsia="DejaVu Sans" w:cs="DejaVu Sans"/>
+                <w:sz w:val="22"/>
+              </w:rPr>
+            </w:r>
+            <w:r>
+              <w:rPr>
+                <w:rFonts w:ascii="DejaVu Sans" w:hAnsi="DejaVu Sans" w:cs="DejaVu Sans"/>
                 <w:sz w:val="22"/>
               </w:rPr>
             </w:r>
@@ -14319,7 +15570,6 @@
           </w:tcPr>
           <w:p>
             <w:pPr>
-              <w:pStyle w:val="691"/>
               <w:pBdr/>
               <w:spacing/>
               <w:ind/>
@@ -14339,6 +15589,12 @@
             <w:r>
               <w:rPr>
                 <w:rFonts w:ascii="DejaVu Sans" w:hAnsi="DejaVu Sans" w:eastAsia="DejaVu Sans" w:cs="DejaVu Sans"/>
+                <w:sz w:val="22"/>
+              </w:rPr>
+            </w:r>
+            <w:r>
+              <w:rPr>
+                <w:rFonts w:ascii="DejaVu Sans" w:hAnsi="DejaVu Sans" w:cs="DejaVu Sans"/>
                 <w:sz w:val="22"/>
               </w:rPr>
             </w:r>
@@ -14361,7 +15617,7 @@
           </w:tcPr>
           <w:p>
             <w:pPr>
-              <w:pStyle w:val="691"/>
+              <w:pStyle w:val="910"/>
               <w:pBdr/>
               <w:spacing w:after="0" w:before="157"/>
               <w:ind w:right="0" w:left="76"/>
@@ -14377,6 +15633,12 @@
                 <w:sz w:val="19"/>
               </w:rPr>
               <w:t xml:space="preserve">")"</w:t>
+            </w:r>
+            <w:r>
+              <w:rPr>
+                <w:rFonts w:ascii="Arial MT" w:hAnsi="Arial MT"/>
+                <w:sz w:val="19"/>
+              </w:rPr>
             </w:r>
             <w:r>
               <w:rPr>
@@ -14398,7 +15660,6 @@
           </w:tcPr>
           <w:p>
             <w:pPr>
-              <w:pStyle w:val="691"/>
               <w:pBdr/>
               <w:spacing/>
               <w:ind/>
@@ -14418,6 +15679,12 @@
             <w:r>
               <w:rPr>
                 <w:rFonts w:ascii="DejaVu Sans" w:hAnsi="DejaVu Sans" w:eastAsia="DejaVu Sans" w:cs="DejaVu Sans"/>
+                <w:sz w:val="22"/>
+              </w:rPr>
+            </w:r>
+            <w:r>
+              <w:rPr>
+                <w:rFonts w:ascii="DejaVu Sans" w:hAnsi="DejaVu Sans" w:cs="DejaVu Sans"/>
                 <w:sz w:val="22"/>
               </w:rPr>
             </w:r>
@@ -14435,7 +15702,6 @@
           </w:tcPr>
           <w:p>
             <w:pPr>
-              <w:pStyle w:val="691"/>
               <w:pBdr/>
               <w:spacing/>
               <w:ind/>
@@ -14455,6 +15721,12 @@
             <w:r>
               <w:rPr>
                 <w:rFonts w:ascii="DejaVu Sans" w:hAnsi="DejaVu Sans" w:eastAsia="DejaVu Sans" w:cs="DejaVu Sans"/>
+                <w:sz w:val="22"/>
+              </w:rPr>
+            </w:r>
+            <w:r>
+              <w:rPr>
+                <w:rFonts w:ascii="DejaVu Sans" w:hAnsi="DejaVu Sans" w:cs="DejaVu Sans"/>
                 <w:sz w:val="22"/>
               </w:rPr>
             </w:r>
@@ -14477,7 +15749,7 @@
           </w:tcPr>
           <w:p>
             <w:pPr>
-              <w:pStyle w:val="691"/>
+              <w:pStyle w:val="910"/>
               <w:pBdr/>
               <w:spacing w:after="0" w:before="157"/>
               <w:ind w:right="0" w:left="76"/>
@@ -14493,6 +15765,12 @@
                 <w:sz w:val="19"/>
               </w:rPr>
               <w:t xml:space="preserve">"(("</w:t>
+            </w:r>
+            <w:r>
+              <w:rPr>
+                <w:rFonts w:ascii="Arial MT" w:hAnsi="Arial MT"/>
+                <w:sz w:val="19"/>
+              </w:rPr>
             </w:r>
             <w:r>
               <w:rPr>
@@ -14514,7 +15792,6 @@
           </w:tcPr>
           <w:p>
             <w:pPr>
-              <w:pStyle w:val="691"/>
               <w:pBdr/>
               <w:spacing/>
               <w:ind/>
@@ -14534,6 +15811,12 @@
             <w:r>
               <w:rPr>
                 <w:rFonts w:ascii="DejaVu Sans" w:hAnsi="DejaVu Sans" w:eastAsia="DejaVu Sans" w:cs="DejaVu Sans"/>
+                <w:sz w:val="22"/>
+              </w:rPr>
+            </w:r>
+            <w:r>
+              <w:rPr>
+                <w:rFonts w:ascii="DejaVu Sans" w:hAnsi="DejaVu Sans" w:cs="DejaVu Sans"/>
                 <w:sz w:val="22"/>
               </w:rPr>
             </w:r>
@@ -14551,7 +15834,6 @@
           </w:tcPr>
           <w:p>
             <w:pPr>
-              <w:pStyle w:val="691"/>
               <w:pBdr/>
               <w:spacing/>
               <w:ind/>
@@ -14571,6 +15853,12 @@
             <w:r>
               <w:rPr>
                 <w:rFonts w:ascii="DejaVu Sans" w:hAnsi="DejaVu Sans" w:eastAsia="DejaVu Sans" w:cs="DejaVu Sans"/>
+                <w:sz w:val="22"/>
+              </w:rPr>
+            </w:r>
+            <w:r>
+              <w:rPr>
+                <w:rFonts w:ascii="DejaVu Sans" w:hAnsi="DejaVu Sans" w:cs="DejaVu Sans"/>
                 <w:sz w:val="22"/>
               </w:rPr>
             </w:r>
@@ -14593,7 +15881,7 @@
           </w:tcPr>
           <w:p>
             <w:pPr>
-              <w:pStyle w:val="691"/>
+              <w:pStyle w:val="910"/>
               <w:pBdr/>
               <w:spacing w:after="0" w:before="157"/>
               <w:ind w:right="0" w:left="76"/>
@@ -14609,6 +15897,12 @@
                 <w:sz w:val="19"/>
               </w:rPr>
               <w:t xml:space="preserve">"ds"</w:t>
+            </w:r>
+            <w:r>
+              <w:rPr>
+                <w:rFonts w:ascii="Arial MT" w:hAnsi="Arial MT"/>
+                <w:sz w:val="19"/>
+              </w:rPr>
             </w:r>
             <w:r>
               <w:rPr>
@@ -14630,7 +15924,6 @@
           </w:tcPr>
           <w:p>
             <w:pPr>
-              <w:pStyle w:val="691"/>
               <w:pBdr/>
               <w:spacing/>
               <w:ind/>
@@ -14650,6 +15943,12 @@
             <w:r>
               <w:rPr>
                 <w:rFonts w:ascii="DejaVu Sans" w:hAnsi="DejaVu Sans" w:eastAsia="DejaVu Sans" w:cs="DejaVu Sans"/>
+                <w:sz w:val="22"/>
+              </w:rPr>
+            </w:r>
+            <w:r>
+              <w:rPr>
+                <w:rFonts w:ascii="DejaVu Sans" w:hAnsi="DejaVu Sans" w:cs="DejaVu Sans"/>
                 <w:sz w:val="22"/>
               </w:rPr>
             </w:r>
@@ -14667,7 +15966,6 @@
           </w:tcPr>
           <w:p>
             <w:pPr>
-              <w:pStyle w:val="691"/>
               <w:pBdr/>
               <w:spacing/>
               <w:ind/>
@@ -14687,6 +15985,12 @@
             <w:r>
               <w:rPr>
                 <w:rFonts w:ascii="DejaVu Sans" w:hAnsi="DejaVu Sans" w:eastAsia="DejaVu Sans" w:cs="DejaVu Sans"/>
+                <w:sz w:val="22"/>
+              </w:rPr>
+            </w:r>
+            <w:r>
+              <w:rPr>
+                <w:rFonts w:ascii="DejaVu Sans" w:hAnsi="DejaVu Sans" w:cs="DejaVu Sans"/>
                 <w:sz w:val="22"/>
               </w:rPr>
             </w:r>
@@ -14709,7 +16013,7 @@
           </w:tcPr>
           <w:p>
             <w:pPr>
-              <w:pStyle w:val="691"/>
+              <w:pStyle w:val="910"/>
               <w:pBdr/>
               <w:spacing w:after="0" w:before="157"/>
               <w:ind w:right="0" w:left="76"/>
@@ -14725,6 +16029,12 @@
                 <w:sz w:val="19"/>
               </w:rPr>
               <w:t xml:space="preserve">""</w:t>
+            </w:r>
+            <w:r>
+              <w:rPr>
+                <w:rFonts w:ascii="Arial MT" w:hAnsi="Arial MT"/>
+                <w:sz w:val="19"/>
+              </w:rPr>
             </w:r>
             <w:r>
               <w:rPr>
@@ -14746,7 +16056,6 @@
           </w:tcPr>
           <w:p>
             <w:pPr>
-              <w:pStyle w:val="691"/>
               <w:pBdr/>
               <w:spacing/>
               <w:ind/>
@@ -14766,6 +16075,12 @@
             <w:r>
               <w:rPr>
                 <w:rFonts w:ascii="DejaVu Sans" w:hAnsi="DejaVu Sans" w:eastAsia="DejaVu Sans" w:cs="DejaVu Sans"/>
+                <w:sz w:val="22"/>
+              </w:rPr>
+            </w:r>
+            <w:r>
+              <w:rPr>
+                <w:rFonts w:ascii="DejaVu Sans" w:hAnsi="DejaVu Sans" w:cs="DejaVu Sans"/>
                 <w:sz w:val="22"/>
               </w:rPr>
             </w:r>
@@ -14783,7 +16098,6 @@
           </w:tcPr>
           <w:p>
             <w:pPr>
-              <w:pStyle w:val="691"/>
               <w:pBdr/>
               <w:spacing/>
               <w:ind/>
@@ -14803,6 +16117,12 @@
             <w:r>
               <w:rPr>
                 <w:rFonts w:ascii="DejaVu Sans" w:hAnsi="DejaVu Sans" w:eastAsia="DejaVu Sans" w:cs="DejaVu Sans"/>
+                <w:sz w:val="22"/>
+              </w:rPr>
+            </w:r>
+            <w:r>
+              <w:rPr>
+                <w:rFonts w:ascii="DejaVu Sans" w:hAnsi="DejaVu Sans" w:cs="DejaVu Sans"/>
                 <w:sz w:val="22"/>
               </w:rPr>
             </w:r>
@@ -14825,7 +16145,7 @@
           </w:tcPr>
           <w:p>
             <w:pPr>
-              <w:pStyle w:val="691"/>
+              <w:pStyle w:val="910"/>
               <w:pBdr/>
               <w:spacing w:after="0" w:before="157"/>
               <w:ind w:right="0" w:left="76"/>
@@ -14841,6 +16161,12 @@
                 <w:sz w:val="19"/>
               </w:rPr>
               <w:t xml:space="preserve">"{a[b(c)d]e}"</w:t>
+            </w:r>
+            <w:r>
+              <w:rPr>
+                <w:rFonts w:ascii="Arial MT" w:hAnsi="Arial MT"/>
+                <w:sz w:val="19"/>
+              </w:rPr>
             </w:r>
             <w:r>
               <w:rPr>
@@ -14862,7 +16188,6 @@
           </w:tcPr>
           <w:p>
             <w:pPr>
-              <w:pStyle w:val="691"/>
               <w:pBdr/>
               <w:spacing/>
               <w:ind/>
@@ -14882,6 +16207,12 @@
             <w:r>
               <w:rPr>
                 <w:rFonts w:ascii="DejaVu Sans" w:hAnsi="DejaVu Sans" w:eastAsia="DejaVu Sans" w:cs="DejaVu Sans"/>
+                <w:sz w:val="22"/>
+              </w:rPr>
+            </w:r>
+            <w:r>
+              <w:rPr>
+                <w:rFonts w:ascii="DejaVu Sans" w:hAnsi="DejaVu Sans" w:cs="DejaVu Sans"/>
                 <w:sz w:val="22"/>
               </w:rPr>
             </w:r>
@@ -14899,7 +16230,6 @@
           </w:tcPr>
           <w:p>
             <w:pPr>
-              <w:pStyle w:val="691"/>
               <w:pBdr/>
               <w:spacing/>
               <w:ind/>
@@ -14919,6 +16249,12 @@
             <w:r>
               <w:rPr>
                 <w:rFonts w:ascii="DejaVu Sans" w:hAnsi="DejaVu Sans" w:eastAsia="DejaVu Sans" w:cs="DejaVu Sans"/>
+                <w:sz w:val="22"/>
+              </w:rPr>
+            </w:r>
+            <w:r>
+              <w:rPr>
+                <w:rFonts w:ascii="DejaVu Sans" w:hAnsi="DejaVu Sans" w:cs="DejaVu Sans"/>
                 <w:sz w:val="22"/>
               </w:rPr>
             </w:r>
@@ -14928,7 +16264,7 @@
     </w:tbl>
     <w:p>
       <w:pPr>
-        <w:pStyle w:val="686"/>
+        <w:pStyle w:val="905"/>
         <w:pBdr/>
         <w:spacing w:after="0" w:before="46"/>
         <w:ind/>
@@ -14952,10 +16288,17 @@
           <w:sz w:val="32"/>
         </w:rPr>
       </w:r>
+      <w:r>
+        <w:rPr>
+          <w:rFonts w:ascii="Cambria" w:hAnsi="Cambria"/>
+          <w:b/>
+          <w:sz w:val="32"/>
+        </w:rPr>
+      </w:r>
     </w:p>
     <w:p>
       <w:pPr>
-        <w:pStyle w:val="682"/>
+        <w:pStyle w:val="901"/>
         <w:numPr>
           <w:ilvl w:val="0"/>
           <w:numId w:val="2"/>
@@ -14998,7 +16341,7 @@
     </w:p>
     <w:p>
       <w:pPr>
-        <w:pStyle w:val="686"/>
+        <w:pStyle w:val="905"/>
         <w:pBdr/>
         <w:spacing w:after="0" w:before="57"/>
         <w:ind/>
@@ -15022,10 +16365,17 @@
           <w:sz w:val="32"/>
         </w:rPr>
       </w:r>
+      <w:r>
+        <w:rPr>
+          <w:rFonts w:ascii="Cambria" w:hAnsi="Cambria"/>
+          <w:b/>
+          <w:sz w:val="32"/>
+        </w:rPr>
+      </w:r>
     </w:p>
     <w:p>
       <w:pPr>
-        <w:pStyle w:val="686"/>
+        <w:pStyle w:val="905"/>
         <w:pBdr/>
         <w:spacing w:line="336" w:lineRule="auto"/>
         <w:ind w:right="377" w:left="383"/>
@@ -15138,7 +16488,7 @@
     </w:p>
     <w:p>
       <w:pPr>
-        <w:pStyle w:val="686"/>
+        <w:pStyle w:val="905"/>
         <w:pBdr/>
         <w:spacing w:after="0" w:before="157" w:line="336" w:lineRule="auto"/>
         <w:ind w:right="375" w:left="383"/>
@@ -15152,7 +16502,7 @@
     </w:p>
     <w:p>
       <w:pPr>
-        <w:pStyle w:val="686"/>
+        <w:pStyle w:val="905"/>
         <w:pBdr/>
         <w:spacing w:after="0" w:before="157"/>
         <w:ind w:right="0" w:left="383"/>
@@ -15259,7 +16609,7 @@
     </w:p>
     <w:p>
       <w:pPr>
-        <w:pStyle w:val="686"/>
+        <w:pStyle w:val="905"/>
         <w:pBdr/>
         <w:spacing/>
         <w:ind/>
@@ -15270,7 +16620,7 @@
     </w:p>
     <w:p>
       <w:pPr>
-        <w:pStyle w:val="686"/>
+        <w:pStyle w:val="905"/>
         <w:pBdr/>
         <w:spacing/>
         <w:ind/>
@@ -15281,7 +16631,7 @@
     </w:p>
     <w:p>
       <w:pPr>
-        <w:pStyle w:val="686"/>
+        <w:pStyle w:val="905"/>
         <w:pBdr/>
         <w:spacing w:after="0" w:before="33"/>
         <w:ind/>
@@ -15292,7 +16642,7 @@
     </w:p>
     <w:p>
       <w:pPr>
-        <w:pStyle w:val="690"/>
+        <w:pStyle w:val="909"/>
         <w:numPr>
           <w:ilvl w:val="0"/>
           <w:numId w:val="7"/>
@@ -15438,10 +16788,15 @@
           <w:sz w:val="24"/>
         </w:rPr>
       </w:r>
+      <w:r>
+        <w:rPr>
+          <w:sz w:val="24"/>
+        </w:rPr>
+      </w:r>
     </w:p>
     <w:p>
       <w:pPr>
-        <w:pStyle w:val="686"/>
+        <w:pStyle w:val="905"/>
         <w:pBdr/>
         <w:spacing w:after="0" w:before="232" w:line="310" w:lineRule="auto"/>
         <w:ind w:right="0" w:left="803"/>
@@ -15589,7 +16944,7 @@
     </w:p>
     <w:p>
       <w:pPr>
-        <w:pStyle w:val="690"/>
+        <w:pStyle w:val="909"/>
         <w:numPr>
           <w:ilvl w:val="1"/>
           <w:numId w:val="7"/>
@@ -15731,10 +17086,15 @@
           <w:sz w:val="21"/>
         </w:rPr>
       </w:r>
+      <w:r>
+        <w:rPr>
+          <w:sz w:val="21"/>
+        </w:rPr>
+      </w:r>
     </w:p>
     <w:p>
       <w:pPr>
-        <w:pStyle w:val="690"/>
+        <w:pStyle w:val="909"/>
         <w:numPr>
           <w:ilvl w:val="1"/>
           <w:numId w:val="7"/>
@@ -15870,6 +17230,11 @@
           <w:sz w:val="21"/>
         </w:rPr>
         <w:t xml:space="preserve">full?</w:t>
+      </w:r>
+      <w:r>
+        <w:rPr>
+          <w:sz w:val="21"/>
+        </w:rPr>
       </w:r>
       <w:r>
         <w:rPr>
@@ -15899,7 +17264,6 @@
         <w:ind/>
         <w:rPr/>
       </w:pPr>
-      <w:r/>
       <w:r>
         <w:separator/>
       </w:r>
@@ -15914,7 +17278,6 @@
         <w:ind/>
         <w:rPr/>
       </w:pPr>
-      <w:r/>
       <w:r>
         <w:continuationSeparator/>
       </w:r>
@@ -15934,7 +17297,6 @@
         <w:ind/>
         <w:rPr/>
       </w:pPr>
-      <w:r/>
       <w:r>
         <w:separator/>
       </w:r>
@@ -15949,7 +17311,6 @@
         <w:ind/>
         <w:rPr/>
       </w:pPr>
-      <w:r/>
       <w:r>
         <w:continuationSeparator/>
       </w:r>
@@ -17638,7 +18999,7 @@
     <w:lsdException w:name="Bibliography" w:uiPriority="37"/>
     <w:lsdException w:name="TOC Heading" w:uiPriority="39" w:qFormat="1"/>
   </w:latentStyles>
-  <w:style w:type="table" w:styleId="11" w:default="1">
+  <w:style w:type="table" w:styleId="717" w:default="1">
     <w:name w:val="Normal Table"/>
     <w:uiPriority w:val="99"/>
     <w:semiHidden/>
@@ -17831,9 +19192,9 @@
       </w:tcPr>
     </w:tblStylePr>
   </w:style>
-  <w:style w:type="table" w:styleId="12">
+  <w:style w:type="table" w:styleId="718">
     <w:name w:val="Table Grid"/>
-    <w:basedOn w:val="11"/>
+    <w:basedOn w:val="717"/>
     <w:uiPriority w:val="59"/>
     <w:pPr>
       <w:pBdr/>
@@ -18030,9 +19391,9 @@
       </w:tcPr>
     </w:tblStylePr>
   </w:style>
-  <w:style w:type="table" w:styleId="13">
+  <w:style w:type="table" w:styleId="719">
     <w:name w:val="Table Grid Light"/>
-    <w:basedOn w:val="11"/>
+    <w:basedOn w:val="717"/>
     <w:uiPriority w:val="59"/>
     <w:pPr>
       <w:pBdr/>
@@ -18229,9 +19590,9 @@
       </w:tcPr>
     </w:tblStylePr>
   </w:style>
-  <w:style w:type="table" w:styleId="14">
+  <w:style w:type="table" w:styleId="720">
     <w:name w:val="Plain Table 1"/>
-    <w:basedOn w:val="11"/>
+    <w:basedOn w:val="717"/>
     <w:uiPriority w:val="59"/>
     <w:pPr>
       <w:pBdr/>
@@ -18454,9 +19815,9 @@
       </w:tcPr>
     </w:tblStylePr>
   </w:style>
-  <w:style w:type="table" w:styleId="15">
+  <w:style w:type="table" w:styleId="721">
     <w:name w:val="Plain Table 2"/>
-    <w:basedOn w:val="11"/>
+    <w:basedOn w:val="717"/>
     <w:uiPriority w:val="59"/>
     <w:pPr>
       <w:pBdr/>
@@ -18687,9 +20048,9 @@
       </w:tcPr>
     </w:tblStylePr>
   </w:style>
-  <w:style w:type="table" w:styleId="16">
+  <w:style w:type="table" w:styleId="722">
     <w:name w:val="Plain Table 3"/>
-    <w:basedOn w:val="11"/>
+    <w:basedOn w:val="717"/>
     <w:uiPriority w:val="99"/>
     <w:pPr>
       <w:pBdr/>
@@ -18917,9 +20278,9 @@
       </w:tcPr>
     </w:tblStylePr>
   </w:style>
-  <w:style w:type="table" w:styleId="17">
+  <w:style w:type="table" w:styleId="723">
     <w:name w:val="Plain Table 4"/>
-    <w:basedOn w:val="11"/>
+    <w:basedOn w:val="717"/>
     <w:uiPriority w:val="99"/>
     <w:pPr>
       <w:pBdr/>
@@ -19133,9 +20494,9 @@
       </w:tcPr>
     </w:tblStylePr>
   </w:style>
-  <w:style w:type="table" w:styleId="18">
+  <w:style w:type="table" w:styleId="724">
     <w:name w:val="Plain Table 5"/>
-    <w:basedOn w:val="11"/>
+    <w:basedOn w:val="717"/>
     <w:uiPriority w:val="99"/>
     <w:pPr>
       <w:pBdr/>
@@ -19366,9 +20727,9 @@
       </w:tcPr>
     </w:tblStylePr>
   </w:style>
-  <w:style w:type="table" w:styleId="19">
+  <w:style w:type="table" w:styleId="725">
     <w:name w:val="Grid Table 1 Light"/>
-    <w:basedOn w:val="11"/>
+    <w:basedOn w:val="717"/>
     <w:uiPriority w:val="99"/>
     <w:pPr>
       <w:pBdr/>
@@ -19589,9 +20950,9 @@
       </w:tcPr>
     </w:tblStylePr>
   </w:style>
-  <w:style w:type="table" w:styleId="20">
+  <w:style w:type="table" w:styleId="726">
     <w:name w:val="Grid Table 1 Light - Accent 1"/>
-    <w:basedOn w:val="11"/>
+    <w:basedOn w:val="717"/>
     <w:uiPriority w:val="99"/>
     <w:pPr>
       <w:pBdr/>
@@ -19812,9 +21173,9 @@
       </w:tcPr>
     </w:tblStylePr>
   </w:style>
-  <w:style w:type="table" w:styleId="21">
+  <w:style w:type="table" w:styleId="727">
     <w:name w:val="Grid Table 1 Light - Accent 2"/>
-    <w:basedOn w:val="11"/>
+    <w:basedOn w:val="717"/>
     <w:uiPriority w:val="99"/>
     <w:pPr>
       <w:pBdr/>
@@ -20035,9 +21396,9 @@
       </w:tcPr>
     </w:tblStylePr>
   </w:style>
-  <w:style w:type="table" w:styleId="22">
+  <w:style w:type="table" w:styleId="728">
     <w:name w:val="Grid Table 1 Light - Accent 3"/>
-    <w:basedOn w:val="11"/>
+    <w:basedOn w:val="717"/>
     <w:uiPriority w:val="99"/>
     <w:pPr>
       <w:pBdr/>
@@ -20258,9 +21619,9 @@
       </w:tcPr>
     </w:tblStylePr>
   </w:style>
-  <w:style w:type="table" w:styleId="23">
+  <w:style w:type="table" w:styleId="729">
     <w:name w:val="Grid Table 1 Light - Accent 4"/>
-    <w:basedOn w:val="11"/>
+    <w:basedOn w:val="717"/>
     <w:uiPriority w:val="99"/>
     <w:pPr>
       <w:pBdr/>
@@ -20481,9 +21842,9 @@
       </w:tcPr>
     </w:tblStylePr>
   </w:style>
-  <w:style w:type="table" w:styleId="24">
+  <w:style w:type="table" w:styleId="730">
     <w:name w:val="Grid Table 1 Light - Accent 5"/>
-    <w:basedOn w:val="11"/>
+    <w:basedOn w:val="717"/>
     <w:uiPriority w:val="99"/>
     <w:pPr>
       <w:pBdr/>
@@ -20704,9 +22065,9 @@
       </w:tcPr>
     </w:tblStylePr>
   </w:style>
-  <w:style w:type="table" w:styleId="25">
+  <w:style w:type="table" w:styleId="731">
     <w:name w:val="Grid Table 1 Light - Accent 6"/>
-    <w:basedOn w:val="11"/>
+    <w:basedOn w:val="717"/>
     <w:uiPriority w:val="99"/>
     <w:pPr>
       <w:pBdr/>
@@ -20927,9 +22288,9 @@
       </w:tcPr>
     </w:tblStylePr>
   </w:style>
-  <w:style w:type="table" w:styleId="26">
+  <w:style w:type="table" w:styleId="732">
     <w:name w:val="Grid Table 2"/>
-    <w:basedOn w:val="11"/>
+    <w:basedOn w:val="717"/>
     <w:uiPriority w:val="99"/>
     <w:pPr>
       <w:pBdr/>
@@ -21159,9 +22520,9 @@
       </w:tcPr>
     </w:tblStylePr>
   </w:style>
-  <w:style w:type="table" w:styleId="27">
+  <w:style w:type="table" w:styleId="733">
     <w:name w:val="Grid Table 2 - Accent 1"/>
-    <w:basedOn w:val="11"/>
+    <w:basedOn w:val="717"/>
     <w:uiPriority w:val="99"/>
     <w:pPr>
       <w:pBdr/>
@@ -21391,9 +22752,9 @@
       </w:tcPr>
     </w:tblStylePr>
   </w:style>
-  <w:style w:type="table" w:styleId="28">
+  <w:style w:type="table" w:styleId="734">
     <w:name w:val="Grid Table 2 - Accent 2"/>
-    <w:basedOn w:val="11"/>
+    <w:basedOn w:val="717"/>
     <w:uiPriority w:val="99"/>
     <w:pPr>
       <w:pBdr/>
@@ -21623,9 +22984,9 @@
       </w:tcPr>
     </w:tblStylePr>
   </w:style>
-  <w:style w:type="table" w:styleId="29">
+  <w:style w:type="table" w:styleId="735">
     <w:name w:val="Grid Table 2 - Accent 3"/>
-    <w:basedOn w:val="11"/>
+    <w:basedOn w:val="717"/>
     <w:uiPriority w:val="99"/>
     <w:pPr>
       <w:pBdr/>
@@ -21855,9 +23216,9 @@
       </w:tcPr>
     </w:tblStylePr>
   </w:style>
-  <w:style w:type="table" w:styleId="30">
+  <w:style w:type="table" w:styleId="736">
     <w:name w:val="Grid Table 2 - Accent 4"/>
-    <w:basedOn w:val="11"/>
+    <w:basedOn w:val="717"/>
     <w:uiPriority w:val="99"/>
     <w:pPr>
       <w:pBdr/>
@@ -22087,9 +23448,9 @@
       </w:tcPr>
     </w:tblStylePr>
   </w:style>
-  <w:style w:type="table" w:styleId="31">
+  <w:style w:type="table" w:styleId="737">
     <w:name w:val="Grid Table 2 - Accent 5"/>
-    <w:basedOn w:val="11"/>
+    <w:basedOn w:val="717"/>
     <w:uiPriority w:val="99"/>
     <w:pPr>
       <w:pBdr/>
@@ -22319,9 +23680,9 @@
       </w:tcPr>
     </w:tblStylePr>
   </w:style>
-  <w:style w:type="table" w:styleId="32">
+  <w:style w:type="table" w:styleId="738">
     <w:name w:val="Grid Table 2 - Accent 6"/>
-    <w:basedOn w:val="11"/>
+    <w:basedOn w:val="717"/>
     <w:uiPriority w:val="99"/>
     <w:pPr>
       <w:pBdr/>
@@ -22551,9 +23912,9 @@
       </w:tcPr>
     </w:tblStylePr>
   </w:style>
-  <w:style w:type="table" w:styleId="33">
+  <w:style w:type="table" w:styleId="739">
     <w:name w:val="Grid Table 3"/>
-    <w:basedOn w:val="11"/>
+    <w:basedOn w:val="717"/>
     <w:uiPriority w:val="99"/>
     <w:pPr>
       <w:pBdr/>
@@ -22652,29 +24013,6 @@
         <w:tblBorders/>
       </w:tblPr>
       <w:tcPr>
-        <w:shd w:color="ffffff"/>
-        <w:tcBorders>
-          <w:top w:val="none" w:color="000000" w:sz="4" w:space="0"/>
-          <w:left w:val="none" w:color="000000" w:sz="4" w:space="0"/>
-          <w:bottom w:val="none" w:color="000000" w:sz="4" w:space="0"/>
-          <w:right w:val="none" w:color="000000" w:sz="4" w:space="0"/>
-        </w:tcBorders>
-      </w:tcPr>
-    </w:tblStylePr>
-    <w:tblStylePr w:type="firstRow">
-      <w:rPr>
-        <w:b/>
-        <w:color w:val="404040"/>
-      </w:rPr>
-      <w:pPr>
-        <w:pBdr/>
-        <w:spacing/>
-        <w:ind/>
-      </w:pPr>
-      <w:tblPr>
-        <w:tblBorders/>
-      </w:tblPr>
-      <w:tcPr>
         <w:shd w:val="clear" w:color="ffffff"/>
         <w:tcBorders>
           <w:top w:val="none" w:color="000000" w:sz="4" w:space="0"/>
@@ -22684,30 +24022,7 @@
         </w:tcBorders>
       </w:tcPr>
     </w:tblStylePr>
-    <w:tblStylePr w:type="lastCol">
-      <w:rPr>
-        <w:i/>
-        <w:color w:val="404040"/>
-      </w:rPr>
-      <w:pPr>
-        <w:pBdr/>
-        <w:spacing/>
-        <w:ind/>
-      </w:pPr>
-      <w:tblPr>
-        <w:tblBorders/>
-      </w:tblPr>
-      <w:tcPr>
-        <w:shd w:color="ffffff"/>
-        <w:tcBorders>
-          <w:top w:val="none" w:color="000000" w:sz="4" w:space="0"/>
-          <w:left w:val="none" w:color="000000" w:sz="4" w:space="0"/>
-          <w:bottom w:val="none" w:color="000000" w:sz="4" w:space="0"/>
-          <w:right w:val="none" w:color="000000" w:sz="4" w:space="0"/>
-        </w:tcBorders>
-      </w:tcPr>
-    </w:tblStylePr>
-    <w:tblStylePr w:type="lastRow">
+    <w:tblStylePr w:type="firstRow">
       <w:rPr>
         <w:b/>
         <w:color w:val="404040"/>
@@ -22730,6 +24045,52 @@
         </w:tcBorders>
       </w:tcPr>
     </w:tblStylePr>
+    <w:tblStylePr w:type="lastCol">
+      <w:rPr>
+        <w:i/>
+        <w:color w:val="404040"/>
+      </w:rPr>
+      <w:pPr>
+        <w:pBdr/>
+        <w:spacing/>
+        <w:ind/>
+      </w:pPr>
+      <w:tblPr>
+        <w:tblBorders/>
+      </w:tblPr>
+      <w:tcPr>
+        <w:shd w:val="clear" w:color="ffffff"/>
+        <w:tcBorders>
+          <w:top w:val="none" w:color="000000" w:sz="4" w:space="0"/>
+          <w:left w:val="none" w:color="000000" w:sz="4" w:space="0"/>
+          <w:bottom w:val="none" w:color="000000" w:sz="4" w:space="0"/>
+          <w:right w:val="none" w:color="000000" w:sz="4" w:space="0"/>
+        </w:tcBorders>
+      </w:tcPr>
+    </w:tblStylePr>
+    <w:tblStylePr w:type="lastRow">
+      <w:rPr>
+        <w:b/>
+        <w:color w:val="404040"/>
+      </w:rPr>
+      <w:pPr>
+        <w:pBdr/>
+        <w:spacing/>
+        <w:ind/>
+      </w:pPr>
+      <w:tblPr>
+        <w:tblBorders/>
+      </w:tblPr>
+      <w:tcPr>
+        <w:shd w:val="clear" w:color="ffffff"/>
+        <w:tcBorders>
+          <w:top w:val="none" w:color="000000" w:sz="4" w:space="0"/>
+          <w:left w:val="none" w:color="000000" w:sz="4" w:space="0"/>
+          <w:bottom w:val="none" w:color="000000" w:sz="4" w:space="0"/>
+          <w:right w:val="none" w:color="000000" w:sz="4" w:space="0"/>
+        </w:tcBorders>
+      </w:tcPr>
+    </w:tblStylePr>
     <w:tblStylePr w:type="nwCell">
       <w:pPr>
         <w:pBdr/>
@@ -22796,9 +24157,9 @@
       </w:tcPr>
     </w:tblStylePr>
   </w:style>
-  <w:style w:type="table" w:styleId="34">
+  <w:style w:type="table" w:styleId="740">
     <w:name w:val="Grid Table 3 - Accent 1"/>
-    <w:basedOn w:val="11"/>
+    <w:basedOn w:val="717"/>
     <w:uiPriority w:val="99"/>
     <w:pPr>
       <w:pBdr/>
@@ -22897,29 +24258,6 @@
         <w:tblBorders/>
       </w:tblPr>
       <w:tcPr>
-        <w:shd w:color="ffffff"/>
-        <w:tcBorders>
-          <w:top w:val="none" w:color="000000" w:sz="4" w:space="0"/>
-          <w:left w:val="none" w:color="000000" w:sz="4" w:space="0"/>
-          <w:bottom w:val="none" w:color="000000" w:sz="4" w:space="0"/>
-          <w:right w:val="none" w:color="000000" w:sz="4" w:space="0"/>
-        </w:tcBorders>
-      </w:tcPr>
-    </w:tblStylePr>
-    <w:tblStylePr w:type="firstRow">
-      <w:rPr>
-        <w:b/>
-        <w:color w:val="404040"/>
-      </w:rPr>
-      <w:pPr>
-        <w:pBdr/>
-        <w:spacing/>
-        <w:ind/>
-      </w:pPr>
-      <w:tblPr>
-        <w:tblBorders/>
-      </w:tblPr>
-      <w:tcPr>
         <w:shd w:val="clear" w:color="ffffff"/>
         <w:tcBorders>
           <w:top w:val="none" w:color="000000" w:sz="4" w:space="0"/>
@@ -22929,30 +24267,7 @@
         </w:tcBorders>
       </w:tcPr>
     </w:tblStylePr>
-    <w:tblStylePr w:type="lastCol">
-      <w:rPr>
-        <w:i/>
-        <w:color w:val="404040"/>
-      </w:rPr>
-      <w:pPr>
-        <w:pBdr/>
-        <w:spacing/>
-        <w:ind/>
-      </w:pPr>
-      <w:tblPr>
-        <w:tblBorders/>
-      </w:tblPr>
-      <w:tcPr>
-        <w:shd w:color="ffffff"/>
-        <w:tcBorders>
-          <w:top w:val="none" w:color="000000" w:sz="4" w:space="0"/>
-          <w:left w:val="none" w:color="000000" w:sz="4" w:space="0"/>
-          <w:bottom w:val="none" w:color="000000" w:sz="4" w:space="0"/>
-          <w:right w:val="none" w:color="000000" w:sz="4" w:space="0"/>
-        </w:tcBorders>
-      </w:tcPr>
-    </w:tblStylePr>
-    <w:tblStylePr w:type="lastRow">
+    <w:tblStylePr w:type="firstRow">
       <w:rPr>
         <w:b/>
         <w:color w:val="404040"/>
@@ -22975,6 +24290,52 @@
         </w:tcBorders>
       </w:tcPr>
     </w:tblStylePr>
+    <w:tblStylePr w:type="lastCol">
+      <w:rPr>
+        <w:i/>
+        <w:color w:val="404040"/>
+      </w:rPr>
+      <w:pPr>
+        <w:pBdr/>
+        <w:spacing/>
+        <w:ind/>
+      </w:pPr>
+      <w:tblPr>
+        <w:tblBorders/>
+      </w:tblPr>
+      <w:tcPr>
+        <w:shd w:val="clear" w:color="ffffff"/>
+        <w:tcBorders>
+          <w:top w:val="none" w:color="000000" w:sz="4" w:space="0"/>
+          <w:left w:val="none" w:color="000000" w:sz="4" w:space="0"/>
+          <w:bottom w:val="none" w:color="000000" w:sz="4" w:space="0"/>
+          <w:right w:val="none" w:color="000000" w:sz="4" w:space="0"/>
+        </w:tcBorders>
+      </w:tcPr>
+    </w:tblStylePr>
+    <w:tblStylePr w:type="lastRow">
+      <w:rPr>
+        <w:b/>
+        <w:color w:val="404040"/>
+      </w:rPr>
+      <w:pPr>
+        <w:pBdr/>
+        <w:spacing/>
+        <w:ind/>
+      </w:pPr>
+      <w:tblPr>
+        <w:tblBorders/>
+      </w:tblPr>
+      <w:tcPr>
+        <w:shd w:val="clear" w:color="ffffff"/>
+        <w:tcBorders>
+          <w:top w:val="none" w:color="000000" w:sz="4" w:space="0"/>
+          <w:left w:val="none" w:color="000000" w:sz="4" w:space="0"/>
+          <w:bottom w:val="none" w:color="000000" w:sz="4" w:space="0"/>
+          <w:right w:val="none" w:color="000000" w:sz="4" w:space="0"/>
+        </w:tcBorders>
+      </w:tcPr>
+    </w:tblStylePr>
     <w:tblStylePr w:type="nwCell">
       <w:pPr>
         <w:pBdr/>
@@ -23041,9 +24402,9 @@
       </w:tcPr>
     </w:tblStylePr>
   </w:style>
-  <w:style w:type="table" w:styleId="35">
+  <w:style w:type="table" w:styleId="741">
     <w:name w:val="Grid Table 3 - Accent 2"/>
-    <w:basedOn w:val="11"/>
+    <w:basedOn w:val="717"/>
     <w:uiPriority w:val="99"/>
     <w:pPr>
       <w:pBdr/>
@@ -23142,29 +24503,6 @@
         <w:tblBorders/>
       </w:tblPr>
       <w:tcPr>
-        <w:shd w:color="ffffff"/>
-        <w:tcBorders>
-          <w:top w:val="none" w:color="000000" w:sz="4" w:space="0"/>
-          <w:left w:val="none" w:color="000000" w:sz="4" w:space="0"/>
-          <w:bottom w:val="none" w:color="000000" w:sz="4" w:space="0"/>
-          <w:right w:val="none" w:color="000000" w:sz="4" w:space="0"/>
-        </w:tcBorders>
-      </w:tcPr>
-    </w:tblStylePr>
-    <w:tblStylePr w:type="firstRow">
-      <w:rPr>
-        <w:b/>
-        <w:color w:val="404040"/>
-      </w:rPr>
-      <w:pPr>
-        <w:pBdr/>
-        <w:spacing/>
-        <w:ind/>
-      </w:pPr>
-      <w:tblPr>
-        <w:tblBorders/>
-      </w:tblPr>
-      <w:tcPr>
         <w:shd w:val="clear" w:color="ffffff"/>
         <w:tcBorders>
           <w:top w:val="none" w:color="000000" w:sz="4" w:space="0"/>
@@ -23174,30 +24512,7 @@
         </w:tcBorders>
       </w:tcPr>
     </w:tblStylePr>
-    <w:tblStylePr w:type="lastCol">
-      <w:rPr>
-        <w:i/>
-        <w:color w:val="404040"/>
-      </w:rPr>
-      <w:pPr>
-        <w:pBdr/>
-        <w:spacing/>
-        <w:ind/>
-      </w:pPr>
-      <w:tblPr>
-        <w:tblBorders/>
-      </w:tblPr>
-      <w:tcPr>
-        <w:shd w:color="ffffff"/>
-        <w:tcBorders>
-          <w:top w:val="none" w:color="000000" w:sz="4" w:space="0"/>
-          <w:left w:val="none" w:color="000000" w:sz="4" w:space="0"/>
-          <w:bottom w:val="none" w:color="000000" w:sz="4" w:space="0"/>
-          <w:right w:val="none" w:color="000000" w:sz="4" w:space="0"/>
-        </w:tcBorders>
-      </w:tcPr>
-    </w:tblStylePr>
-    <w:tblStylePr w:type="lastRow">
+    <w:tblStylePr w:type="firstRow">
       <w:rPr>
         <w:b/>
         <w:color w:val="404040"/>
@@ -23220,6 +24535,52 @@
         </w:tcBorders>
       </w:tcPr>
     </w:tblStylePr>
+    <w:tblStylePr w:type="lastCol">
+      <w:rPr>
+        <w:i/>
+        <w:color w:val="404040"/>
+      </w:rPr>
+      <w:pPr>
+        <w:pBdr/>
+        <w:spacing/>
+        <w:ind/>
+      </w:pPr>
+      <w:tblPr>
+        <w:tblBorders/>
+      </w:tblPr>
+      <w:tcPr>
+        <w:shd w:val="clear" w:color="ffffff"/>
+        <w:tcBorders>
+          <w:top w:val="none" w:color="000000" w:sz="4" w:space="0"/>
+          <w:left w:val="none" w:color="000000" w:sz="4" w:space="0"/>
+          <w:bottom w:val="none" w:color="000000" w:sz="4" w:space="0"/>
+          <w:right w:val="none" w:color="000000" w:sz="4" w:space="0"/>
+        </w:tcBorders>
+      </w:tcPr>
+    </w:tblStylePr>
+    <w:tblStylePr w:type="lastRow">
+      <w:rPr>
+        <w:b/>
+        <w:color w:val="404040"/>
+      </w:rPr>
+      <w:pPr>
+        <w:pBdr/>
+        <w:spacing/>
+        <w:ind/>
+      </w:pPr>
+      <w:tblPr>
+        <w:tblBorders/>
+      </w:tblPr>
+      <w:tcPr>
+        <w:shd w:val="clear" w:color="ffffff"/>
+        <w:tcBorders>
+          <w:top w:val="none" w:color="000000" w:sz="4" w:space="0"/>
+          <w:left w:val="none" w:color="000000" w:sz="4" w:space="0"/>
+          <w:bottom w:val="none" w:color="000000" w:sz="4" w:space="0"/>
+          <w:right w:val="none" w:color="000000" w:sz="4" w:space="0"/>
+        </w:tcBorders>
+      </w:tcPr>
+    </w:tblStylePr>
     <w:tblStylePr w:type="nwCell">
       <w:pPr>
         <w:pBdr/>
@@ -23286,9 +24647,9 @@
       </w:tcPr>
     </w:tblStylePr>
   </w:style>
-  <w:style w:type="table" w:styleId="36">
+  <w:style w:type="table" w:styleId="742">
     <w:name w:val="Grid Table 3 - Accent 3"/>
-    <w:basedOn w:val="11"/>
+    <w:basedOn w:val="717"/>
     <w:uiPriority w:val="99"/>
     <w:pPr>
       <w:pBdr/>
@@ -23387,29 +24748,6 @@
         <w:tblBorders/>
       </w:tblPr>
       <w:tcPr>
-        <w:shd w:color="ffffff"/>
-        <w:tcBorders>
-          <w:top w:val="none" w:color="000000" w:sz="4" w:space="0"/>
-          <w:left w:val="none" w:color="000000" w:sz="4" w:space="0"/>
-          <w:bottom w:val="none" w:color="000000" w:sz="4" w:space="0"/>
-          <w:right w:val="none" w:color="000000" w:sz="4" w:space="0"/>
-        </w:tcBorders>
-      </w:tcPr>
-    </w:tblStylePr>
-    <w:tblStylePr w:type="firstRow">
-      <w:rPr>
-        <w:b/>
-        <w:color w:val="404040"/>
-      </w:rPr>
-      <w:pPr>
-        <w:pBdr/>
-        <w:spacing/>
-        <w:ind/>
-      </w:pPr>
-      <w:tblPr>
-        <w:tblBorders/>
-      </w:tblPr>
-      <w:tcPr>
         <w:shd w:val="clear" w:color="ffffff"/>
         <w:tcBorders>
           <w:top w:val="none" w:color="000000" w:sz="4" w:space="0"/>
@@ -23419,30 +24757,7 @@
         </w:tcBorders>
       </w:tcPr>
     </w:tblStylePr>
-    <w:tblStylePr w:type="lastCol">
-      <w:rPr>
-        <w:i/>
-        <w:color w:val="404040"/>
-      </w:rPr>
-      <w:pPr>
-        <w:pBdr/>
-        <w:spacing/>
-        <w:ind/>
-      </w:pPr>
-      <w:tblPr>
-        <w:tblBorders/>
-      </w:tblPr>
-      <w:tcPr>
-        <w:shd w:color="ffffff"/>
-        <w:tcBorders>
-          <w:top w:val="none" w:color="000000" w:sz="4" w:space="0"/>
-          <w:left w:val="none" w:color="000000" w:sz="4" w:space="0"/>
-          <w:bottom w:val="none" w:color="000000" w:sz="4" w:space="0"/>
-          <w:right w:val="none" w:color="000000" w:sz="4" w:space="0"/>
-        </w:tcBorders>
-      </w:tcPr>
-    </w:tblStylePr>
-    <w:tblStylePr w:type="lastRow">
+    <w:tblStylePr w:type="firstRow">
       <w:rPr>
         <w:b/>
         <w:color w:val="404040"/>
@@ -23465,6 +24780,52 @@
         </w:tcBorders>
       </w:tcPr>
     </w:tblStylePr>
+    <w:tblStylePr w:type="lastCol">
+      <w:rPr>
+        <w:i/>
+        <w:color w:val="404040"/>
+      </w:rPr>
+      <w:pPr>
+        <w:pBdr/>
+        <w:spacing/>
+        <w:ind/>
+      </w:pPr>
+      <w:tblPr>
+        <w:tblBorders/>
+      </w:tblPr>
+      <w:tcPr>
+        <w:shd w:val="clear" w:color="ffffff"/>
+        <w:tcBorders>
+          <w:top w:val="none" w:color="000000" w:sz="4" w:space="0"/>
+          <w:left w:val="none" w:color="000000" w:sz="4" w:space="0"/>
+          <w:bottom w:val="none" w:color="000000" w:sz="4" w:space="0"/>
+          <w:right w:val="none" w:color="000000" w:sz="4" w:space="0"/>
+        </w:tcBorders>
+      </w:tcPr>
+    </w:tblStylePr>
+    <w:tblStylePr w:type="lastRow">
+      <w:rPr>
+        <w:b/>
+        <w:color w:val="404040"/>
+      </w:rPr>
+      <w:pPr>
+        <w:pBdr/>
+        <w:spacing/>
+        <w:ind/>
+      </w:pPr>
+      <w:tblPr>
+        <w:tblBorders/>
+      </w:tblPr>
+      <w:tcPr>
+        <w:shd w:val="clear" w:color="ffffff"/>
+        <w:tcBorders>
+          <w:top w:val="none" w:color="000000" w:sz="4" w:space="0"/>
+          <w:left w:val="none" w:color="000000" w:sz="4" w:space="0"/>
+          <w:bottom w:val="none" w:color="000000" w:sz="4" w:space="0"/>
+          <w:right w:val="none" w:color="000000" w:sz="4" w:space="0"/>
+        </w:tcBorders>
+      </w:tcPr>
+    </w:tblStylePr>
     <w:tblStylePr w:type="nwCell">
       <w:pPr>
         <w:pBdr/>
@@ -23531,9 +24892,9 @@
       </w:tcPr>
     </w:tblStylePr>
   </w:style>
-  <w:style w:type="table" w:styleId="37">
+  <w:style w:type="table" w:styleId="743">
     <w:name w:val="Grid Table 3 - Accent 4"/>
-    <w:basedOn w:val="11"/>
+    <w:basedOn w:val="717"/>
     <w:uiPriority w:val="99"/>
     <w:pPr>
       <w:pBdr/>
@@ -23632,29 +24993,6 @@
         <w:tblBorders/>
       </w:tblPr>
       <w:tcPr>
-        <w:shd w:color="ffffff"/>
-        <w:tcBorders>
-          <w:top w:val="none" w:color="000000" w:sz="4" w:space="0"/>
-          <w:left w:val="none" w:color="000000" w:sz="4" w:space="0"/>
-          <w:bottom w:val="none" w:color="000000" w:sz="4" w:space="0"/>
-          <w:right w:val="none" w:color="000000" w:sz="4" w:space="0"/>
-        </w:tcBorders>
-      </w:tcPr>
-    </w:tblStylePr>
-    <w:tblStylePr w:type="firstRow">
-      <w:rPr>
-        <w:b/>
-        <w:color w:val="404040"/>
-      </w:rPr>
-      <w:pPr>
-        <w:pBdr/>
-        <w:spacing/>
-        <w:ind/>
-      </w:pPr>
-      <w:tblPr>
-        <w:tblBorders/>
-      </w:tblPr>
-      <w:tcPr>
         <w:shd w:val="clear" w:color="ffffff"/>
         <w:tcBorders>
           <w:top w:val="none" w:color="000000" w:sz="4" w:space="0"/>
@@ -23664,30 +25002,7 @@
         </w:tcBorders>
       </w:tcPr>
     </w:tblStylePr>
-    <w:tblStylePr w:type="lastCol">
-      <w:rPr>
-        <w:i/>
-        <w:color w:val="404040"/>
-      </w:rPr>
-      <w:pPr>
-        <w:pBdr/>
-        <w:spacing/>
-        <w:ind/>
-      </w:pPr>
-      <w:tblPr>
-        <w:tblBorders/>
-      </w:tblPr>
-      <w:tcPr>
-        <w:shd w:color="ffffff"/>
-        <w:tcBorders>
-          <w:top w:val="none" w:color="000000" w:sz="4" w:space="0"/>
-          <w:left w:val="none" w:color="000000" w:sz="4" w:space="0"/>
-          <w:bottom w:val="none" w:color="000000" w:sz="4" w:space="0"/>
-          <w:right w:val="none" w:color="000000" w:sz="4" w:space="0"/>
-        </w:tcBorders>
-      </w:tcPr>
-    </w:tblStylePr>
-    <w:tblStylePr w:type="lastRow">
+    <w:tblStylePr w:type="firstRow">
       <w:rPr>
         <w:b/>
         <w:color w:val="404040"/>
@@ -23710,6 +25025,52 @@
         </w:tcBorders>
       </w:tcPr>
     </w:tblStylePr>
+    <w:tblStylePr w:type="lastCol">
+      <w:rPr>
+        <w:i/>
+        <w:color w:val="404040"/>
+      </w:rPr>
+      <w:pPr>
+        <w:pBdr/>
+        <w:spacing/>
+        <w:ind/>
+      </w:pPr>
+      <w:tblPr>
+        <w:tblBorders/>
+      </w:tblPr>
+      <w:tcPr>
+        <w:shd w:val="clear" w:color="ffffff"/>
+        <w:tcBorders>
+          <w:top w:val="none" w:color="000000" w:sz="4" w:space="0"/>
+          <w:left w:val="none" w:color="000000" w:sz="4" w:space="0"/>
+          <w:bottom w:val="none" w:color="000000" w:sz="4" w:space="0"/>
+          <w:right w:val="none" w:color="000000" w:sz="4" w:space="0"/>
+        </w:tcBorders>
+      </w:tcPr>
+    </w:tblStylePr>
+    <w:tblStylePr w:type="lastRow">
+      <w:rPr>
+        <w:b/>
+        <w:color w:val="404040"/>
+      </w:rPr>
+      <w:pPr>
+        <w:pBdr/>
+        <w:spacing/>
+        <w:ind/>
+      </w:pPr>
+      <w:tblPr>
+        <w:tblBorders/>
+      </w:tblPr>
+      <w:tcPr>
+        <w:shd w:val="clear" w:color="ffffff"/>
+        <w:tcBorders>
+          <w:top w:val="none" w:color="000000" w:sz="4" w:space="0"/>
+          <w:left w:val="none" w:color="000000" w:sz="4" w:space="0"/>
+          <w:bottom w:val="none" w:color="000000" w:sz="4" w:space="0"/>
+          <w:right w:val="none" w:color="000000" w:sz="4" w:space="0"/>
+        </w:tcBorders>
+      </w:tcPr>
+    </w:tblStylePr>
     <w:tblStylePr w:type="nwCell">
       <w:pPr>
         <w:pBdr/>
@@ -23776,9 +25137,9 @@
       </w:tcPr>
     </w:tblStylePr>
   </w:style>
-  <w:style w:type="table" w:styleId="38">
+  <w:style w:type="table" w:styleId="744">
     <w:name w:val="Grid Table 3 - Accent 5"/>
-    <w:basedOn w:val="11"/>
+    <w:basedOn w:val="717"/>
     <w:uiPriority w:val="99"/>
     <w:pPr>
       <w:pBdr/>
@@ -23877,29 +25238,6 @@
         <w:tblBorders/>
       </w:tblPr>
       <w:tcPr>
-        <w:shd w:color="ffffff"/>
-        <w:tcBorders>
-          <w:top w:val="none" w:color="000000" w:sz="4" w:space="0"/>
-          <w:left w:val="none" w:color="000000" w:sz="4" w:space="0"/>
-          <w:bottom w:val="none" w:color="000000" w:sz="4" w:space="0"/>
-          <w:right w:val="none" w:color="000000" w:sz="4" w:space="0"/>
-        </w:tcBorders>
-      </w:tcPr>
-    </w:tblStylePr>
-    <w:tblStylePr w:type="firstRow">
-      <w:rPr>
-        <w:b/>
-        <w:color w:val="404040"/>
-      </w:rPr>
-      <w:pPr>
-        <w:pBdr/>
-        <w:spacing/>
-        <w:ind/>
-      </w:pPr>
-      <w:tblPr>
-        <w:tblBorders/>
-      </w:tblPr>
-      <w:tcPr>
         <w:shd w:val="clear" w:color="ffffff"/>
         <w:tcBorders>
           <w:top w:val="none" w:color="000000" w:sz="4" w:space="0"/>
@@ -23909,30 +25247,7 @@
         </w:tcBorders>
       </w:tcPr>
     </w:tblStylePr>
-    <w:tblStylePr w:type="lastCol">
-      <w:rPr>
-        <w:i/>
-        <w:color w:val="404040"/>
-      </w:rPr>
-      <w:pPr>
-        <w:pBdr/>
-        <w:spacing/>
-        <w:ind/>
-      </w:pPr>
-      <w:tblPr>
-        <w:tblBorders/>
-      </w:tblPr>
-      <w:tcPr>
-        <w:shd w:color="ffffff"/>
-        <w:tcBorders>
-          <w:top w:val="none" w:color="000000" w:sz="4" w:space="0"/>
-          <w:left w:val="none" w:color="000000" w:sz="4" w:space="0"/>
-          <w:bottom w:val="none" w:color="000000" w:sz="4" w:space="0"/>
-          <w:right w:val="none" w:color="000000" w:sz="4" w:space="0"/>
-        </w:tcBorders>
-      </w:tcPr>
-    </w:tblStylePr>
-    <w:tblStylePr w:type="lastRow">
+    <w:tblStylePr w:type="firstRow">
       <w:rPr>
         <w:b/>
         <w:color w:val="404040"/>
@@ -23955,6 +25270,52 @@
         </w:tcBorders>
       </w:tcPr>
     </w:tblStylePr>
+    <w:tblStylePr w:type="lastCol">
+      <w:rPr>
+        <w:i/>
+        <w:color w:val="404040"/>
+      </w:rPr>
+      <w:pPr>
+        <w:pBdr/>
+        <w:spacing/>
+        <w:ind/>
+      </w:pPr>
+      <w:tblPr>
+        <w:tblBorders/>
+      </w:tblPr>
+      <w:tcPr>
+        <w:shd w:val="clear" w:color="ffffff"/>
+        <w:tcBorders>
+          <w:top w:val="none" w:color="000000" w:sz="4" w:space="0"/>
+          <w:left w:val="none" w:color="000000" w:sz="4" w:space="0"/>
+          <w:bottom w:val="none" w:color="000000" w:sz="4" w:space="0"/>
+          <w:right w:val="none" w:color="000000" w:sz="4" w:space="0"/>
+        </w:tcBorders>
+      </w:tcPr>
+    </w:tblStylePr>
+    <w:tblStylePr w:type="lastRow">
+      <w:rPr>
+        <w:b/>
+        <w:color w:val="404040"/>
+      </w:rPr>
+      <w:pPr>
+        <w:pBdr/>
+        <w:spacing/>
+        <w:ind/>
+      </w:pPr>
+      <w:tblPr>
+        <w:tblBorders/>
+      </w:tblPr>
+      <w:tcPr>
+        <w:shd w:val="clear" w:color="ffffff"/>
+        <w:tcBorders>
+          <w:top w:val="none" w:color="000000" w:sz="4" w:space="0"/>
+          <w:left w:val="none" w:color="000000" w:sz="4" w:space="0"/>
+          <w:bottom w:val="none" w:color="000000" w:sz="4" w:space="0"/>
+          <w:right w:val="none" w:color="000000" w:sz="4" w:space="0"/>
+        </w:tcBorders>
+      </w:tcPr>
+    </w:tblStylePr>
     <w:tblStylePr w:type="nwCell">
       <w:pPr>
         <w:pBdr/>
@@ -24021,9 +25382,9 @@
       </w:tcPr>
     </w:tblStylePr>
   </w:style>
-  <w:style w:type="table" w:styleId="39">
+  <w:style w:type="table" w:styleId="745">
     <w:name w:val="Grid Table 3 - Accent 6"/>
-    <w:basedOn w:val="11"/>
+    <w:basedOn w:val="717"/>
     <w:uiPriority w:val="99"/>
     <w:pPr>
       <w:pBdr/>
@@ -24122,29 +25483,6 @@
         <w:tblBorders/>
       </w:tblPr>
       <w:tcPr>
-        <w:shd w:color="ffffff"/>
-        <w:tcBorders>
-          <w:top w:val="none" w:color="000000" w:sz="4" w:space="0"/>
-          <w:left w:val="none" w:color="000000" w:sz="4" w:space="0"/>
-          <w:bottom w:val="none" w:color="000000" w:sz="4" w:space="0"/>
-          <w:right w:val="none" w:color="000000" w:sz="4" w:space="0"/>
-        </w:tcBorders>
-      </w:tcPr>
-    </w:tblStylePr>
-    <w:tblStylePr w:type="firstRow">
-      <w:rPr>
-        <w:b/>
-        <w:color w:val="404040"/>
-      </w:rPr>
-      <w:pPr>
-        <w:pBdr/>
-        <w:spacing/>
-        <w:ind/>
-      </w:pPr>
-      <w:tblPr>
-        <w:tblBorders/>
-      </w:tblPr>
-      <w:tcPr>
         <w:shd w:val="clear" w:color="ffffff"/>
         <w:tcBorders>
           <w:top w:val="none" w:color="000000" w:sz="4" w:space="0"/>
@@ -24154,30 +25492,7 @@
         </w:tcBorders>
       </w:tcPr>
     </w:tblStylePr>
-    <w:tblStylePr w:type="lastCol">
-      <w:rPr>
-        <w:i/>
-        <w:color w:val="404040"/>
-      </w:rPr>
-      <w:pPr>
-        <w:pBdr/>
-        <w:spacing/>
-        <w:ind/>
-      </w:pPr>
-      <w:tblPr>
-        <w:tblBorders/>
-      </w:tblPr>
-      <w:tcPr>
-        <w:shd w:color="ffffff"/>
-        <w:tcBorders>
-          <w:top w:val="none" w:color="000000" w:sz="4" w:space="0"/>
-          <w:left w:val="none" w:color="000000" w:sz="4" w:space="0"/>
-          <w:bottom w:val="none" w:color="000000" w:sz="4" w:space="0"/>
-          <w:right w:val="none" w:color="000000" w:sz="4" w:space="0"/>
-        </w:tcBorders>
-      </w:tcPr>
-    </w:tblStylePr>
-    <w:tblStylePr w:type="lastRow">
+    <w:tblStylePr w:type="firstRow">
       <w:rPr>
         <w:b/>
         <w:color w:val="404040"/>
@@ -24200,6 +25515,52 @@
         </w:tcBorders>
       </w:tcPr>
     </w:tblStylePr>
+    <w:tblStylePr w:type="lastCol">
+      <w:rPr>
+        <w:i/>
+        <w:color w:val="404040"/>
+      </w:rPr>
+      <w:pPr>
+        <w:pBdr/>
+        <w:spacing/>
+        <w:ind/>
+      </w:pPr>
+      <w:tblPr>
+        <w:tblBorders/>
+      </w:tblPr>
+      <w:tcPr>
+        <w:shd w:val="clear" w:color="ffffff"/>
+        <w:tcBorders>
+          <w:top w:val="none" w:color="000000" w:sz="4" w:space="0"/>
+          <w:left w:val="none" w:color="000000" w:sz="4" w:space="0"/>
+          <w:bottom w:val="none" w:color="000000" w:sz="4" w:space="0"/>
+          <w:right w:val="none" w:color="000000" w:sz="4" w:space="0"/>
+        </w:tcBorders>
+      </w:tcPr>
+    </w:tblStylePr>
+    <w:tblStylePr w:type="lastRow">
+      <w:rPr>
+        <w:b/>
+        <w:color w:val="404040"/>
+      </w:rPr>
+      <w:pPr>
+        <w:pBdr/>
+        <w:spacing/>
+        <w:ind/>
+      </w:pPr>
+      <w:tblPr>
+        <w:tblBorders/>
+      </w:tblPr>
+      <w:tcPr>
+        <w:shd w:val="clear" w:color="ffffff"/>
+        <w:tcBorders>
+          <w:top w:val="none" w:color="000000" w:sz="4" w:space="0"/>
+          <w:left w:val="none" w:color="000000" w:sz="4" w:space="0"/>
+          <w:bottom w:val="none" w:color="000000" w:sz="4" w:space="0"/>
+          <w:right w:val="none" w:color="000000" w:sz="4" w:space="0"/>
+        </w:tcBorders>
+      </w:tcPr>
+    </w:tblStylePr>
     <w:tblStylePr w:type="nwCell">
       <w:pPr>
         <w:pBdr/>
@@ -24266,9 +25627,9 @@
       </w:tcPr>
     </w:tblStylePr>
   </w:style>
-  <w:style w:type="table" w:styleId="40">
+  <w:style w:type="table" w:styleId="746">
     <w:name w:val="Grid Table 4"/>
-    <w:basedOn w:val="11"/>
+    <w:basedOn w:val="717"/>
     <w:uiPriority w:val="59"/>
     <w:pPr>
       <w:pBdr/>
@@ -24499,9 +25860,9 @@
       </w:tcPr>
     </w:tblStylePr>
   </w:style>
-  <w:style w:type="table" w:styleId="41">
+  <w:style w:type="table" w:styleId="747">
     <w:name w:val="Grid Table 4 - Accent 1"/>
-    <w:basedOn w:val="11"/>
+    <w:basedOn w:val="717"/>
     <w:uiPriority w:val="59"/>
     <w:pPr>
       <w:pBdr/>
@@ -24732,9 +26093,9 @@
       </w:tcPr>
     </w:tblStylePr>
   </w:style>
-  <w:style w:type="table" w:styleId="42">
+  <w:style w:type="table" w:styleId="748">
     <w:name w:val="Grid Table 4 - Accent 2"/>
-    <w:basedOn w:val="11"/>
+    <w:basedOn w:val="717"/>
     <w:uiPriority w:val="59"/>
     <w:pPr>
       <w:pBdr/>
@@ -24965,9 +26326,9 @@
       </w:tcPr>
     </w:tblStylePr>
   </w:style>
-  <w:style w:type="table" w:styleId="43">
+  <w:style w:type="table" w:styleId="749">
     <w:name w:val="Grid Table 4 - Accent 3"/>
-    <w:basedOn w:val="11"/>
+    <w:basedOn w:val="717"/>
     <w:uiPriority w:val="59"/>
     <w:pPr>
       <w:pBdr/>
@@ -25198,9 +26559,9 @@
       </w:tcPr>
     </w:tblStylePr>
   </w:style>
-  <w:style w:type="table" w:styleId="44">
+  <w:style w:type="table" w:styleId="750">
     <w:name w:val="Grid Table 4 - Accent 4"/>
-    <w:basedOn w:val="11"/>
+    <w:basedOn w:val="717"/>
     <w:uiPriority w:val="59"/>
     <w:pPr>
       <w:pBdr/>
@@ -25431,9 +26792,9 @@
       </w:tcPr>
     </w:tblStylePr>
   </w:style>
-  <w:style w:type="table" w:styleId="45">
+  <w:style w:type="table" w:styleId="751">
     <w:name w:val="Grid Table 4 - Accent 5"/>
-    <w:basedOn w:val="11"/>
+    <w:basedOn w:val="717"/>
     <w:uiPriority w:val="59"/>
     <w:pPr>
       <w:pBdr/>
@@ -25664,9 +27025,9 @@
       </w:tcPr>
     </w:tblStylePr>
   </w:style>
-  <w:style w:type="table" w:styleId="46">
+  <w:style w:type="table" w:styleId="752">
     <w:name w:val="Grid Table 4 - Accent 6"/>
-    <w:basedOn w:val="11"/>
+    <w:basedOn w:val="717"/>
     <w:uiPriority w:val="59"/>
     <w:pPr>
       <w:pBdr/>
@@ -25897,9 +27258,9 @@
       </w:tcPr>
     </w:tblStylePr>
   </w:style>
-  <w:style w:type="table" w:styleId="47">
+  <w:style w:type="table" w:styleId="753">
     <w:name w:val="Grid Table 5 Dark"/>
-    <w:basedOn w:val="11"/>
+    <w:basedOn w:val="717"/>
     <w:uiPriority w:val="99"/>
     <w:pPr>
       <w:pBdr/>
@@ -26125,9 +27486,9 @@
       </w:tcPr>
     </w:tblStylePr>
   </w:style>
-  <w:style w:type="table" w:styleId="48">
+  <w:style w:type="table" w:styleId="754">
     <w:name w:val="Grid Table 5 Dark- Accent 1"/>
-    <w:basedOn w:val="11"/>
+    <w:basedOn w:val="717"/>
     <w:uiPriority w:val="99"/>
     <w:pPr>
       <w:pBdr/>
@@ -26353,9 +27714,9 @@
       </w:tcPr>
     </w:tblStylePr>
   </w:style>
-  <w:style w:type="table" w:styleId="49">
+  <w:style w:type="table" w:styleId="755">
     <w:name w:val="Grid Table 5 Dark - Accent 2"/>
-    <w:basedOn w:val="11"/>
+    <w:basedOn w:val="717"/>
     <w:uiPriority w:val="99"/>
     <w:pPr>
       <w:pBdr/>
@@ -26581,9 +27942,9 @@
       </w:tcPr>
     </w:tblStylePr>
   </w:style>
-  <w:style w:type="table" w:styleId="50">
+  <w:style w:type="table" w:styleId="756">
     <w:name w:val="Grid Table 5 Dark - Accent 3"/>
-    <w:basedOn w:val="11"/>
+    <w:basedOn w:val="717"/>
     <w:uiPriority w:val="99"/>
     <w:pPr>
       <w:pBdr/>
@@ -26809,9 +28170,9 @@
       </w:tcPr>
     </w:tblStylePr>
   </w:style>
-  <w:style w:type="table" w:styleId="51">
+  <w:style w:type="table" w:styleId="757">
     <w:name w:val="Grid Table 5 Dark- Accent 4"/>
-    <w:basedOn w:val="11"/>
+    <w:basedOn w:val="717"/>
     <w:uiPriority w:val="99"/>
     <w:pPr>
       <w:pBdr/>
@@ -27037,9 +28398,9 @@
       </w:tcPr>
     </w:tblStylePr>
   </w:style>
-  <w:style w:type="table" w:styleId="52">
+  <w:style w:type="table" w:styleId="758">
     <w:name w:val="Grid Table 5 Dark - Accent 5"/>
-    <w:basedOn w:val="11"/>
+    <w:basedOn w:val="717"/>
     <w:uiPriority w:val="99"/>
     <w:pPr>
       <w:pBdr/>
@@ -27265,9 +28626,9 @@
       </w:tcPr>
     </w:tblStylePr>
   </w:style>
-  <w:style w:type="table" w:styleId="53">
+  <w:style w:type="table" w:styleId="759">
     <w:name w:val="Grid Table 5 Dark - Accent 6"/>
-    <w:basedOn w:val="11"/>
+    <w:basedOn w:val="717"/>
     <w:uiPriority w:val="99"/>
     <w:pPr>
       <w:pBdr/>
@@ -27493,9 +28854,9 @@
       </w:tcPr>
     </w:tblStylePr>
   </w:style>
-  <w:style w:type="table" w:styleId="54">
+  <w:style w:type="table" w:styleId="760">
     <w:name w:val="Grid Table 6 Colorful"/>
-    <w:basedOn w:val="11"/>
+    <w:basedOn w:val="717"/>
     <w:uiPriority w:val="99"/>
     <w:pPr>
       <w:pBdr/>
@@ -27723,9 +29084,9 @@
       </w:tcPr>
     </w:tblStylePr>
   </w:style>
-  <w:style w:type="table" w:styleId="55">
+  <w:style w:type="table" w:styleId="761">
     <w:name w:val="Grid Table 6 Colorful - Accent 1"/>
-    <w:basedOn w:val="11"/>
+    <w:basedOn w:val="717"/>
     <w:uiPriority w:val="99"/>
     <w:pPr>
       <w:pBdr/>
@@ -27953,9 +29314,9 @@
       </w:tcPr>
     </w:tblStylePr>
   </w:style>
-  <w:style w:type="table" w:styleId="56">
+  <w:style w:type="table" w:styleId="762">
     <w:name w:val="Grid Table 6 Colorful - Accent 2"/>
-    <w:basedOn w:val="11"/>
+    <w:basedOn w:val="717"/>
     <w:uiPriority w:val="99"/>
     <w:pPr>
       <w:pBdr/>
@@ -28183,9 +29544,9 @@
       </w:tcPr>
     </w:tblStylePr>
   </w:style>
-  <w:style w:type="table" w:styleId="57">
+  <w:style w:type="table" w:styleId="763">
     <w:name w:val="Grid Table 6 Colorful - Accent 3"/>
-    <w:basedOn w:val="11"/>
+    <w:basedOn w:val="717"/>
     <w:uiPriority w:val="99"/>
     <w:pPr>
       <w:pBdr/>
@@ -28413,9 +29774,9 @@
       </w:tcPr>
     </w:tblStylePr>
   </w:style>
-  <w:style w:type="table" w:styleId="58">
+  <w:style w:type="table" w:styleId="764">
     <w:name w:val="Grid Table 6 Colorful - Accent 4"/>
-    <w:basedOn w:val="11"/>
+    <w:basedOn w:val="717"/>
     <w:uiPriority w:val="99"/>
     <w:pPr>
       <w:pBdr/>
@@ -28643,9 +30004,9 @@
       </w:tcPr>
     </w:tblStylePr>
   </w:style>
-  <w:style w:type="table" w:styleId="59">
+  <w:style w:type="table" w:styleId="765">
     <w:name w:val="Grid Table 6 Colorful - Accent 5"/>
-    <w:basedOn w:val="11"/>
+    <w:basedOn w:val="717"/>
     <w:uiPriority w:val="99"/>
     <w:pPr>
       <w:pBdr/>
@@ -28873,9 +30234,9 @@
       </w:tcPr>
     </w:tblStylePr>
   </w:style>
-  <w:style w:type="table" w:styleId="60">
+  <w:style w:type="table" w:styleId="766">
     <w:name w:val="Grid Table 6 Colorful - Accent 6"/>
-    <w:basedOn w:val="11"/>
+    <w:basedOn w:val="717"/>
     <w:uiPriority w:val="99"/>
     <w:pPr>
       <w:pBdr/>
@@ -29103,9 +30464,9 @@
       </w:tcPr>
     </w:tblStylePr>
   </w:style>
-  <w:style w:type="table" w:styleId="61">
+  <w:style w:type="table" w:styleId="767">
     <w:name w:val="Grid Table 7 Colorful"/>
-    <w:basedOn w:val="11"/>
+    <w:basedOn w:val="717"/>
     <w:uiPriority w:val="99"/>
     <w:pPr>
       <w:pBdr/>
@@ -29207,11 +30568,11 @@
         <w:tblBorders/>
       </w:tblPr>
       <w:tcPr>
-        <w:shd w:color="ffffff"/>
+        <w:shd w:val="clear" w:color="ffffff"/>
         <w:tcBorders>
-          <w:top w:val="none"/>
-          <w:left w:val="none"/>
-          <w:bottom w:val="none"/>
+          <w:top w:val="none" w:color="000000" w:sz="4" w:space="0"/>
+          <w:left w:val="none" w:color="000000" w:sz="4" w:space="0"/>
+          <w:bottom w:val="none" w:color="000000" w:sz="4" w:space="0"/>
           <w:right w:val="single" w:color="000000" w:themeColor="text1" w:themeTint="80" w:sz="4" w:space="0"/>
         </w:tcBorders>
       </w:tcPr>
@@ -29234,10 +30595,10 @@
       <w:tcPr>
         <w:shd w:val="clear" w:color="ffffff" w:themeColor="light1" w:fill="ffffff" w:themeFill="light1"/>
         <w:tcBorders>
-          <w:top w:val="none"/>
-          <w:left w:val="none"/>
+          <w:top w:val="none" w:color="000000" w:sz="4" w:space="0"/>
+          <w:left w:val="none" w:color="000000" w:sz="4" w:space="0"/>
           <w:bottom w:val="single" w:color="000000" w:themeColor="text1" w:themeTint="80" w:sz="4" w:space="0"/>
-          <w:right w:val="none"/>
+          <w:right w:val="none" w:color="000000" w:sz="4" w:space="0"/>
         </w:tcBorders>
       </w:tcPr>
     </w:tblStylePr>
@@ -29257,12 +30618,12 @@
         <w:tblBorders/>
       </w:tblPr>
       <w:tcPr>
-        <w:shd w:color="ffffff"/>
+        <w:shd w:val="clear" w:color="ffffff"/>
         <w:tcBorders>
-          <w:top w:val="none"/>
+          <w:top w:val="none" w:color="000000" w:sz="4" w:space="0"/>
           <w:left w:val="single" w:color="000000" w:themeColor="text1" w:themeTint="80" w:sz="4" w:space="0"/>
-          <w:bottom w:val="none"/>
-          <w:right w:val="none"/>
+          <w:bottom w:val="none" w:color="000000" w:sz="4" w:space="0"/>
+          <w:right w:val="none" w:color="000000" w:sz="4" w:space="0"/>
         </w:tcBorders>
       </w:tcPr>
     </w:tblStylePr>
@@ -29285,9 +30646,9 @@
         <w:shd w:val="clear" w:color="ffffff" w:themeColor="light1" w:fill="ffffff" w:themeFill="light1"/>
         <w:tcBorders>
           <w:top w:val="single" w:color="000000" w:themeColor="text1" w:themeTint="80" w:sz="4" w:space="0"/>
-          <w:left w:val="none"/>
-          <w:bottom w:val="none"/>
-          <w:right w:val="none"/>
+          <w:left w:val="none" w:color="000000" w:sz="4" w:space="0"/>
+          <w:bottom w:val="none" w:color="000000" w:sz="4" w:space="0"/>
+          <w:right w:val="none" w:color="000000" w:sz="4" w:space="0"/>
         </w:tcBorders>
       </w:tcPr>
     </w:tblStylePr>
@@ -29357,9 +30718,9 @@
       </w:tcPr>
     </w:tblStylePr>
   </w:style>
-  <w:style w:type="table" w:styleId="62">
+  <w:style w:type="table" w:styleId="768">
     <w:name w:val="Grid Table 7 Colorful - Accent 1"/>
-    <w:basedOn w:val="11"/>
+    <w:basedOn w:val="717"/>
     <w:uiPriority w:val="99"/>
     <w:pPr>
       <w:pBdr/>
@@ -29461,11 +30822,11 @@
         <w:tblBorders/>
       </w:tblPr>
       <w:tcPr>
-        <w:shd w:color="ffffff"/>
+        <w:shd w:val="clear" w:color="ffffff"/>
         <w:tcBorders>
-          <w:top w:val="none"/>
-          <w:left w:val="none"/>
-          <w:bottom w:val="none"/>
+          <w:top w:val="none" w:color="000000" w:sz="4" w:space="0"/>
+          <w:left w:val="none" w:color="000000" w:sz="4" w:space="0"/>
+          <w:bottom w:val="none" w:color="000000" w:sz="4" w:space="0"/>
           <w:right w:val="single" w:color="000000" w:themeColor="accent1" w:themeTint="80" w:sz="4" w:space="0"/>
         </w:tcBorders>
       </w:tcPr>
@@ -29488,10 +30849,10 @@
       <w:tcPr>
         <w:shd w:val="clear" w:color="ffffff" w:themeColor="light1" w:fill="ffffff" w:themeFill="light1"/>
         <w:tcBorders>
-          <w:top w:val="none"/>
-          <w:left w:val="none"/>
+          <w:top w:val="none" w:color="000000" w:sz="4" w:space="0"/>
+          <w:left w:val="none" w:color="000000" w:sz="4" w:space="0"/>
           <w:bottom w:val="single" w:color="000000" w:themeColor="accent1" w:themeTint="80" w:sz="4" w:space="0"/>
-          <w:right w:val="none"/>
+          <w:right w:val="none" w:color="000000" w:sz="4" w:space="0"/>
         </w:tcBorders>
       </w:tcPr>
     </w:tblStylePr>
@@ -29511,12 +30872,12 @@
         <w:tblBorders/>
       </w:tblPr>
       <w:tcPr>
-        <w:shd w:color="ffffff"/>
+        <w:shd w:val="clear" w:color="ffffff"/>
         <w:tcBorders>
-          <w:top w:val="none"/>
+          <w:top w:val="none" w:color="000000" w:sz="4" w:space="0"/>
           <w:left w:val="single" w:color="000000" w:themeColor="accent1" w:themeTint="80" w:sz="4" w:space="0"/>
-          <w:bottom w:val="none"/>
-          <w:right w:val="none"/>
+          <w:bottom w:val="none" w:color="000000" w:sz="4" w:space="0"/>
+          <w:right w:val="none" w:color="000000" w:sz="4" w:space="0"/>
         </w:tcBorders>
       </w:tcPr>
     </w:tblStylePr>
@@ -29539,9 +30900,9 @@
         <w:shd w:val="clear" w:color="ffffff" w:themeColor="light1" w:fill="ffffff" w:themeFill="light1"/>
         <w:tcBorders>
           <w:top w:val="single" w:color="000000" w:themeColor="accent1" w:themeTint="80" w:sz="4" w:space="0"/>
-          <w:left w:val="none"/>
-          <w:bottom w:val="none"/>
-          <w:right w:val="none"/>
+          <w:left w:val="none" w:color="000000" w:sz="4" w:space="0"/>
+          <w:bottom w:val="none" w:color="000000" w:sz="4" w:space="0"/>
+          <w:right w:val="none" w:color="000000" w:sz="4" w:space="0"/>
         </w:tcBorders>
       </w:tcPr>
     </w:tblStylePr>
@@ -29611,9 +30972,9 @@
       </w:tcPr>
     </w:tblStylePr>
   </w:style>
-  <w:style w:type="table" w:styleId="63">
+  <w:style w:type="table" w:styleId="769">
     <w:name w:val="Grid Table 7 Colorful - Accent 2"/>
-    <w:basedOn w:val="11"/>
+    <w:basedOn w:val="717"/>
     <w:uiPriority w:val="99"/>
     <w:pPr>
       <w:pBdr/>
@@ -29715,11 +31076,11 @@
         <w:tblBorders/>
       </w:tblPr>
       <w:tcPr>
-        <w:shd w:color="ffffff"/>
+        <w:shd w:val="clear" w:color="ffffff"/>
         <w:tcBorders>
-          <w:top w:val="none"/>
-          <w:left w:val="none"/>
-          <w:bottom w:val="none"/>
+          <w:top w:val="none" w:color="000000" w:sz="4" w:space="0"/>
+          <w:left w:val="none" w:color="000000" w:sz="4" w:space="0"/>
+          <w:bottom w:val="none" w:color="000000" w:sz="4" w:space="0"/>
           <w:right w:val="single" w:color="000000" w:themeColor="accent2" w:themeTint="97" w:sz="4" w:space="0"/>
         </w:tcBorders>
       </w:tcPr>
@@ -29742,10 +31103,10 @@
       <w:tcPr>
         <w:shd w:val="clear" w:color="ffffff" w:themeColor="light1" w:fill="ffffff" w:themeFill="light1"/>
         <w:tcBorders>
-          <w:top w:val="none"/>
-          <w:left w:val="none"/>
+          <w:top w:val="none" w:color="000000" w:sz="4" w:space="0"/>
+          <w:left w:val="none" w:color="000000" w:sz="4" w:space="0"/>
           <w:bottom w:val="single" w:color="000000" w:themeColor="accent2" w:themeTint="97" w:sz="4" w:space="0"/>
-          <w:right w:val="none"/>
+          <w:right w:val="none" w:color="000000" w:sz="4" w:space="0"/>
         </w:tcBorders>
       </w:tcPr>
     </w:tblStylePr>
@@ -29765,12 +31126,12 @@
         <w:tblBorders/>
       </w:tblPr>
       <w:tcPr>
-        <w:shd w:color="ffffff"/>
+        <w:shd w:val="clear" w:color="ffffff"/>
         <w:tcBorders>
-          <w:top w:val="none"/>
+          <w:top w:val="none" w:color="000000" w:sz="4" w:space="0"/>
           <w:left w:val="single" w:color="000000" w:themeColor="accent2" w:themeTint="97" w:sz="4" w:space="0"/>
-          <w:bottom w:val="none"/>
-          <w:right w:val="none"/>
+          <w:bottom w:val="none" w:color="000000" w:sz="4" w:space="0"/>
+          <w:right w:val="none" w:color="000000" w:sz="4" w:space="0"/>
         </w:tcBorders>
       </w:tcPr>
     </w:tblStylePr>
@@ -29793,9 +31154,9 @@
         <w:shd w:val="clear" w:color="ffffff" w:themeColor="light1" w:fill="ffffff" w:themeFill="light1"/>
         <w:tcBorders>
           <w:top w:val="single" w:color="000000" w:themeColor="accent2" w:themeTint="97" w:sz="4" w:space="0"/>
-          <w:left w:val="none"/>
-          <w:bottom w:val="none"/>
-          <w:right w:val="none"/>
+          <w:left w:val="none" w:color="000000" w:sz="4" w:space="0"/>
+          <w:bottom w:val="none" w:color="000000" w:sz="4" w:space="0"/>
+          <w:right w:val="none" w:color="000000" w:sz="4" w:space="0"/>
         </w:tcBorders>
       </w:tcPr>
     </w:tblStylePr>
@@ -29865,9 +31226,9 @@
       </w:tcPr>
     </w:tblStylePr>
   </w:style>
-  <w:style w:type="table" w:styleId="64">
+  <w:style w:type="table" w:styleId="770">
     <w:name w:val="Grid Table 7 Colorful - Accent 3"/>
-    <w:basedOn w:val="11"/>
+    <w:basedOn w:val="717"/>
     <w:uiPriority w:val="99"/>
     <w:pPr>
       <w:pBdr/>
@@ -29969,11 +31330,11 @@
         <w:tblBorders/>
       </w:tblPr>
       <w:tcPr>
-        <w:shd w:color="ffffff"/>
+        <w:shd w:val="clear" w:color="ffffff"/>
         <w:tcBorders>
-          <w:top w:val="none"/>
-          <w:left w:val="none"/>
-          <w:bottom w:val="none"/>
+          <w:top w:val="none" w:color="000000" w:sz="4" w:space="0"/>
+          <w:left w:val="none" w:color="000000" w:sz="4" w:space="0"/>
+          <w:bottom w:val="none" w:color="000000" w:sz="4" w:space="0"/>
           <w:right w:val="single" w:color="000000" w:themeColor="accent3" w:themeTint="FE" w:sz="4" w:space="0"/>
         </w:tcBorders>
       </w:tcPr>
@@ -29996,10 +31357,10 @@
       <w:tcPr>
         <w:shd w:val="clear" w:color="ffffff" w:themeColor="light1" w:fill="ffffff" w:themeFill="light1"/>
         <w:tcBorders>
-          <w:top w:val="none"/>
-          <w:left w:val="none"/>
+          <w:top w:val="none" w:color="000000" w:sz="4" w:space="0"/>
+          <w:left w:val="none" w:color="000000" w:sz="4" w:space="0"/>
           <w:bottom w:val="single" w:color="000000" w:themeColor="accent3" w:themeTint="FE" w:sz="4" w:space="0"/>
-          <w:right w:val="none"/>
+          <w:right w:val="none" w:color="000000" w:sz="4" w:space="0"/>
         </w:tcBorders>
       </w:tcPr>
     </w:tblStylePr>
@@ -30019,12 +31380,12 @@
         <w:tblBorders/>
       </w:tblPr>
       <w:tcPr>
-        <w:shd w:color="ffffff"/>
+        <w:shd w:val="clear" w:color="ffffff"/>
         <w:tcBorders>
-          <w:top w:val="none"/>
+          <w:top w:val="none" w:color="000000" w:sz="4" w:space="0"/>
           <w:left w:val="single" w:color="000000" w:themeColor="accent3" w:themeTint="FE" w:sz="4" w:space="0"/>
-          <w:bottom w:val="none"/>
-          <w:right w:val="none"/>
+          <w:bottom w:val="none" w:color="000000" w:sz="4" w:space="0"/>
+          <w:right w:val="none" w:color="000000" w:sz="4" w:space="0"/>
         </w:tcBorders>
       </w:tcPr>
     </w:tblStylePr>
@@ -30047,9 +31408,9 @@
         <w:shd w:val="clear" w:color="ffffff" w:themeColor="light1" w:fill="ffffff" w:themeFill="light1"/>
         <w:tcBorders>
           <w:top w:val="single" w:color="000000" w:themeColor="accent3" w:themeTint="FE" w:sz="4" w:space="0"/>
-          <w:left w:val="none"/>
-          <w:bottom w:val="none"/>
-          <w:right w:val="none"/>
+          <w:left w:val="none" w:color="000000" w:sz="4" w:space="0"/>
+          <w:bottom w:val="none" w:color="000000" w:sz="4" w:space="0"/>
+          <w:right w:val="none" w:color="000000" w:sz="4" w:space="0"/>
         </w:tcBorders>
       </w:tcPr>
     </w:tblStylePr>
@@ -30119,9 +31480,9 @@
       </w:tcPr>
     </w:tblStylePr>
   </w:style>
-  <w:style w:type="table" w:styleId="65">
+  <w:style w:type="table" w:styleId="771">
     <w:name w:val="Grid Table 7 Colorful - Accent 4"/>
-    <w:basedOn w:val="11"/>
+    <w:basedOn w:val="717"/>
     <w:uiPriority w:val="99"/>
     <w:pPr>
       <w:pBdr/>
@@ -30223,11 +31584,11 @@
         <w:tblBorders/>
       </w:tblPr>
       <w:tcPr>
-        <w:shd w:color="ffffff"/>
+        <w:shd w:val="clear" w:color="ffffff"/>
         <w:tcBorders>
-          <w:top w:val="none"/>
-          <w:left w:val="none"/>
-          <w:bottom w:val="none"/>
+          <w:top w:val="none" w:color="000000" w:sz="4" w:space="0"/>
+          <w:left w:val="none" w:color="000000" w:sz="4" w:space="0"/>
+          <w:bottom w:val="none" w:color="000000" w:sz="4" w:space="0"/>
           <w:right w:val="single" w:color="000000" w:themeColor="accent4" w:themeTint="9A" w:sz="4" w:space="0"/>
         </w:tcBorders>
       </w:tcPr>
@@ -30250,10 +31611,10 @@
       <w:tcPr>
         <w:shd w:val="clear" w:color="ffffff" w:themeColor="light1" w:fill="ffffff" w:themeFill="light1"/>
         <w:tcBorders>
-          <w:top w:val="none"/>
-          <w:left w:val="none"/>
+          <w:top w:val="none" w:color="000000" w:sz="4" w:space="0"/>
+          <w:left w:val="none" w:color="000000" w:sz="4" w:space="0"/>
           <w:bottom w:val="single" w:color="000000" w:themeColor="accent4" w:themeTint="9A" w:sz="4" w:space="0"/>
-          <w:right w:val="none"/>
+          <w:right w:val="none" w:color="000000" w:sz="4" w:space="0"/>
         </w:tcBorders>
       </w:tcPr>
     </w:tblStylePr>
@@ -30273,12 +31634,12 @@
         <w:tblBorders/>
       </w:tblPr>
       <w:tcPr>
-        <w:shd w:color="ffffff"/>
+        <w:shd w:val="clear" w:color="ffffff"/>
         <w:tcBorders>
-          <w:top w:val="none"/>
+          <w:top w:val="none" w:color="000000" w:sz="4" w:space="0"/>
           <w:left w:val="single" w:color="000000" w:themeColor="accent4" w:themeTint="9A" w:sz="4" w:space="0"/>
-          <w:bottom w:val="none"/>
-          <w:right w:val="none"/>
+          <w:bottom w:val="none" w:color="000000" w:sz="4" w:space="0"/>
+          <w:right w:val="none" w:color="000000" w:sz="4" w:space="0"/>
         </w:tcBorders>
       </w:tcPr>
     </w:tblStylePr>
@@ -30301,9 +31662,9 @@
         <w:shd w:val="clear" w:color="ffffff" w:themeColor="light1" w:fill="ffffff" w:themeFill="light1"/>
         <w:tcBorders>
           <w:top w:val="single" w:color="000000" w:themeColor="accent4" w:themeTint="9A" w:sz="4" w:space="0"/>
-          <w:left w:val="none"/>
-          <w:bottom w:val="none"/>
-          <w:right w:val="none"/>
+          <w:left w:val="none" w:color="000000" w:sz="4" w:space="0"/>
+          <w:bottom w:val="none" w:color="000000" w:sz="4" w:space="0"/>
+          <w:right w:val="none" w:color="000000" w:sz="4" w:space="0"/>
         </w:tcBorders>
       </w:tcPr>
     </w:tblStylePr>
@@ -30373,9 +31734,9 @@
       </w:tcPr>
     </w:tblStylePr>
   </w:style>
-  <w:style w:type="table" w:styleId="66">
+  <w:style w:type="table" w:styleId="772">
     <w:name w:val="Grid Table 7 Colorful - Accent 5"/>
-    <w:basedOn w:val="11"/>
+    <w:basedOn w:val="717"/>
     <w:uiPriority w:val="99"/>
     <w:pPr>
       <w:pBdr/>
@@ -30477,11 +31838,11 @@
         <w:tblBorders/>
       </w:tblPr>
       <w:tcPr>
-        <w:shd w:color="ffffff"/>
+        <w:shd w:val="clear" w:color="ffffff"/>
         <w:tcBorders>
-          <w:top w:val="none"/>
-          <w:left w:val="none"/>
-          <w:bottom w:val="none"/>
+          <w:top w:val="none" w:color="000000" w:sz="4" w:space="0"/>
+          <w:left w:val="none" w:color="000000" w:sz="4" w:space="0"/>
+          <w:bottom w:val="none" w:color="000000" w:sz="4" w:space="0"/>
           <w:right w:val="single" w:color="000000" w:themeColor="accent5" w:themeTint="90" w:sz="4" w:space="0"/>
         </w:tcBorders>
       </w:tcPr>
@@ -30504,10 +31865,10 @@
       <w:tcPr>
         <w:shd w:val="clear" w:color="ffffff" w:themeColor="light1" w:fill="ffffff" w:themeFill="light1"/>
         <w:tcBorders>
-          <w:top w:val="none"/>
-          <w:left w:val="none"/>
+          <w:top w:val="none" w:color="000000" w:sz="4" w:space="0"/>
+          <w:left w:val="none" w:color="000000" w:sz="4" w:space="0"/>
           <w:bottom w:val="single" w:color="000000" w:themeColor="accent5" w:themeTint="90" w:sz="4" w:space="0"/>
-          <w:right w:val="none"/>
+          <w:right w:val="none" w:color="000000" w:sz="4" w:space="0"/>
         </w:tcBorders>
       </w:tcPr>
     </w:tblStylePr>
@@ -30527,12 +31888,12 @@
         <w:tblBorders/>
       </w:tblPr>
       <w:tcPr>
-        <w:shd w:color="ffffff"/>
+        <w:shd w:val="clear" w:color="ffffff"/>
         <w:tcBorders>
-          <w:top w:val="none"/>
+          <w:top w:val="none" w:color="000000" w:sz="4" w:space="0"/>
           <w:left w:val="single" w:color="000000" w:themeColor="accent5" w:themeTint="90" w:sz="4" w:space="0"/>
-          <w:bottom w:val="none"/>
-          <w:right w:val="none"/>
+          <w:bottom w:val="none" w:color="000000" w:sz="4" w:space="0"/>
+          <w:right w:val="none" w:color="000000" w:sz="4" w:space="0"/>
         </w:tcBorders>
       </w:tcPr>
     </w:tblStylePr>
@@ -30555,9 +31916,9 @@
         <w:shd w:val="clear" w:color="ffffff" w:themeColor="light1" w:fill="ffffff" w:themeFill="light1"/>
         <w:tcBorders>
           <w:top w:val="single" w:color="000000" w:themeColor="accent5" w:themeTint="90" w:sz="4" w:space="0"/>
-          <w:left w:val="none"/>
-          <w:bottom w:val="none"/>
-          <w:right w:val="none"/>
+          <w:left w:val="none" w:color="000000" w:sz="4" w:space="0"/>
+          <w:bottom w:val="none" w:color="000000" w:sz="4" w:space="0"/>
+          <w:right w:val="none" w:color="000000" w:sz="4" w:space="0"/>
         </w:tcBorders>
       </w:tcPr>
     </w:tblStylePr>
@@ -30627,9 +31988,9 @@
       </w:tcPr>
     </w:tblStylePr>
   </w:style>
-  <w:style w:type="table" w:styleId="67">
+  <w:style w:type="table" w:styleId="773">
     <w:name w:val="Grid Table 7 Colorful - Accent 6"/>
-    <w:basedOn w:val="11"/>
+    <w:basedOn w:val="717"/>
     <w:uiPriority w:val="99"/>
     <w:pPr>
       <w:pBdr/>
@@ -30731,11 +32092,11 @@
         <w:tblBorders/>
       </w:tblPr>
       <w:tcPr>
-        <w:shd w:color="ffffff"/>
+        <w:shd w:val="clear" w:color="ffffff"/>
         <w:tcBorders>
-          <w:top w:val="none"/>
-          <w:left w:val="none"/>
-          <w:bottom w:val="none"/>
+          <w:top w:val="none" w:color="000000" w:sz="4" w:space="0"/>
+          <w:left w:val="none" w:color="000000" w:sz="4" w:space="0"/>
+          <w:bottom w:val="none" w:color="000000" w:sz="4" w:space="0"/>
           <w:right w:val="single" w:color="000000" w:themeColor="accent6" w:themeTint="90" w:sz="4" w:space="0"/>
         </w:tcBorders>
       </w:tcPr>
@@ -30758,10 +32119,10 @@
       <w:tcPr>
         <w:shd w:val="clear" w:color="ffffff" w:themeColor="light1" w:fill="ffffff" w:themeFill="light1"/>
         <w:tcBorders>
-          <w:top w:val="none"/>
-          <w:left w:val="none"/>
+          <w:top w:val="none" w:color="000000" w:sz="4" w:space="0"/>
+          <w:left w:val="none" w:color="000000" w:sz="4" w:space="0"/>
           <w:bottom w:val="single" w:color="000000" w:themeColor="accent6" w:themeTint="90" w:sz="4" w:space="0"/>
-          <w:right w:val="none"/>
+          <w:right w:val="none" w:color="000000" w:sz="4" w:space="0"/>
         </w:tcBorders>
       </w:tcPr>
     </w:tblStylePr>
@@ -30781,12 +32142,12 @@
         <w:tblBorders/>
       </w:tblPr>
       <w:tcPr>
-        <w:shd w:color="ffffff"/>
+        <w:shd w:val="clear" w:color="ffffff"/>
         <w:tcBorders>
-          <w:top w:val="none"/>
+          <w:top w:val="none" w:color="000000" w:sz="4" w:space="0"/>
           <w:left w:val="single" w:color="000000" w:themeColor="accent6" w:themeTint="90" w:sz="4" w:space="0"/>
-          <w:bottom w:val="none"/>
-          <w:right w:val="none"/>
+          <w:bottom w:val="none" w:color="000000" w:sz="4" w:space="0"/>
+          <w:right w:val="none" w:color="000000" w:sz="4" w:space="0"/>
         </w:tcBorders>
       </w:tcPr>
     </w:tblStylePr>
@@ -30809,9 +32170,9 @@
         <w:shd w:val="clear" w:color="ffffff" w:themeColor="light1" w:fill="ffffff" w:themeFill="light1"/>
         <w:tcBorders>
           <w:top w:val="single" w:color="000000" w:themeColor="accent6" w:themeTint="90" w:sz="4" w:space="0"/>
-          <w:left w:val="none"/>
-          <w:bottom w:val="none"/>
-          <w:right w:val="none"/>
+          <w:left w:val="none" w:color="000000" w:sz="4" w:space="0"/>
+          <w:bottom w:val="none" w:color="000000" w:sz="4" w:space="0"/>
+          <w:right w:val="none" w:color="000000" w:sz="4" w:space="0"/>
         </w:tcBorders>
       </w:tcPr>
     </w:tblStylePr>
@@ -30881,9 +32242,9 @@
       </w:tcPr>
     </w:tblStylePr>
   </w:style>
-  <w:style w:type="table" w:styleId="68">
+  <w:style w:type="table" w:styleId="774">
     <w:name w:val="List Table 1 Light"/>
-    <w:basedOn w:val="11"/>
+    <w:basedOn w:val="717"/>
     <w:uiPriority w:val="99"/>
     <w:pPr>
       <w:pBdr/>
@@ -31097,9 +32458,9 @@
       </w:tcPr>
     </w:tblStylePr>
   </w:style>
-  <w:style w:type="table" w:styleId="69">
+  <w:style w:type="table" w:styleId="775">
     <w:name w:val="List Table 1 Light - Accent 1"/>
-    <w:basedOn w:val="11"/>
+    <w:basedOn w:val="717"/>
     <w:uiPriority w:val="99"/>
     <w:pPr>
       <w:pBdr/>
@@ -31313,9 +32674,9 @@
       </w:tcPr>
     </w:tblStylePr>
   </w:style>
-  <w:style w:type="table" w:styleId="70">
+  <w:style w:type="table" w:styleId="776">
     <w:name w:val="List Table 1 Light - Accent 2"/>
-    <w:basedOn w:val="11"/>
+    <w:basedOn w:val="717"/>
     <w:uiPriority w:val="99"/>
     <w:pPr>
       <w:pBdr/>
@@ -31529,9 +32890,9 @@
       </w:tcPr>
     </w:tblStylePr>
   </w:style>
-  <w:style w:type="table" w:styleId="71">
+  <w:style w:type="table" w:styleId="777">
     <w:name w:val="List Table 1 Light - Accent 3"/>
-    <w:basedOn w:val="11"/>
+    <w:basedOn w:val="717"/>
     <w:uiPriority w:val="99"/>
     <w:pPr>
       <w:pBdr/>
@@ -31745,9 +33106,9 @@
       </w:tcPr>
     </w:tblStylePr>
   </w:style>
-  <w:style w:type="table" w:styleId="72">
+  <w:style w:type="table" w:styleId="778">
     <w:name w:val="List Table 1 Light - Accent 4"/>
-    <w:basedOn w:val="11"/>
+    <w:basedOn w:val="717"/>
     <w:uiPriority w:val="99"/>
     <w:pPr>
       <w:pBdr/>
@@ -31961,9 +33322,9 @@
       </w:tcPr>
     </w:tblStylePr>
   </w:style>
-  <w:style w:type="table" w:styleId="73">
+  <w:style w:type="table" w:styleId="779">
     <w:name w:val="List Table 1 Light - Accent 5"/>
-    <w:basedOn w:val="11"/>
+    <w:basedOn w:val="717"/>
     <w:uiPriority w:val="99"/>
     <w:pPr>
       <w:pBdr/>
@@ -32177,9 +33538,9 @@
       </w:tcPr>
     </w:tblStylePr>
   </w:style>
-  <w:style w:type="table" w:styleId="74">
+  <w:style w:type="table" w:styleId="780">
     <w:name w:val="List Table 1 Light - Accent 6"/>
-    <w:basedOn w:val="11"/>
+    <w:basedOn w:val="717"/>
     <w:uiPriority w:val="99"/>
     <w:pPr>
       <w:pBdr/>
@@ -32393,9 +33754,9 @@
       </w:tcPr>
     </w:tblStylePr>
   </w:style>
-  <w:style w:type="table" w:styleId="75">
+  <w:style w:type="table" w:styleId="781">
     <w:name w:val="List Table 2"/>
-    <w:basedOn w:val="11"/>
+    <w:basedOn w:val="717"/>
     <w:uiPriority w:val="99"/>
     <w:pPr>
       <w:pBdr/>
@@ -32631,9 +33992,9 @@
       </w:tcPr>
     </w:tblStylePr>
   </w:style>
-  <w:style w:type="table" w:styleId="76">
+  <w:style w:type="table" w:styleId="782">
     <w:name w:val="List Table 2 - Accent 1"/>
-    <w:basedOn w:val="11"/>
+    <w:basedOn w:val="717"/>
     <w:uiPriority w:val="99"/>
     <w:pPr>
       <w:pBdr/>
@@ -32869,9 +34230,9 @@
       </w:tcPr>
     </w:tblStylePr>
   </w:style>
-  <w:style w:type="table" w:styleId="77">
+  <w:style w:type="table" w:styleId="783">
     <w:name w:val="List Table 2 - Accent 2"/>
-    <w:basedOn w:val="11"/>
+    <w:basedOn w:val="717"/>
     <w:uiPriority w:val="99"/>
     <w:pPr>
       <w:pBdr/>
@@ -33107,9 +34468,9 @@
       </w:tcPr>
     </w:tblStylePr>
   </w:style>
-  <w:style w:type="table" w:styleId="78">
+  <w:style w:type="table" w:styleId="784">
     <w:name w:val="List Table 2 - Accent 3"/>
-    <w:basedOn w:val="11"/>
+    <w:basedOn w:val="717"/>
     <w:uiPriority w:val="99"/>
     <w:pPr>
       <w:pBdr/>
@@ -33345,9 +34706,9 @@
       </w:tcPr>
     </w:tblStylePr>
   </w:style>
-  <w:style w:type="table" w:styleId="79">
+  <w:style w:type="table" w:styleId="785">
     <w:name w:val="List Table 2 - Accent 4"/>
-    <w:basedOn w:val="11"/>
+    <w:basedOn w:val="717"/>
     <w:uiPriority w:val="99"/>
     <w:pPr>
       <w:pBdr/>
@@ -33583,9 +34944,9 @@
       </w:tcPr>
     </w:tblStylePr>
   </w:style>
-  <w:style w:type="table" w:styleId="80">
+  <w:style w:type="table" w:styleId="786">
     <w:name w:val="List Table 2 - Accent 5"/>
-    <w:basedOn w:val="11"/>
+    <w:basedOn w:val="717"/>
     <w:uiPriority w:val="99"/>
     <w:pPr>
       <w:pBdr/>
@@ -33821,9 +35182,9 @@
       </w:tcPr>
     </w:tblStylePr>
   </w:style>
-  <w:style w:type="table" w:styleId="81">
+  <w:style w:type="table" w:styleId="787">
     <w:name w:val="List Table 2 - Accent 6"/>
-    <w:basedOn w:val="11"/>
+    <w:basedOn w:val="717"/>
     <w:uiPriority w:val="99"/>
     <w:pPr>
       <w:pBdr/>
@@ -34059,9 +35420,9 @@
       </w:tcPr>
     </w:tblStylePr>
   </w:style>
-  <w:style w:type="table" w:styleId="82">
+  <w:style w:type="table" w:styleId="788">
     <w:name w:val="List Table 3"/>
-    <w:basedOn w:val="11"/>
+    <w:basedOn w:val="717"/>
     <w:uiPriority w:val="99"/>
     <w:pPr>
       <w:pBdr/>
@@ -34287,9 +35648,9 @@
       </w:tcPr>
     </w:tblStylePr>
   </w:style>
-  <w:style w:type="table" w:styleId="83">
+  <w:style w:type="table" w:styleId="789">
     <w:name w:val="List Table 3 - Accent 1"/>
-    <w:basedOn w:val="11"/>
+    <w:basedOn w:val="717"/>
     <w:uiPriority w:val="99"/>
     <w:pPr>
       <w:pBdr/>
@@ -34515,9 +35876,9 @@
       </w:tcPr>
     </w:tblStylePr>
   </w:style>
-  <w:style w:type="table" w:styleId="84">
+  <w:style w:type="table" w:styleId="790">
     <w:name w:val="List Table 3 - Accent 2"/>
-    <w:basedOn w:val="11"/>
+    <w:basedOn w:val="717"/>
     <w:uiPriority w:val="99"/>
     <w:pPr>
       <w:pBdr/>
@@ -34743,9 +36104,9 @@
       </w:tcPr>
     </w:tblStylePr>
   </w:style>
-  <w:style w:type="table" w:styleId="85">
+  <w:style w:type="table" w:styleId="791">
     <w:name w:val="List Table 3 - Accent 3"/>
-    <w:basedOn w:val="11"/>
+    <w:basedOn w:val="717"/>
     <w:uiPriority w:val="99"/>
     <w:pPr>
       <w:pBdr/>
@@ -34971,9 +36332,9 @@
       </w:tcPr>
     </w:tblStylePr>
   </w:style>
-  <w:style w:type="table" w:styleId="86">
+  <w:style w:type="table" w:styleId="792">
     <w:name w:val="List Table 3 - Accent 4"/>
-    <w:basedOn w:val="11"/>
+    <w:basedOn w:val="717"/>
     <w:uiPriority w:val="99"/>
     <w:pPr>
       <w:pBdr/>
@@ -35199,9 +36560,9 @@
       </w:tcPr>
     </w:tblStylePr>
   </w:style>
-  <w:style w:type="table" w:styleId="87">
+  <w:style w:type="table" w:styleId="793">
     <w:name w:val="List Table 3 - Accent 5"/>
-    <w:basedOn w:val="11"/>
+    <w:basedOn w:val="717"/>
     <w:uiPriority w:val="99"/>
     <w:pPr>
       <w:pBdr/>
@@ -35427,9 +36788,9 @@
       </w:tcPr>
     </w:tblStylePr>
   </w:style>
-  <w:style w:type="table" w:styleId="88">
+  <w:style w:type="table" w:styleId="794">
     <w:name w:val="List Table 3 - Accent 6"/>
-    <w:basedOn w:val="11"/>
+    <w:basedOn w:val="717"/>
     <w:uiPriority w:val="99"/>
     <w:pPr>
       <w:pBdr/>
@@ -35655,9 +37016,9 @@
       </w:tcPr>
     </w:tblStylePr>
   </w:style>
-  <w:style w:type="table" w:styleId="89">
+  <w:style w:type="table" w:styleId="795">
     <w:name w:val="List Table 4"/>
-    <w:basedOn w:val="11"/>
+    <w:basedOn w:val="717"/>
     <w:uiPriority w:val="99"/>
     <w:pPr>
       <w:pBdr/>
@@ -35880,9 +37241,9 @@
       </w:tcPr>
     </w:tblStylePr>
   </w:style>
-  <w:style w:type="table" w:styleId="90">
+  <w:style w:type="table" w:styleId="796">
     <w:name w:val="List Table 4 - Accent 1"/>
-    <w:basedOn w:val="11"/>
+    <w:basedOn w:val="717"/>
     <w:uiPriority w:val="99"/>
     <w:pPr>
       <w:pBdr/>
@@ -36105,9 +37466,9 @@
       </w:tcPr>
     </w:tblStylePr>
   </w:style>
-  <w:style w:type="table" w:styleId="91">
+  <w:style w:type="table" w:styleId="797">
     <w:name w:val="List Table 4 - Accent 2"/>
-    <w:basedOn w:val="11"/>
+    <w:basedOn w:val="717"/>
     <w:uiPriority w:val="99"/>
     <w:pPr>
       <w:pBdr/>
@@ -36330,9 +37691,9 @@
       </w:tcPr>
     </w:tblStylePr>
   </w:style>
-  <w:style w:type="table" w:styleId="92">
+  <w:style w:type="table" w:styleId="798">
     <w:name w:val="List Table 4 - Accent 3"/>
-    <w:basedOn w:val="11"/>
+    <w:basedOn w:val="717"/>
     <w:uiPriority w:val="99"/>
     <w:pPr>
       <w:pBdr/>
@@ -36555,9 +37916,9 @@
       </w:tcPr>
     </w:tblStylePr>
   </w:style>
-  <w:style w:type="table" w:styleId="93">
+  <w:style w:type="table" w:styleId="799">
     <w:name w:val="List Table 4 - Accent 4"/>
-    <w:basedOn w:val="11"/>
+    <w:basedOn w:val="717"/>
     <w:uiPriority w:val="99"/>
     <w:pPr>
       <w:pBdr/>
@@ -36780,9 +38141,9 @@
       </w:tcPr>
     </w:tblStylePr>
   </w:style>
-  <w:style w:type="table" w:styleId="94">
+  <w:style w:type="table" w:styleId="800">
     <w:name w:val="List Table 4 - Accent 5"/>
-    <w:basedOn w:val="11"/>
+    <w:basedOn w:val="717"/>
     <w:uiPriority w:val="99"/>
     <w:pPr>
       <w:pBdr/>
@@ -37005,9 +38366,9 @@
       </w:tcPr>
     </w:tblStylePr>
   </w:style>
-  <w:style w:type="table" w:styleId="95">
+  <w:style w:type="table" w:styleId="801">
     <w:name w:val="List Table 4 - Accent 6"/>
-    <w:basedOn w:val="11"/>
+    <w:basedOn w:val="717"/>
     <w:uiPriority w:val="99"/>
     <w:pPr>
       <w:pBdr/>
@@ -37230,9 +38591,9 @@
       </w:tcPr>
     </w:tblStylePr>
   </w:style>
-  <w:style w:type="table" w:styleId="96">
+  <w:style w:type="table" w:styleId="802">
     <w:name w:val="List Table 5 Dark"/>
-    <w:basedOn w:val="11"/>
+    <w:basedOn w:val="717"/>
     <w:uiPriority w:val="99"/>
     <w:pPr>
       <w:pBdr/>
@@ -37472,9 +38833,9 @@
       </w:tcPr>
     </w:tblStylePr>
   </w:style>
-  <w:style w:type="table" w:styleId="97">
+  <w:style w:type="table" w:styleId="803">
     <w:name w:val="List Table 5 Dark - Accent 1"/>
-    <w:basedOn w:val="11"/>
+    <w:basedOn w:val="717"/>
     <w:uiPriority w:val="99"/>
     <w:pPr>
       <w:pBdr/>
@@ -37714,9 +39075,9 @@
       </w:tcPr>
     </w:tblStylePr>
   </w:style>
-  <w:style w:type="table" w:styleId="98">
+  <w:style w:type="table" w:styleId="804">
     <w:name w:val="List Table 5 Dark - Accent 2"/>
-    <w:basedOn w:val="11"/>
+    <w:basedOn w:val="717"/>
     <w:uiPriority w:val="99"/>
     <w:pPr>
       <w:pBdr/>
@@ -37956,9 +39317,9 @@
       </w:tcPr>
     </w:tblStylePr>
   </w:style>
-  <w:style w:type="table" w:styleId="99">
+  <w:style w:type="table" w:styleId="805">
     <w:name w:val="List Table 5 Dark - Accent 3"/>
-    <w:basedOn w:val="11"/>
+    <w:basedOn w:val="717"/>
     <w:uiPriority w:val="99"/>
     <w:pPr>
       <w:pBdr/>
@@ -38198,9 +39559,9 @@
       </w:tcPr>
     </w:tblStylePr>
   </w:style>
-  <w:style w:type="table" w:styleId="100">
+  <w:style w:type="table" w:styleId="806">
     <w:name w:val="List Table 5 Dark - Accent 4"/>
-    <w:basedOn w:val="11"/>
+    <w:basedOn w:val="717"/>
     <w:uiPriority w:val="99"/>
     <w:pPr>
       <w:pBdr/>
@@ -38440,9 +39801,9 @@
       </w:tcPr>
     </w:tblStylePr>
   </w:style>
-  <w:style w:type="table" w:styleId="101">
+  <w:style w:type="table" w:styleId="807">
     <w:name w:val="List Table 5 Dark - Accent 5"/>
-    <w:basedOn w:val="11"/>
+    <w:basedOn w:val="717"/>
     <w:uiPriority w:val="99"/>
     <w:pPr>
       <w:pBdr/>
@@ -38682,9 +40043,9 @@
       </w:tcPr>
     </w:tblStylePr>
   </w:style>
-  <w:style w:type="table" w:styleId="102">
+  <w:style w:type="table" w:styleId="808">
     <w:name w:val="List Table 5 Dark - Accent 6"/>
-    <w:basedOn w:val="11"/>
+    <w:basedOn w:val="717"/>
     <w:uiPriority w:val="99"/>
     <w:pPr>
       <w:pBdr/>
@@ -38924,9 +40285,9 @@
       </w:tcPr>
     </w:tblStylePr>
   </w:style>
-  <w:style w:type="table" w:styleId="103">
+  <w:style w:type="table" w:styleId="809">
     <w:name w:val="List Table 6 Colorful"/>
-    <w:basedOn w:val="11"/>
+    <w:basedOn w:val="717"/>
     <w:uiPriority w:val="99"/>
     <w:pPr>
       <w:pBdr/>
@@ -39147,9 +40508,9 @@
       </w:tcPr>
     </w:tblStylePr>
   </w:style>
-  <w:style w:type="table" w:styleId="104">
+  <w:style w:type="table" w:styleId="810">
     <w:name w:val="List Table 6 Colorful - Accent 1"/>
-    <w:basedOn w:val="11"/>
+    <w:basedOn w:val="717"/>
     <w:uiPriority w:val="99"/>
     <w:pPr>
       <w:pBdr/>
@@ -39370,9 +40731,9 @@
       </w:tcPr>
     </w:tblStylePr>
   </w:style>
-  <w:style w:type="table" w:styleId="105">
+  <w:style w:type="table" w:styleId="811">
     <w:name w:val="List Table 6 Colorful - Accent 2"/>
-    <w:basedOn w:val="11"/>
+    <w:basedOn w:val="717"/>
     <w:uiPriority w:val="99"/>
     <w:pPr>
       <w:pBdr/>
@@ -39593,9 +40954,9 @@
       </w:tcPr>
     </w:tblStylePr>
   </w:style>
-  <w:style w:type="table" w:styleId="106">
+  <w:style w:type="table" w:styleId="812">
     <w:name w:val="List Table 6 Colorful - Accent 3"/>
-    <w:basedOn w:val="11"/>
+    <w:basedOn w:val="717"/>
     <w:uiPriority w:val="99"/>
     <w:pPr>
       <w:pBdr/>
@@ -39816,9 +41177,9 @@
       </w:tcPr>
     </w:tblStylePr>
   </w:style>
-  <w:style w:type="table" w:styleId="107">
+  <w:style w:type="table" w:styleId="813">
     <w:name w:val="List Table 6 Colorful - Accent 4"/>
-    <w:basedOn w:val="11"/>
+    <w:basedOn w:val="717"/>
     <w:uiPriority w:val="99"/>
     <w:pPr>
       <w:pBdr/>
@@ -40039,9 +41400,9 @@
       </w:tcPr>
     </w:tblStylePr>
   </w:style>
-  <w:style w:type="table" w:styleId="108">
+  <w:style w:type="table" w:styleId="814">
     <w:name w:val="List Table 6 Colorful - Accent 5"/>
-    <w:basedOn w:val="11"/>
+    <w:basedOn w:val="717"/>
     <w:uiPriority w:val="99"/>
     <w:pPr>
       <w:pBdr/>
@@ -40262,9 +41623,9 @@
       </w:tcPr>
     </w:tblStylePr>
   </w:style>
-  <w:style w:type="table" w:styleId="109">
+  <w:style w:type="table" w:styleId="815">
     <w:name w:val="List Table 6 Colorful - Accent 6"/>
-    <w:basedOn w:val="11"/>
+    <w:basedOn w:val="717"/>
     <w:uiPriority w:val="99"/>
     <w:pPr>
       <w:pBdr/>
@@ -40485,9 +41846,9 @@
       </w:tcPr>
     </w:tblStylePr>
   </w:style>
-  <w:style w:type="table" w:styleId="110">
+  <w:style w:type="table" w:styleId="816">
     <w:name w:val="List Table 7 Colorful"/>
-    <w:basedOn w:val="11"/>
+    <w:basedOn w:val="717"/>
     <w:uiPriority w:val="99"/>
     <w:pPr>
       <w:pBdr/>
@@ -40586,11 +41947,11 @@
         <w:tblBorders/>
       </w:tblPr>
       <w:tcPr>
-        <w:shd w:color="ffffff"/>
+        <w:shd w:val="clear" w:color="ffffff"/>
         <w:tcBorders>
-          <w:top w:val="none"/>
-          <w:left w:val="none"/>
-          <w:bottom w:val="none"/>
+          <w:top w:val="none" w:color="000000" w:sz="4" w:space="0"/>
+          <w:left w:val="none" w:color="000000" w:sz="4" w:space="0"/>
+          <w:bottom w:val="none" w:color="000000" w:sz="4" w:space="0"/>
           <w:right w:val="single" w:color="000000" w:themeColor="text1" w:themeTint="80" w:sz="4" w:space="0"/>
         </w:tcBorders>
       </w:tcPr>
@@ -40613,10 +41974,10 @@
       <w:tcPr>
         <w:shd w:val="clear" w:color="ffffff" w:themeColor="light1" w:fill="ffffff" w:themeFill="light1"/>
         <w:tcBorders>
-          <w:top w:val="none"/>
-          <w:left w:val="none"/>
+          <w:top w:val="none" w:color="000000" w:sz="4" w:space="0"/>
+          <w:left w:val="none" w:color="000000" w:sz="4" w:space="0"/>
           <w:bottom w:val="single" w:color="000000" w:themeColor="text1" w:themeTint="80" w:sz="4" w:space="0"/>
-          <w:right w:val="none"/>
+          <w:right w:val="none" w:color="000000" w:sz="4" w:space="0"/>
         </w:tcBorders>
       </w:tcPr>
     </w:tblStylePr>
@@ -40636,12 +41997,12 @@
         <w:tblBorders/>
       </w:tblPr>
       <w:tcPr>
-        <w:shd w:color="ffffff"/>
+        <w:shd w:val="clear" w:color="ffffff"/>
         <w:tcBorders>
-          <w:top w:val="none"/>
+          <w:top w:val="none" w:color="000000" w:sz="4" w:space="0"/>
           <w:left w:val="single" w:color="000000" w:themeColor="text1" w:themeTint="80" w:sz="4" w:space="0"/>
-          <w:bottom w:val="none"/>
-          <w:right w:val="none"/>
+          <w:bottom w:val="none" w:color="000000" w:sz="4" w:space="0"/>
+          <w:right w:val="none" w:color="000000" w:sz="4" w:space="0"/>
         </w:tcBorders>
       </w:tcPr>
     </w:tblStylePr>
@@ -40664,9 +42025,9 @@
         <w:shd w:val="clear" w:color="ffffff" w:themeColor="light1" w:fill="ffffff" w:themeFill="light1"/>
         <w:tcBorders>
           <w:top w:val="single" w:color="000000" w:themeColor="text1" w:themeTint="80" w:sz="4" w:space="0"/>
-          <w:left w:val="none"/>
-          <w:bottom w:val="none"/>
-          <w:right w:val="none"/>
+          <w:left w:val="none" w:color="000000" w:sz="4" w:space="0"/>
+          <w:bottom w:val="none" w:color="000000" w:sz="4" w:space="0"/>
+          <w:right w:val="none" w:color="000000" w:sz="4" w:space="0"/>
         </w:tcBorders>
       </w:tcPr>
     </w:tblStylePr>
@@ -40741,9 +42102,9 @@
       </w:tcPr>
     </w:tblStylePr>
   </w:style>
-  <w:style w:type="table" w:styleId="111">
+  <w:style w:type="table" w:styleId="817">
     <w:name w:val="List Table 7 Colorful - Accent 1"/>
-    <w:basedOn w:val="11"/>
+    <w:basedOn w:val="717"/>
     <w:uiPriority w:val="99"/>
     <w:pPr>
       <w:pBdr/>
@@ -40842,11 +42203,11 @@
         <w:tblBorders/>
       </w:tblPr>
       <w:tcPr>
-        <w:shd w:color="ffffff"/>
+        <w:shd w:val="clear" w:color="ffffff"/>
         <w:tcBorders>
-          <w:top w:val="none"/>
-          <w:left w:val="none"/>
-          <w:bottom w:val="none"/>
+          <w:top w:val="none" w:color="000000" w:sz="4" w:space="0"/>
+          <w:left w:val="none" w:color="000000" w:sz="4" w:space="0"/>
+          <w:bottom w:val="none" w:color="000000" w:sz="4" w:space="0"/>
           <w:right w:val="single" w:color="000000" w:themeColor="accent1" w:sz="4" w:space="0"/>
         </w:tcBorders>
       </w:tcPr>
@@ -40869,10 +42230,10 @@
       <w:tcPr>
         <w:shd w:val="clear" w:color="ffffff" w:themeColor="light1" w:fill="ffffff" w:themeFill="light1"/>
         <w:tcBorders>
-          <w:top w:val="none"/>
-          <w:left w:val="none"/>
+          <w:top w:val="none" w:color="000000" w:sz="4" w:space="0"/>
+          <w:left w:val="none" w:color="000000" w:sz="4" w:space="0"/>
           <w:bottom w:val="single" w:color="000000" w:themeColor="accent1" w:sz="4" w:space="0"/>
-          <w:right w:val="none"/>
+          <w:right w:val="none" w:color="000000" w:sz="4" w:space="0"/>
         </w:tcBorders>
       </w:tcPr>
     </w:tblStylePr>
@@ -40892,12 +42253,12 @@
         <w:tblBorders/>
       </w:tblPr>
       <w:tcPr>
-        <w:shd w:color="ffffff"/>
+        <w:shd w:val="clear" w:color="ffffff"/>
         <w:tcBorders>
-          <w:top w:val="none"/>
+          <w:top w:val="none" w:color="000000" w:sz="4" w:space="0"/>
           <w:left w:val="single" w:color="000000" w:themeColor="accent1" w:sz="4" w:space="0"/>
-          <w:bottom w:val="none"/>
-          <w:right w:val="none"/>
+          <w:bottom w:val="none" w:color="000000" w:sz="4" w:space="0"/>
+          <w:right w:val="none" w:color="000000" w:sz="4" w:space="0"/>
         </w:tcBorders>
       </w:tcPr>
     </w:tblStylePr>
@@ -40920,9 +42281,9 @@
         <w:shd w:val="clear" w:color="ffffff" w:themeColor="light1" w:fill="ffffff" w:themeFill="light1"/>
         <w:tcBorders>
           <w:top w:val="single" w:color="000000" w:themeColor="accent1" w:sz="4" w:space="0"/>
-          <w:left w:val="none"/>
-          <w:bottom w:val="none"/>
-          <w:right w:val="none"/>
+          <w:left w:val="none" w:color="000000" w:sz="4" w:space="0"/>
+          <w:bottom w:val="none" w:color="000000" w:sz="4" w:space="0"/>
+          <w:right w:val="none" w:color="000000" w:sz="4" w:space="0"/>
         </w:tcBorders>
       </w:tcPr>
     </w:tblStylePr>
@@ -40997,9 +42358,9 @@
       </w:tcPr>
     </w:tblStylePr>
   </w:style>
-  <w:style w:type="table" w:styleId="112">
+  <w:style w:type="table" w:styleId="818">
     <w:name w:val="List Table 7 Colorful - Accent 2"/>
-    <w:basedOn w:val="11"/>
+    <w:basedOn w:val="717"/>
     <w:uiPriority w:val="99"/>
     <w:pPr>
       <w:pBdr/>
@@ -41098,11 +42459,11 @@
         <w:tblBorders/>
       </w:tblPr>
       <w:tcPr>
-        <w:shd w:color="ffffff"/>
+        <w:shd w:val="clear" w:color="ffffff"/>
         <w:tcBorders>
-          <w:top w:val="none"/>
-          <w:left w:val="none"/>
-          <w:bottom w:val="none"/>
+          <w:top w:val="none" w:color="000000" w:sz="4" w:space="0"/>
+          <w:left w:val="none" w:color="000000" w:sz="4" w:space="0"/>
+          <w:bottom w:val="none" w:color="000000" w:sz="4" w:space="0"/>
           <w:right w:val="single" w:color="000000" w:themeColor="accent2" w:themeTint="97" w:sz="4" w:space="0"/>
         </w:tcBorders>
       </w:tcPr>
@@ -41125,10 +42486,10 @@
       <w:tcPr>
         <w:shd w:val="clear" w:color="ffffff" w:themeColor="light1" w:fill="ffffff" w:themeFill="light1"/>
         <w:tcBorders>
-          <w:top w:val="none"/>
-          <w:left w:val="none"/>
+          <w:top w:val="none" w:color="000000" w:sz="4" w:space="0"/>
+          <w:left w:val="none" w:color="000000" w:sz="4" w:space="0"/>
           <w:bottom w:val="single" w:color="000000" w:themeColor="accent2" w:themeTint="97" w:sz="4" w:space="0"/>
-          <w:right w:val="none"/>
+          <w:right w:val="none" w:color="000000" w:sz="4" w:space="0"/>
         </w:tcBorders>
       </w:tcPr>
     </w:tblStylePr>
@@ -41148,12 +42509,12 @@
         <w:tblBorders/>
       </w:tblPr>
       <w:tcPr>
-        <w:shd w:color="ffffff"/>
+        <w:shd w:val="clear" w:color="ffffff"/>
         <w:tcBorders>
-          <w:top w:val="none"/>
+          <w:top w:val="none" w:color="000000" w:sz="4" w:space="0"/>
           <w:left w:val="single" w:color="000000" w:themeColor="accent2" w:themeTint="97" w:sz="4" w:space="0"/>
-          <w:bottom w:val="none"/>
-          <w:right w:val="none"/>
+          <w:bottom w:val="none" w:color="000000" w:sz="4" w:space="0"/>
+          <w:right w:val="none" w:color="000000" w:sz="4" w:space="0"/>
         </w:tcBorders>
       </w:tcPr>
     </w:tblStylePr>
@@ -41176,9 +42537,9 @@
         <w:shd w:val="clear" w:color="ffffff" w:themeColor="light1" w:fill="ffffff" w:themeFill="light1"/>
         <w:tcBorders>
           <w:top w:val="single" w:color="000000" w:themeColor="accent2" w:themeTint="97" w:sz="4" w:space="0"/>
-          <w:left w:val="none"/>
-          <w:bottom w:val="none"/>
-          <w:right w:val="none"/>
+          <w:left w:val="none" w:color="000000" w:sz="4" w:space="0"/>
+          <w:bottom w:val="none" w:color="000000" w:sz="4" w:space="0"/>
+          <w:right w:val="none" w:color="000000" w:sz="4" w:space="0"/>
         </w:tcBorders>
       </w:tcPr>
     </w:tblStylePr>
@@ -41253,9 +42614,9 @@
       </w:tcPr>
     </w:tblStylePr>
   </w:style>
-  <w:style w:type="table" w:styleId="113">
+  <w:style w:type="table" w:styleId="819">
     <w:name w:val="List Table 7 Colorful - Accent 3"/>
-    <w:basedOn w:val="11"/>
+    <w:basedOn w:val="717"/>
     <w:uiPriority w:val="99"/>
     <w:pPr>
       <w:pBdr/>
@@ -41354,11 +42715,11 @@
         <w:tblBorders/>
       </w:tblPr>
       <w:tcPr>
-        <w:shd w:color="ffffff"/>
+        <w:shd w:val="clear" w:color="ffffff"/>
         <w:tcBorders>
-          <w:top w:val="none"/>
-          <w:left w:val="none"/>
-          <w:bottom w:val="none"/>
+          <w:top w:val="none" w:color="000000" w:sz="4" w:space="0"/>
+          <w:left w:val="none" w:color="000000" w:sz="4" w:space="0"/>
+          <w:bottom w:val="none" w:color="000000" w:sz="4" w:space="0"/>
           <w:right w:val="single" w:color="000000" w:themeColor="accent3" w:themeTint="98" w:sz="4" w:space="0"/>
         </w:tcBorders>
       </w:tcPr>
@@ -41381,10 +42742,10 @@
       <w:tcPr>
         <w:shd w:val="clear" w:color="ffffff" w:themeColor="light1" w:fill="ffffff" w:themeFill="light1"/>
         <w:tcBorders>
-          <w:top w:val="none"/>
-          <w:left w:val="none"/>
+          <w:top w:val="none" w:color="000000" w:sz="4" w:space="0"/>
+          <w:left w:val="none" w:color="000000" w:sz="4" w:space="0"/>
           <w:bottom w:val="single" w:color="000000" w:themeColor="accent3" w:themeTint="98" w:sz="4" w:space="0"/>
-          <w:right w:val="none"/>
+          <w:right w:val="none" w:color="000000" w:sz="4" w:space="0"/>
         </w:tcBorders>
       </w:tcPr>
     </w:tblStylePr>
@@ -41404,12 +42765,12 @@
         <w:tblBorders/>
       </w:tblPr>
       <w:tcPr>
-        <w:shd w:color="ffffff"/>
+        <w:shd w:val="clear" w:color="ffffff"/>
         <w:tcBorders>
-          <w:top w:val="none"/>
+          <w:top w:val="none" w:color="000000" w:sz="4" w:space="0"/>
           <w:left w:val="single" w:color="000000" w:themeColor="accent3" w:themeTint="98" w:sz="4" w:space="0"/>
-          <w:bottom w:val="none"/>
-          <w:right w:val="none"/>
+          <w:bottom w:val="none" w:color="000000" w:sz="4" w:space="0"/>
+          <w:right w:val="none" w:color="000000" w:sz="4" w:space="0"/>
         </w:tcBorders>
       </w:tcPr>
     </w:tblStylePr>
@@ -41432,9 +42793,9 @@
         <w:shd w:val="clear" w:color="ffffff" w:themeColor="light1" w:fill="ffffff" w:themeFill="light1"/>
         <w:tcBorders>
           <w:top w:val="single" w:color="000000" w:themeColor="accent3" w:themeTint="98" w:sz="4" w:space="0"/>
-          <w:left w:val="none"/>
-          <w:bottom w:val="none"/>
-          <w:right w:val="none"/>
+          <w:left w:val="none" w:color="000000" w:sz="4" w:space="0"/>
+          <w:bottom w:val="none" w:color="000000" w:sz="4" w:space="0"/>
+          <w:right w:val="none" w:color="000000" w:sz="4" w:space="0"/>
         </w:tcBorders>
       </w:tcPr>
     </w:tblStylePr>
@@ -41509,9 +42870,9 @@
       </w:tcPr>
     </w:tblStylePr>
   </w:style>
-  <w:style w:type="table" w:styleId="114">
+  <w:style w:type="table" w:styleId="820">
     <w:name w:val="List Table 7 Colorful - Accent 4"/>
-    <w:basedOn w:val="11"/>
+    <w:basedOn w:val="717"/>
     <w:uiPriority w:val="99"/>
     <w:pPr>
       <w:pBdr/>
@@ -41610,11 +42971,11 @@
         <w:tblBorders/>
       </w:tblPr>
       <w:tcPr>
-        <w:shd w:color="ffffff"/>
+        <w:shd w:val="clear" w:color="ffffff"/>
         <w:tcBorders>
-          <w:top w:val="none"/>
-          <w:left w:val="none"/>
-          <w:bottom w:val="none"/>
+          <w:top w:val="none" w:color="000000" w:sz="4" w:space="0"/>
+          <w:left w:val="none" w:color="000000" w:sz="4" w:space="0"/>
+          <w:bottom w:val="none" w:color="000000" w:sz="4" w:space="0"/>
           <w:right w:val="single" w:color="000000" w:themeColor="accent4" w:themeTint="9A" w:sz="4" w:space="0"/>
         </w:tcBorders>
       </w:tcPr>
@@ -41637,10 +42998,10 @@
       <w:tcPr>
         <w:shd w:val="clear" w:color="ffffff" w:themeColor="light1" w:fill="ffffff" w:themeFill="light1"/>
         <w:tcBorders>
-          <w:top w:val="none"/>
-          <w:left w:val="none"/>
+          <w:top w:val="none" w:color="000000" w:sz="4" w:space="0"/>
+          <w:left w:val="none" w:color="000000" w:sz="4" w:space="0"/>
           <w:bottom w:val="single" w:color="000000" w:themeColor="accent4" w:themeTint="9A" w:sz="4" w:space="0"/>
-          <w:right w:val="none"/>
+          <w:right w:val="none" w:color="000000" w:sz="4" w:space="0"/>
         </w:tcBorders>
       </w:tcPr>
     </w:tblStylePr>
@@ -41660,12 +43021,12 @@
         <w:tblBorders/>
       </w:tblPr>
       <w:tcPr>
-        <w:shd w:color="ffffff"/>
+        <w:shd w:val="clear" w:color="ffffff"/>
         <w:tcBorders>
-          <w:top w:val="none"/>
+          <w:top w:val="none" w:color="000000" w:sz="4" w:space="0"/>
           <w:left w:val="single" w:color="000000" w:themeColor="accent4" w:themeTint="9A" w:sz="4" w:space="0"/>
-          <w:bottom w:val="none"/>
-          <w:right w:val="none"/>
+          <w:bottom w:val="none" w:color="000000" w:sz="4" w:space="0"/>
+          <w:right w:val="none" w:color="000000" w:sz="4" w:space="0"/>
         </w:tcBorders>
       </w:tcPr>
     </w:tblStylePr>
@@ -41688,9 +43049,9 @@
         <w:shd w:val="clear" w:color="ffffff" w:themeColor="light1" w:fill="ffffff" w:themeFill="light1"/>
         <w:tcBorders>
           <w:top w:val="single" w:color="000000" w:themeColor="accent4" w:themeTint="9A" w:sz="4" w:space="0"/>
-          <w:left w:val="none"/>
-          <w:bottom w:val="none"/>
-          <w:right w:val="none"/>
+          <w:left w:val="none" w:color="000000" w:sz="4" w:space="0"/>
+          <w:bottom w:val="none" w:color="000000" w:sz="4" w:space="0"/>
+          <w:right w:val="none" w:color="000000" w:sz="4" w:space="0"/>
         </w:tcBorders>
       </w:tcPr>
     </w:tblStylePr>
@@ -41765,9 +43126,9 @@
       </w:tcPr>
     </w:tblStylePr>
   </w:style>
-  <w:style w:type="table" w:styleId="115">
+  <w:style w:type="table" w:styleId="821">
     <w:name w:val="List Table 7 Colorful - Accent 5"/>
-    <w:basedOn w:val="11"/>
+    <w:basedOn w:val="717"/>
     <w:uiPriority w:val="99"/>
     <w:pPr>
       <w:pBdr/>
@@ -41866,11 +43227,11 @@
         <w:tblBorders/>
       </w:tblPr>
       <w:tcPr>
-        <w:shd w:color="ffffff"/>
+        <w:shd w:val="clear" w:color="ffffff"/>
         <w:tcBorders>
-          <w:top w:val="none"/>
-          <w:left w:val="none"/>
-          <w:bottom w:val="none"/>
+          <w:top w:val="none" w:color="000000" w:sz="4" w:space="0"/>
+          <w:left w:val="none" w:color="000000" w:sz="4" w:space="0"/>
+          <w:bottom w:val="none" w:color="000000" w:sz="4" w:space="0"/>
           <w:right w:val="single" w:color="000000" w:themeColor="accent5" w:themeTint="9A" w:sz="4" w:space="0"/>
         </w:tcBorders>
       </w:tcPr>
@@ -41893,10 +43254,10 @@
       <w:tcPr>
         <w:shd w:val="clear" w:color="ffffff" w:themeColor="light1" w:fill="ffffff" w:themeFill="light1"/>
         <w:tcBorders>
-          <w:top w:val="none"/>
-          <w:left w:val="none"/>
+          <w:top w:val="none" w:color="000000" w:sz="4" w:space="0"/>
+          <w:left w:val="none" w:color="000000" w:sz="4" w:space="0"/>
           <w:bottom w:val="single" w:color="000000" w:themeColor="accent5" w:themeTint="9A" w:sz="4" w:space="0"/>
-          <w:right w:val="none"/>
+          <w:right w:val="none" w:color="000000" w:sz="4" w:space="0"/>
         </w:tcBorders>
       </w:tcPr>
     </w:tblStylePr>
@@ -41916,12 +43277,12 @@
         <w:tblBorders/>
       </w:tblPr>
       <w:tcPr>
-        <w:shd w:color="ffffff"/>
+        <w:shd w:val="clear" w:color="ffffff"/>
         <w:tcBorders>
-          <w:top w:val="none"/>
+          <w:top w:val="none" w:color="000000" w:sz="4" w:space="0"/>
           <w:left w:val="single" w:color="000000" w:themeColor="accent5" w:themeTint="9A" w:sz="4" w:space="0"/>
-          <w:bottom w:val="none"/>
-          <w:right w:val="none"/>
+          <w:bottom w:val="none" w:color="000000" w:sz="4" w:space="0"/>
+          <w:right w:val="none" w:color="000000" w:sz="4" w:space="0"/>
         </w:tcBorders>
       </w:tcPr>
     </w:tblStylePr>
@@ -41944,9 +43305,9 @@
         <w:shd w:val="clear" w:color="ffffff" w:themeColor="light1" w:fill="ffffff" w:themeFill="light1"/>
         <w:tcBorders>
           <w:top w:val="single" w:color="000000" w:themeColor="accent5" w:themeTint="9A" w:sz="4" w:space="0"/>
-          <w:left w:val="none"/>
-          <w:bottom w:val="none"/>
-          <w:right w:val="none"/>
+          <w:left w:val="none" w:color="000000" w:sz="4" w:space="0"/>
+          <w:bottom w:val="none" w:color="000000" w:sz="4" w:space="0"/>
+          <w:right w:val="none" w:color="000000" w:sz="4" w:space="0"/>
         </w:tcBorders>
       </w:tcPr>
     </w:tblStylePr>
@@ -42021,9 +43382,9 @@
       </w:tcPr>
     </w:tblStylePr>
   </w:style>
-  <w:style w:type="table" w:styleId="116">
+  <w:style w:type="table" w:styleId="822">
     <w:name w:val="List Table 7 Colorful - Accent 6"/>
-    <w:basedOn w:val="11"/>
+    <w:basedOn w:val="717"/>
     <w:uiPriority w:val="99"/>
     <w:pPr>
       <w:pBdr/>
@@ -42122,11 +43483,11 @@
         <w:tblBorders/>
       </w:tblPr>
       <w:tcPr>
-        <w:shd w:color="ffffff"/>
+        <w:shd w:val="clear" w:color="ffffff"/>
         <w:tcBorders>
-          <w:top w:val="none"/>
-          <w:left w:val="none"/>
-          <w:bottom w:val="none"/>
+          <w:top w:val="none" w:color="000000" w:sz="4" w:space="0"/>
+          <w:left w:val="none" w:color="000000" w:sz="4" w:space="0"/>
+          <w:bottom w:val="none" w:color="000000" w:sz="4" w:space="0"/>
           <w:right w:val="single" w:color="000000" w:themeColor="accent6" w:themeTint="98" w:sz="4" w:space="0"/>
         </w:tcBorders>
       </w:tcPr>
@@ -42149,10 +43510,10 @@
       <w:tcPr>
         <w:shd w:val="clear" w:color="ffffff" w:themeColor="light1" w:fill="ffffff" w:themeFill="light1"/>
         <w:tcBorders>
-          <w:top w:val="none"/>
-          <w:left w:val="none"/>
+          <w:top w:val="none" w:color="000000" w:sz="4" w:space="0"/>
+          <w:left w:val="none" w:color="000000" w:sz="4" w:space="0"/>
           <w:bottom w:val="single" w:color="000000" w:themeColor="accent6" w:themeTint="98" w:sz="4" w:space="0"/>
-          <w:right w:val="none"/>
+          <w:right w:val="none" w:color="000000" w:sz="4" w:space="0"/>
         </w:tcBorders>
       </w:tcPr>
     </w:tblStylePr>
@@ -42172,12 +43533,12 @@
         <w:tblBorders/>
       </w:tblPr>
       <w:tcPr>
-        <w:shd w:color="ffffff"/>
+        <w:shd w:val="clear" w:color="ffffff"/>
         <w:tcBorders>
-          <w:top w:val="none"/>
+          <w:top w:val="none" w:color="000000" w:sz="4" w:space="0"/>
           <w:left w:val="single" w:color="000000" w:themeColor="accent6" w:themeTint="98" w:sz="4" w:space="0"/>
-          <w:bottom w:val="none"/>
-          <w:right w:val="none"/>
+          <w:bottom w:val="none" w:color="000000" w:sz="4" w:space="0"/>
+          <w:right w:val="none" w:color="000000" w:sz="4" w:space="0"/>
         </w:tcBorders>
       </w:tcPr>
     </w:tblStylePr>
@@ -42200,9 +43561,9 @@
         <w:shd w:val="clear" w:color="ffffff" w:themeColor="light1" w:fill="ffffff" w:themeFill="light1"/>
         <w:tcBorders>
           <w:top w:val="single" w:color="000000" w:themeColor="accent6" w:themeTint="98" w:sz="4" w:space="0"/>
-          <w:left w:val="none"/>
-          <w:bottom w:val="none"/>
-          <w:right w:val="none"/>
+          <w:left w:val="none" w:color="000000" w:sz="4" w:space="0"/>
+          <w:bottom w:val="none" w:color="000000" w:sz="4" w:space="0"/>
+          <w:right w:val="none" w:color="000000" w:sz="4" w:space="0"/>
         </w:tcBorders>
       </w:tcPr>
     </w:tblStylePr>
@@ -42277,9 +43638,9 @@
       </w:tcPr>
     </w:tblStylePr>
   </w:style>
-  <w:style w:type="table" w:styleId="117">
+  <w:style w:type="table" w:styleId="823">
     <w:name w:val="Lined - Accent"/>
-    <w:basedOn w:val="11"/>
+    <w:basedOn w:val="717"/>
     <w:uiPriority w:val="99"/>
     <w:pPr>
       <w:pBdr/>
@@ -42514,9 +43875,9 @@
       </w:tcPr>
     </w:tblStylePr>
   </w:style>
-  <w:style w:type="table" w:styleId="118">
+  <w:style w:type="table" w:styleId="824">
     <w:name w:val="Lined - Accent 1"/>
-    <w:basedOn w:val="11"/>
+    <w:basedOn w:val="717"/>
     <w:uiPriority w:val="99"/>
     <w:pPr>
       <w:pBdr/>
@@ -42751,9 +44112,9 @@
       </w:tcPr>
     </w:tblStylePr>
   </w:style>
-  <w:style w:type="table" w:styleId="119">
+  <w:style w:type="table" w:styleId="825">
     <w:name w:val="Lined - Accent 2"/>
-    <w:basedOn w:val="11"/>
+    <w:basedOn w:val="717"/>
     <w:uiPriority w:val="99"/>
     <w:pPr>
       <w:pBdr/>
@@ -42988,9 +44349,9 @@
       </w:tcPr>
     </w:tblStylePr>
   </w:style>
-  <w:style w:type="table" w:styleId="120">
+  <w:style w:type="table" w:styleId="826">
     <w:name w:val="Lined - Accent 3"/>
-    <w:basedOn w:val="11"/>
+    <w:basedOn w:val="717"/>
     <w:uiPriority w:val="99"/>
     <w:pPr>
       <w:pBdr/>
@@ -43225,9 +44586,9 @@
       </w:tcPr>
     </w:tblStylePr>
   </w:style>
-  <w:style w:type="table" w:styleId="121">
+  <w:style w:type="table" w:styleId="827">
     <w:name w:val="Lined - Accent 4"/>
-    <w:basedOn w:val="11"/>
+    <w:basedOn w:val="717"/>
     <w:uiPriority w:val="99"/>
     <w:pPr>
       <w:pBdr/>
@@ -43462,9 +44823,9 @@
       </w:tcPr>
     </w:tblStylePr>
   </w:style>
-  <w:style w:type="table" w:styleId="122">
+  <w:style w:type="table" w:styleId="828">
     <w:name w:val="Lined - Accent 5"/>
-    <w:basedOn w:val="11"/>
+    <w:basedOn w:val="717"/>
     <w:uiPriority w:val="99"/>
     <w:pPr>
       <w:pBdr/>
@@ -43699,9 +45060,9 @@
       </w:tcPr>
     </w:tblStylePr>
   </w:style>
-  <w:style w:type="table" w:styleId="123">
+  <w:style w:type="table" w:styleId="829">
     <w:name w:val="Lined - Accent 6"/>
-    <w:basedOn w:val="11"/>
+    <w:basedOn w:val="717"/>
     <w:uiPriority w:val="99"/>
     <w:pPr>
       <w:pBdr/>
@@ -43936,9 +45297,9 @@
       </w:tcPr>
     </w:tblStylePr>
   </w:style>
-  <w:style w:type="table" w:styleId="124">
+  <w:style w:type="table" w:styleId="830">
     <w:name w:val="Bordered &amp; Lined - Accent"/>
-    <w:basedOn w:val="11"/>
+    <w:basedOn w:val="717"/>
     <w:uiPriority w:val="99"/>
     <w:pPr>
       <w:pBdr/>
@@ -44180,9 +45541,9 @@
       </w:tcPr>
     </w:tblStylePr>
   </w:style>
-  <w:style w:type="table" w:styleId="125">
+  <w:style w:type="table" w:styleId="831">
     <w:name w:val="Bordered &amp; Lined - Accent 1"/>
-    <w:basedOn w:val="11"/>
+    <w:basedOn w:val="717"/>
     <w:uiPriority w:val="99"/>
     <w:pPr>
       <w:pBdr/>
@@ -44424,9 +45785,9 @@
       </w:tcPr>
     </w:tblStylePr>
   </w:style>
-  <w:style w:type="table" w:styleId="126">
+  <w:style w:type="table" w:styleId="832">
     <w:name w:val="Bordered &amp; Lined - Accent 2"/>
-    <w:basedOn w:val="11"/>
+    <w:basedOn w:val="717"/>
     <w:uiPriority w:val="99"/>
     <w:pPr>
       <w:pBdr/>
@@ -44668,9 +46029,9 @@
       </w:tcPr>
     </w:tblStylePr>
   </w:style>
-  <w:style w:type="table" w:styleId="127">
+  <w:style w:type="table" w:styleId="833">
     <w:name w:val="Bordered &amp; Lined - Accent 3"/>
-    <w:basedOn w:val="11"/>
+    <w:basedOn w:val="717"/>
     <w:uiPriority w:val="99"/>
     <w:pPr>
       <w:pBdr/>
@@ -44912,9 +46273,9 @@
       </w:tcPr>
     </w:tblStylePr>
   </w:style>
-  <w:style w:type="table" w:styleId="128">
+  <w:style w:type="table" w:styleId="834">
     <w:name w:val="Bordered &amp; Lined - Accent 4"/>
-    <w:basedOn w:val="11"/>
+    <w:basedOn w:val="717"/>
     <w:uiPriority w:val="99"/>
     <w:pPr>
       <w:pBdr/>
@@ -45156,9 +46517,9 @@
       </w:tcPr>
     </w:tblStylePr>
   </w:style>
-  <w:style w:type="table" w:styleId="129">
+  <w:style w:type="table" w:styleId="835">
     <w:name w:val="Bordered &amp; Lined - Accent 5"/>
-    <w:basedOn w:val="11"/>
+    <w:basedOn w:val="717"/>
     <w:uiPriority w:val="99"/>
     <w:pPr>
       <w:pBdr/>
@@ -45400,9 +46761,9 @@
       </w:tcPr>
     </w:tblStylePr>
   </w:style>
-  <w:style w:type="table" w:styleId="130">
+  <w:style w:type="table" w:styleId="836">
     <w:name w:val="Bordered &amp; Lined - Accent 6"/>
-    <w:basedOn w:val="11"/>
+    <w:basedOn w:val="717"/>
     <w:uiPriority w:val="99"/>
     <w:pPr>
       <w:pBdr/>
@@ -45644,9 +47005,9 @@
       </w:tcPr>
     </w:tblStylePr>
   </w:style>
-  <w:style w:type="table" w:styleId="131">
+  <w:style w:type="table" w:styleId="837">
     <w:name w:val="Bordered"/>
-    <w:basedOn w:val="11"/>
+    <w:basedOn w:val="717"/>
     <w:uiPriority w:val="99"/>
     <w:pPr>
       <w:pBdr/>
@@ -45875,9 +47236,9 @@
       </w:tcPr>
     </w:tblStylePr>
   </w:style>
-  <w:style w:type="table" w:styleId="132">
+  <w:style w:type="table" w:styleId="838">
     <w:name w:val="Bordered - Accent 1"/>
-    <w:basedOn w:val="11"/>
+    <w:basedOn w:val="717"/>
     <w:uiPriority w:val="99"/>
     <w:pPr>
       <w:pBdr/>
@@ -46106,9 +47467,9 @@
       </w:tcPr>
     </w:tblStylePr>
   </w:style>
-  <w:style w:type="table" w:styleId="133">
+  <w:style w:type="table" w:styleId="839">
     <w:name w:val="Bordered - Accent 2"/>
-    <w:basedOn w:val="11"/>
+    <w:basedOn w:val="717"/>
     <w:uiPriority w:val="99"/>
     <w:pPr>
       <w:pBdr/>
@@ -46337,9 +47698,9 @@
       </w:tcPr>
     </w:tblStylePr>
   </w:style>
-  <w:style w:type="table" w:styleId="134">
+  <w:style w:type="table" w:styleId="840">
     <w:name w:val="Bordered - Accent 3"/>
-    <w:basedOn w:val="11"/>
+    <w:basedOn w:val="717"/>
     <w:uiPriority w:val="99"/>
     <w:pPr>
       <w:pBdr/>
@@ -46568,9 +47929,9 @@
       </w:tcPr>
     </w:tblStylePr>
   </w:style>
-  <w:style w:type="table" w:styleId="135">
+  <w:style w:type="table" w:styleId="841">
     <w:name w:val="Bordered - Accent 4"/>
-    <w:basedOn w:val="11"/>
+    <w:basedOn w:val="717"/>
     <w:uiPriority w:val="99"/>
     <w:pPr>
       <w:pBdr/>
@@ -46799,9 +48160,9 @@
       </w:tcPr>
     </w:tblStylePr>
   </w:style>
-  <w:style w:type="table" w:styleId="136">
+  <w:style w:type="table" w:styleId="842">
     <w:name w:val="Bordered - Accent 5"/>
-    <w:basedOn w:val="11"/>
+    <w:basedOn w:val="717"/>
     <w:uiPriority w:val="99"/>
     <w:pPr>
       <w:pBdr/>
@@ -47030,9 +48391,9 @@
       </w:tcPr>
     </w:tblStylePr>
   </w:style>
-  <w:style w:type="table" w:styleId="137">
+  <w:style w:type="table" w:styleId="843">
     <w:name w:val="Bordered - Accent 6"/>
-    <w:basedOn w:val="11"/>
+    <w:basedOn w:val="717"/>
     <w:uiPriority w:val="99"/>
     <w:pPr>
       <w:pBdr/>
@@ -47261,11 +48622,11 @@
       </w:tcPr>
     </w:tblStylePr>
   </w:style>
-  <w:style w:type="paragraph" w:styleId="142">
+  <w:style w:type="paragraph" w:styleId="844">
     <w:name w:val="Heading 4"/>
-    <w:basedOn w:val="680"/>
-    <w:next w:val="680"/>
-    <w:link w:val="153"/>
+    <w:basedOn w:val="899"/>
+    <w:next w:val="899"/>
+    <w:link w:val="853"/>
     <w:uiPriority w:val="9"/>
     <w:unhideWhenUsed/>
     <w:qFormat/>
@@ -47284,11 +48645,11 @@
       <w:color w:val="0f4761" w:themeColor="accent1" w:themeShade="BF"/>
     </w:rPr>
   </w:style>
-  <w:style w:type="paragraph" w:styleId="143">
+  <w:style w:type="paragraph" w:styleId="845">
     <w:name w:val="Heading 5"/>
-    <w:basedOn w:val="680"/>
-    <w:next w:val="680"/>
-    <w:link w:val="154"/>
+    <w:basedOn w:val="899"/>
+    <w:next w:val="899"/>
+    <w:link w:val="854"/>
     <w:uiPriority w:val="9"/>
     <w:unhideWhenUsed/>
     <w:qFormat/>
@@ -47305,11 +48666,11 @@
       <w:color w:val="0f4761" w:themeColor="accent1" w:themeShade="BF"/>
     </w:rPr>
   </w:style>
-  <w:style w:type="paragraph" w:styleId="144">
+  <w:style w:type="paragraph" w:styleId="846">
     <w:name w:val="Heading 6"/>
-    <w:basedOn w:val="680"/>
-    <w:next w:val="680"/>
-    <w:link w:val="155"/>
+    <w:basedOn w:val="899"/>
+    <w:next w:val="899"/>
+    <w:link w:val="855"/>
     <w:uiPriority w:val="9"/>
     <w:unhideWhenUsed/>
     <w:qFormat/>
@@ -47328,11 +48689,11 @@
       <w:color w:val="595959" w:themeColor="text1" w:themeTint="A6"/>
     </w:rPr>
   </w:style>
-  <w:style w:type="paragraph" w:styleId="145">
+  <w:style w:type="paragraph" w:styleId="847">
     <w:name w:val="Heading 7"/>
-    <w:basedOn w:val="680"/>
-    <w:next w:val="680"/>
-    <w:link w:val="156"/>
+    <w:basedOn w:val="899"/>
+    <w:next w:val="899"/>
+    <w:link w:val="856"/>
     <w:uiPriority w:val="9"/>
     <w:unhideWhenUsed/>
     <w:qFormat/>
@@ -47349,11 +48710,11 @@
       <w:color w:val="595959" w:themeColor="text1" w:themeTint="A6"/>
     </w:rPr>
   </w:style>
-  <w:style w:type="paragraph" w:styleId="146">
+  <w:style w:type="paragraph" w:styleId="848">
     <w:name w:val="Heading 8"/>
-    <w:basedOn w:val="680"/>
-    <w:next w:val="680"/>
-    <w:link w:val="157"/>
+    <w:basedOn w:val="899"/>
+    <w:next w:val="899"/>
+    <w:link w:val="857"/>
     <w:uiPriority w:val="9"/>
     <w:unhideWhenUsed/>
     <w:qFormat/>
@@ -47372,11 +48733,11 @@
       <w:color w:val="272727" w:themeColor="text1" w:themeTint="D8"/>
     </w:rPr>
   </w:style>
-  <w:style w:type="paragraph" w:styleId="147">
+  <w:style w:type="paragraph" w:styleId="849">
     <w:name w:val="Heading 9"/>
-    <w:basedOn w:val="680"/>
-    <w:next w:val="680"/>
-    <w:link w:val="158"/>
+    <w:basedOn w:val="899"/>
+    <w:next w:val="899"/>
+    <w:link w:val="858"/>
     <w:uiPriority w:val="9"/>
     <w:unhideWhenUsed/>
     <w:qFormat/>
@@ -47395,10 +48756,10 @@
       <w:color w:val="272727" w:themeColor="text1" w:themeTint="D8"/>
     </w:rPr>
   </w:style>
-  <w:style w:type="character" w:styleId="150">
+  <w:style w:type="character" w:styleId="850">
     <w:name w:val="Heading 1 Char"/>
-    <w:basedOn w:val="684"/>
-    <w:link w:val="681"/>
+    <w:basedOn w:val="903"/>
+    <w:link w:val="900"/>
     <w:uiPriority w:val="9"/>
     <w:pPr>
       <w:pBdr/>
@@ -47412,10 +48773,10 @@
       <w:szCs w:val="40"/>
     </w:rPr>
   </w:style>
-  <w:style w:type="character" w:styleId="151">
+  <w:style w:type="character" w:styleId="851">
     <w:name w:val="Heading 2 Char"/>
-    <w:basedOn w:val="684"/>
-    <w:link w:val="682"/>
+    <w:basedOn w:val="903"/>
+    <w:link w:val="901"/>
     <w:uiPriority w:val="9"/>
     <w:pPr>
       <w:pBdr/>
@@ -47429,10 +48790,10 @@
       <w:szCs w:val="32"/>
     </w:rPr>
   </w:style>
-  <w:style w:type="character" w:styleId="152">
+  <w:style w:type="character" w:styleId="852">
     <w:name w:val="Heading 3 Char"/>
-    <w:basedOn w:val="684"/>
-    <w:link w:val="683"/>
+    <w:basedOn w:val="903"/>
+    <w:link w:val="902"/>
     <w:uiPriority w:val="9"/>
     <w:pPr>
       <w:pBdr/>
@@ -47446,10 +48807,10 @@
       <w:szCs w:val="28"/>
     </w:rPr>
   </w:style>
-  <w:style w:type="character" w:styleId="153">
+  <w:style w:type="character" w:styleId="853">
     <w:name w:val="Heading 4 Char"/>
-    <w:basedOn w:val="684"/>
-    <w:link w:val="142"/>
+    <w:basedOn w:val="903"/>
+    <w:link w:val="844"/>
     <w:uiPriority w:val="9"/>
     <w:pPr>
       <w:pBdr/>
@@ -47463,10 +48824,10 @@
       <w:color w:val="0f4761" w:themeColor="accent1" w:themeShade="BF"/>
     </w:rPr>
   </w:style>
-  <w:style w:type="character" w:styleId="154">
+  <w:style w:type="character" w:styleId="854">
     <w:name w:val="Heading 5 Char"/>
-    <w:basedOn w:val="684"/>
-    <w:link w:val="143"/>
+    <w:basedOn w:val="903"/>
+    <w:link w:val="845"/>
     <w:uiPriority w:val="9"/>
     <w:pPr>
       <w:pBdr/>
@@ -47478,10 +48839,10 @@
       <w:color w:val="0f4761" w:themeColor="accent1" w:themeShade="BF"/>
     </w:rPr>
   </w:style>
-  <w:style w:type="character" w:styleId="155">
+  <w:style w:type="character" w:styleId="855">
     <w:name w:val="Heading 6 Char"/>
-    <w:basedOn w:val="684"/>
-    <w:link w:val="144"/>
+    <w:basedOn w:val="903"/>
+    <w:link w:val="846"/>
     <w:uiPriority w:val="9"/>
     <w:pPr>
       <w:pBdr/>
@@ -47495,10 +48856,10 @@
       <w:color w:val="595959" w:themeColor="text1" w:themeTint="A6"/>
     </w:rPr>
   </w:style>
-  <w:style w:type="character" w:styleId="156">
+  <w:style w:type="character" w:styleId="856">
     <w:name w:val="Heading 7 Char"/>
-    <w:basedOn w:val="684"/>
-    <w:link w:val="145"/>
+    <w:basedOn w:val="903"/>
+    <w:link w:val="847"/>
     <w:uiPriority w:val="9"/>
     <w:pPr>
       <w:pBdr/>
@@ -47510,10 +48871,10 @@
       <w:color w:val="595959" w:themeColor="text1" w:themeTint="A6"/>
     </w:rPr>
   </w:style>
-  <w:style w:type="character" w:styleId="157">
+  <w:style w:type="character" w:styleId="857">
     <w:name w:val="Heading 8 Char"/>
-    <w:basedOn w:val="684"/>
-    <w:link w:val="146"/>
+    <w:basedOn w:val="903"/>
+    <w:link w:val="848"/>
     <w:uiPriority w:val="9"/>
     <w:pPr>
       <w:pBdr/>
@@ -47527,10 +48888,10 @@
       <w:color w:val="272727" w:themeColor="text1" w:themeTint="D8"/>
     </w:rPr>
   </w:style>
-  <w:style w:type="character" w:styleId="158">
+  <w:style w:type="character" w:styleId="858">
     <w:name w:val="Heading 9 Char"/>
-    <w:basedOn w:val="684"/>
-    <w:link w:val="147"/>
+    <w:basedOn w:val="903"/>
+    <w:link w:val="849"/>
     <w:uiPriority w:val="9"/>
     <w:pPr>
       <w:pBdr/>
@@ -47544,11 +48905,11 @@
       <w:color w:val="272727" w:themeColor="text1" w:themeTint="D8"/>
     </w:rPr>
   </w:style>
-  <w:style w:type="paragraph" w:styleId="159">
+  <w:style w:type="paragraph" w:styleId="859">
     <w:name w:val="Title"/>
-    <w:basedOn w:val="680"/>
-    <w:next w:val="680"/>
-    <w:link w:val="160"/>
+    <w:basedOn w:val="899"/>
+    <w:next w:val="899"/>
+    <w:link w:val="860"/>
     <w:uiPriority w:val="10"/>
     <w:qFormat/>
     <w:pPr>
@@ -47564,10 +48925,10 @@
       <w:szCs w:val="56"/>
     </w:rPr>
   </w:style>
-  <w:style w:type="character" w:styleId="160">
+  <w:style w:type="character" w:styleId="860">
     <w:name w:val="Title Char"/>
-    <w:basedOn w:val="684"/>
-    <w:link w:val="159"/>
+    <w:basedOn w:val="903"/>
+    <w:link w:val="859"/>
     <w:uiPriority w:val="10"/>
     <w:pPr>
       <w:pBdr/>
@@ -47581,11 +48942,11 @@
       <w:szCs w:val="56"/>
     </w:rPr>
   </w:style>
-  <w:style w:type="paragraph" w:styleId="161">
+  <w:style w:type="paragraph" w:styleId="861">
     <w:name w:val="Subtitle"/>
-    <w:basedOn w:val="680"/>
-    <w:next w:val="680"/>
-    <w:link w:val="162"/>
+    <w:basedOn w:val="899"/>
+    <w:next w:val="899"/>
+    <w:link w:val="862"/>
     <w:uiPriority w:val="11"/>
     <w:qFormat/>
     <w:pPr>
@@ -47603,10 +48964,10 @@
       <w:szCs w:val="28"/>
     </w:rPr>
   </w:style>
-  <w:style w:type="character" w:styleId="162">
+  <w:style w:type="character" w:styleId="862">
     <w:name w:val="Subtitle Char"/>
-    <w:basedOn w:val="684"/>
-    <w:link w:val="161"/>
+    <w:basedOn w:val="903"/>
+    <w:link w:val="861"/>
     <w:uiPriority w:val="11"/>
     <w:pPr>
       <w:pBdr/>
@@ -47620,11 +48981,11 @@
       <w:szCs w:val="28"/>
     </w:rPr>
   </w:style>
-  <w:style w:type="paragraph" w:styleId="163">
+  <w:style w:type="paragraph" w:styleId="863">
     <w:name w:val="Quote"/>
-    <w:basedOn w:val="680"/>
-    <w:next w:val="680"/>
-    <w:link w:val="164"/>
+    <w:basedOn w:val="899"/>
+    <w:next w:val="899"/>
+    <w:link w:val="864"/>
     <w:uiPriority w:val="29"/>
     <w:qFormat/>
     <w:pPr>
@@ -47639,10 +49000,10 @@
       <w:color w:val="404040" w:themeColor="text1" w:themeTint="BF"/>
     </w:rPr>
   </w:style>
-  <w:style w:type="character" w:styleId="164">
+  <w:style w:type="character" w:styleId="864">
     <w:name w:val="Quote Char"/>
-    <w:basedOn w:val="684"/>
-    <w:link w:val="163"/>
+    <w:basedOn w:val="903"/>
+    <w:link w:val="863"/>
     <w:uiPriority w:val="29"/>
     <w:pPr>
       <w:pBdr/>
@@ -47655,9 +49016,9 @@
       <w:color w:val="404040" w:themeColor="text1" w:themeTint="BF"/>
     </w:rPr>
   </w:style>
-  <w:style w:type="character" w:styleId="166">
+  <w:style w:type="character" w:styleId="865">
     <w:name w:val="Intense Emphasis"/>
-    <w:basedOn w:val="684"/>
+    <w:basedOn w:val="903"/>
     <w:uiPriority w:val="21"/>
     <w:qFormat/>
     <w:pPr>
@@ -47671,11 +49032,11 @@
       <w:color w:val="0f4761" w:themeColor="accent1" w:themeShade="BF"/>
     </w:rPr>
   </w:style>
-  <w:style w:type="paragraph" w:styleId="167">
+  <w:style w:type="paragraph" w:styleId="866">
     <w:name w:val="Intense Quote"/>
-    <w:basedOn w:val="680"/>
-    <w:next w:val="680"/>
-    <w:link w:val="168"/>
+    <w:basedOn w:val="899"/>
+    <w:next w:val="899"/>
+    <w:link w:val="867"/>
     <w:uiPriority w:val="30"/>
     <w:qFormat/>
     <w:pPr>
@@ -47693,10 +49054,10 @@
       <w:color w:val="0f4761" w:themeColor="accent1" w:themeShade="BF"/>
     </w:rPr>
   </w:style>
-  <w:style w:type="character" w:styleId="168">
+  <w:style w:type="character" w:styleId="867">
     <w:name w:val="Intense Quote Char"/>
-    <w:basedOn w:val="684"/>
-    <w:link w:val="167"/>
+    <w:basedOn w:val="903"/>
+    <w:link w:val="866"/>
     <w:uiPriority w:val="30"/>
     <w:pPr>
       <w:pBdr/>
@@ -47709,9 +49070,9 @@
       <w:color w:val="0f4761" w:themeColor="accent1" w:themeShade="BF"/>
     </w:rPr>
   </w:style>
-  <w:style w:type="character" w:styleId="169">
+  <w:style w:type="character" w:styleId="868">
     <w:name w:val="Intense Reference"/>
-    <w:basedOn w:val="684"/>
+    <w:basedOn w:val="903"/>
     <w:uiPriority w:val="32"/>
     <w:qFormat/>
     <w:pPr>
@@ -47727,9 +49088,9 @@
       <w:spacing w:val="5"/>
     </w:rPr>
   </w:style>
-  <w:style w:type="paragraph" w:styleId="170">
+  <w:style w:type="paragraph" w:styleId="869">
     <w:name w:val="No Spacing"/>
-    <w:basedOn w:val="680"/>
+    <w:basedOn w:val="899"/>
     <w:uiPriority w:val="1"/>
     <w:qFormat/>
     <w:pPr>
@@ -47738,9 +49099,9 @@
       <w:ind/>
     </w:pPr>
   </w:style>
-  <w:style w:type="character" w:styleId="171">
+  <w:style w:type="character" w:styleId="870">
     <w:name w:val="Subtle Emphasis"/>
-    <w:basedOn w:val="684"/>
+    <w:basedOn w:val="903"/>
     <w:uiPriority w:val="19"/>
     <w:qFormat/>
     <w:pPr>
@@ -47754,9 +49115,9 @@
       <w:color w:val="404040" w:themeColor="text1" w:themeTint="BF"/>
     </w:rPr>
   </w:style>
-  <w:style w:type="character" w:styleId="172">
+  <w:style w:type="character" w:styleId="871">
     <w:name w:val="Emphasis"/>
-    <w:basedOn w:val="684"/>
+    <w:basedOn w:val="903"/>
     <w:uiPriority w:val="20"/>
     <w:qFormat/>
     <w:pPr>
@@ -47769,9 +49130,9 @@
       <w:iCs/>
     </w:rPr>
   </w:style>
-  <w:style w:type="character" w:styleId="173">
+  <w:style w:type="character" w:styleId="872">
     <w:name w:val="Strong"/>
-    <w:basedOn w:val="684"/>
+    <w:basedOn w:val="903"/>
     <w:uiPriority w:val="22"/>
     <w:qFormat/>
     <w:pPr>
@@ -47784,9 +49145,9 @@
       <w:bCs/>
     </w:rPr>
   </w:style>
-  <w:style w:type="character" w:styleId="174">
+  <w:style w:type="character" w:styleId="873">
     <w:name w:val="Subtle Reference"/>
-    <w:basedOn w:val="684"/>
+    <w:basedOn w:val="903"/>
     <w:uiPriority w:val="31"/>
     <w:qFormat/>
     <w:pPr>
@@ -47799,9 +49160,9 @@
       <w:color w:val="5a5a5a" w:themeColor="text1" w:themeTint="A5"/>
     </w:rPr>
   </w:style>
-  <w:style w:type="character" w:styleId="175">
+  <w:style w:type="character" w:styleId="874">
     <w:name w:val="Book Title"/>
-    <w:basedOn w:val="684"/>
+    <w:basedOn w:val="903"/>
     <w:uiPriority w:val="33"/>
     <w:qFormat/>
     <w:pPr>
@@ -47817,10 +49178,10 @@
       <w:spacing w:val="5"/>
     </w:rPr>
   </w:style>
-  <w:style w:type="paragraph" w:styleId="176">
+  <w:style w:type="paragraph" w:styleId="875">
     <w:name w:val="Header"/>
-    <w:basedOn w:val="680"/>
-    <w:link w:val="177"/>
+    <w:basedOn w:val="899"/>
+    <w:link w:val="876"/>
     <w:uiPriority w:val="99"/>
     <w:unhideWhenUsed/>
     <w:pPr>
@@ -47833,10 +49194,10 @@
       <w:ind/>
     </w:pPr>
   </w:style>
-  <w:style w:type="character" w:styleId="177">
+  <w:style w:type="character" w:styleId="876">
     <w:name w:val="Header Char"/>
-    <w:basedOn w:val="684"/>
-    <w:link w:val="176"/>
+    <w:basedOn w:val="903"/>
+    <w:link w:val="875"/>
     <w:uiPriority w:val="99"/>
     <w:pPr>
       <w:pBdr/>
@@ -47844,10 +49205,10 @@
       <w:ind/>
     </w:pPr>
   </w:style>
-  <w:style w:type="paragraph" w:styleId="178">
+  <w:style w:type="paragraph" w:styleId="877">
     <w:name w:val="Footer"/>
-    <w:basedOn w:val="680"/>
-    <w:link w:val="179"/>
+    <w:basedOn w:val="899"/>
+    <w:link w:val="878"/>
     <w:uiPriority w:val="99"/>
     <w:unhideWhenUsed/>
     <w:pPr>
@@ -47860,10 +49221,10 @@
       <w:ind/>
     </w:pPr>
   </w:style>
-  <w:style w:type="character" w:styleId="179">
+  <w:style w:type="character" w:styleId="878">
     <w:name w:val="Footer Char"/>
-    <w:basedOn w:val="684"/>
-    <w:link w:val="178"/>
+    <w:basedOn w:val="903"/>
+    <w:link w:val="877"/>
     <w:uiPriority w:val="99"/>
     <w:pPr>
       <w:pBdr/>
@@ -47871,10 +49232,10 @@
       <w:ind/>
     </w:pPr>
   </w:style>
-  <w:style w:type="paragraph" w:styleId="181">
+  <w:style w:type="paragraph" w:styleId="879">
     <w:name w:val="footnote text"/>
-    <w:basedOn w:val="680"/>
-    <w:link w:val="182"/>
+    <w:basedOn w:val="899"/>
+    <w:link w:val="880"/>
     <w:uiPriority w:val="99"/>
     <w:semiHidden/>
     <w:unhideWhenUsed/>
@@ -47888,10 +49249,10 @@
       <w:szCs w:val="20"/>
     </w:rPr>
   </w:style>
-  <w:style w:type="character" w:styleId="182">
+  <w:style w:type="character" w:styleId="880">
     <w:name w:val="Footnote Text Char"/>
-    <w:basedOn w:val="684"/>
-    <w:link w:val="181"/>
+    <w:basedOn w:val="903"/>
+    <w:link w:val="879"/>
     <w:uiPriority w:val="99"/>
     <w:semiHidden/>
     <w:pPr>
@@ -47904,9 +49265,9 @@
       <w:szCs w:val="20"/>
     </w:rPr>
   </w:style>
-  <w:style w:type="character" w:styleId="183">
+  <w:style w:type="character" w:styleId="881">
     <w:name w:val="footnote reference"/>
-    <w:basedOn w:val="684"/>
+    <w:basedOn w:val="903"/>
     <w:uiPriority w:val="99"/>
     <w:semiHidden/>
     <w:unhideWhenUsed/>
@@ -47919,10 +49280,10 @@
       <w:vertAlign w:val="superscript"/>
     </w:rPr>
   </w:style>
-  <w:style w:type="paragraph" w:styleId="184">
+  <w:style w:type="paragraph" w:styleId="882">
     <w:name w:val="endnote text"/>
-    <w:basedOn w:val="680"/>
-    <w:link w:val="185"/>
+    <w:basedOn w:val="899"/>
+    <w:link w:val="883"/>
     <w:uiPriority w:val="99"/>
     <w:semiHidden/>
     <w:unhideWhenUsed/>
@@ -47936,10 +49297,10 @@
       <w:szCs w:val="20"/>
     </w:rPr>
   </w:style>
-  <w:style w:type="character" w:styleId="185">
+  <w:style w:type="character" w:styleId="883">
     <w:name w:val="Endnote Text Char"/>
-    <w:basedOn w:val="684"/>
-    <w:link w:val="184"/>
+    <w:basedOn w:val="903"/>
+    <w:link w:val="882"/>
     <w:uiPriority w:val="99"/>
     <w:semiHidden/>
     <w:pPr>
@@ -47952,9 +49313,9 @@
       <w:szCs w:val="20"/>
     </w:rPr>
   </w:style>
-  <w:style w:type="character" w:styleId="186">
+  <w:style w:type="character" w:styleId="884">
     <w:name w:val="endnote reference"/>
-    <w:basedOn w:val="684"/>
+    <w:basedOn w:val="903"/>
     <w:uiPriority w:val="99"/>
     <w:semiHidden/>
     <w:unhideWhenUsed/>
@@ -47967,9 +49328,9 @@
       <w:vertAlign w:val="superscript"/>
     </w:rPr>
   </w:style>
-  <w:style w:type="character" w:styleId="187">
+  <w:style w:type="character" w:styleId="885">
     <w:name w:val="Hyperlink"/>
-    <w:basedOn w:val="684"/>
+    <w:basedOn w:val="903"/>
     <w:uiPriority w:val="99"/>
     <w:unhideWhenUsed/>
     <w:pPr>
@@ -47982,9 +49343,9 @@
       <w:u w:val="single"/>
     </w:rPr>
   </w:style>
-  <w:style w:type="character" w:styleId="188">
+  <w:style w:type="character" w:styleId="886">
     <w:name w:val="FollowedHyperlink"/>
-    <w:basedOn w:val="684"/>
+    <w:basedOn w:val="903"/>
     <w:uiPriority w:val="99"/>
     <w:semiHidden/>
     <w:unhideWhenUsed/>
@@ -47998,10 +49359,10 @@
       <w:u w:val="single"/>
     </w:rPr>
   </w:style>
-  <w:style w:type="paragraph" w:styleId="189">
+  <w:style w:type="paragraph" w:styleId="887">
     <w:name w:val="toc 1"/>
-    <w:basedOn w:val="680"/>
-    <w:next w:val="680"/>
+    <w:basedOn w:val="899"/>
+    <w:next w:val="899"/>
     <w:uiPriority w:val="39"/>
     <w:unhideWhenUsed/>
     <w:pPr>
@@ -48010,10 +49371,10 @@
       <w:ind/>
     </w:pPr>
   </w:style>
-  <w:style w:type="paragraph" w:styleId="190">
+  <w:style w:type="paragraph" w:styleId="888">
     <w:name w:val="toc 2"/>
-    <w:basedOn w:val="680"/>
-    <w:next w:val="680"/>
+    <w:basedOn w:val="899"/>
+    <w:next w:val="899"/>
     <w:uiPriority w:val="39"/>
     <w:unhideWhenUsed/>
     <w:pPr>
@@ -48022,10 +49383,10 @@
       <w:ind w:left="220"/>
     </w:pPr>
   </w:style>
-  <w:style w:type="paragraph" w:styleId="191">
+  <w:style w:type="paragraph" w:styleId="889">
     <w:name w:val="toc 3"/>
-    <w:basedOn w:val="680"/>
-    <w:next w:val="680"/>
+    <w:basedOn w:val="899"/>
+    <w:next w:val="899"/>
     <w:uiPriority w:val="39"/>
     <w:unhideWhenUsed/>
     <w:pPr>
@@ -48034,10 +49395,10 @@
       <w:ind w:left="440"/>
     </w:pPr>
   </w:style>
-  <w:style w:type="paragraph" w:styleId="192">
+  <w:style w:type="paragraph" w:styleId="890">
     <w:name w:val="toc 4"/>
-    <w:basedOn w:val="680"/>
-    <w:next w:val="680"/>
+    <w:basedOn w:val="899"/>
+    <w:next w:val="899"/>
     <w:uiPriority w:val="39"/>
     <w:unhideWhenUsed/>
     <w:pPr>
@@ -48046,10 +49407,10 @@
       <w:ind w:left="660"/>
     </w:pPr>
   </w:style>
-  <w:style w:type="paragraph" w:styleId="193">
+  <w:style w:type="paragraph" w:styleId="891">
     <w:name w:val="toc 5"/>
-    <w:basedOn w:val="680"/>
-    <w:next w:val="680"/>
+    <w:basedOn w:val="899"/>
+    <w:next w:val="899"/>
     <w:uiPriority w:val="39"/>
     <w:unhideWhenUsed/>
     <w:pPr>
@@ -48058,10 +49419,10 @@
       <w:ind w:left="880"/>
     </w:pPr>
   </w:style>
-  <w:style w:type="paragraph" w:styleId="194">
+  <w:style w:type="paragraph" w:styleId="892">
     <w:name w:val="toc 6"/>
-    <w:basedOn w:val="680"/>
-    <w:next w:val="680"/>
+    <w:basedOn w:val="899"/>
+    <w:next w:val="899"/>
     <w:uiPriority w:val="39"/>
     <w:unhideWhenUsed/>
     <w:pPr>
@@ -48070,10 +49431,10 @@
       <w:ind w:left="1100"/>
     </w:pPr>
   </w:style>
-  <w:style w:type="paragraph" w:styleId="195">
+  <w:style w:type="paragraph" w:styleId="893">
     <w:name w:val="toc 7"/>
-    <w:basedOn w:val="680"/>
-    <w:next w:val="680"/>
+    <w:basedOn w:val="899"/>
+    <w:next w:val="899"/>
     <w:uiPriority w:val="39"/>
     <w:unhideWhenUsed/>
     <w:pPr>
@@ -48082,10 +49443,10 @@
       <w:ind w:left="1320"/>
     </w:pPr>
   </w:style>
-  <w:style w:type="paragraph" w:styleId="196">
+  <w:style w:type="paragraph" w:styleId="894">
     <w:name w:val="toc 8"/>
-    <w:basedOn w:val="680"/>
-    <w:next w:val="680"/>
+    <w:basedOn w:val="899"/>
+    <w:next w:val="899"/>
     <w:uiPriority w:val="39"/>
     <w:unhideWhenUsed/>
     <w:pPr>
@@ -48094,10 +49455,10 @@
       <w:ind w:left="1540"/>
     </w:pPr>
   </w:style>
-  <w:style w:type="paragraph" w:styleId="197">
+  <w:style w:type="paragraph" w:styleId="895">
     <w:name w:val="toc 9"/>
-    <w:basedOn w:val="680"/>
-    <w:next w:val="680"/>
+    <w:basedOn w:val="899"/>
+    <w:next w:val="899"/>
     <w:uiPriority w:val="39"/>
     <w:unhideWhenUsed/>
     <w:pPr>
@@ -48106,9 +49467,9 @@
       <w:ind w:left="1760"/>
     </w:pPr>
   </w:style>
-  <w:style w:type="character" w:styleId="198">
+  <w:style w:type="character" w:styleId="896">
     <w:name w:val="Placeholder Text"/>
-    <w:basedOn w:val="684"/>
+    <w:basedOn w:val="903"/>
     <w:uiPriority w:val="99"/>
     <w:semiHidden/>
     <w:pPr>
@@ -48120,7 +49481,7 @@
       <w:color w:val="666666"/>
     </w:rPr>
   </w:style>
-  <w:style w:type="paragraph" w:styleId="208">
+  <w:style w:type="paragraph" w:styleId="897">
     <w:name w:val="TOC Heading"/>
     <w:uiPriority w:val="39"/>
     <w:unhideWhenUsed/>
@@ -48130,10 +49491,10 @@
       <w:ind/>
     </w:pPr>
   </w:style>
-  <w:style w:type="paragraph" w:styleId="209">
+  <w:style w:type="paragraph" w:styleId="898">
     <w:name w:val="table of figures"/>
-    <w:basedOn w:val="680"/>
-    <w:next w:val="680"/>
+    <w:basedOn w:val="899"/>
+    <w:next w:val="899"/>
     <w:uiPriority w:val="99"/>
     <w:unhideWhenUsed/>
     <w:pPr>
@@ -48142,7 +49503,7 @@
       <w:ind/>
     </w:pPr>
   </w:style>
-  <w:style w:type="paragraph" w:styleId="680" w:default="1">
+  <w:style w:type="paragraph" w:styleId="899" w:default="1">
     <w:name w:val="Normal"/>
     <w:uiPriority w:val="1"/>
     <w:qFormat/>
@@ -48162,9 +49523,9 @@
       <w:lang w:val="en-US" w:eastAsia="en-US" w:bidi="ar-SA"/>
     </w:rPr>
   </w:style>
-  <w:style w:type="paragraph" w:styleId="681">
+  <w:style w:type="paragraph" w:styleId="900">
     <w:name w:val="Heading 1"/>
-    <w:basedOn w:val="680"/>
+    <w:basedOn w:val="899"/>
     <w:uiPriority w:val="1"/>
     <w:qFormat/>
     <w:pPr>
@@ -48183,9 +49544,9 @@
       <w:lang w:val="en-US" w:eastAsia="en-US" w:bidi="ar-SA"/>
     </w:rPr>
   </w:style>
-  <w:style w:type="paragraph" w:styleId="682">
+  <w:style w:type="paragraph" w:styleId="901">
     <w:name w:val="Heading 2"/>
-    <w:basedOn w:val="680"/>
+    <w:basedOn w:val="899"/>
     <w:uiPriority w:val="1"/>
     <w:qFormat/>
     <w:pPr>
@@ -48203,9 +49564,9 @@
       <w:lang w:val="en-US" w:eastAsia="en-US" w:bidi="ar-SA"/>
     </w:rPr>
   </w:style>
-  <w:style w:type="paragraph" w:styleId="683">
+  <w:style w:type="paragraph" w:styleId="902">
     <w:name w:val="Heading 3"/>
-    <w:basedOn w:val="680"/>
+    <w:basedOn w:val="899"/>
     <w:uiPriority w:val="1"/>
     <w:qFormat/>
     <w:pPr>
@@ -48223,7 +49584,7 @@
       <w:lang w:val="en-US" w:eastAsia="en-US" w:bidi="ar-SA"/>
     </w:rPr>
   </w:style>
-  <w:style w:type="character" w:styleId="684" w:default="1">
+  <w:style w:type="character" w:styleId="903" w:default="1">
     <w:name w:val="Default Paragraph Font"/>
     <w:uiPriority w:val="1"/>
     <w:semiHidden/>
@@ -48235,10 +49596,10 @@
       <w:ind/>
     </w:pPr>
   </w:style>
-  <w:style w:type="paragraph" w:styleId="685">
+  <w:style w:type="paragraph" w:styleId="904">
     <w:name w:val="Heading"/>
-    <w:basedOn w:val="680"/>
-    <w:next w:val="686"/>
+    <w:basedOn w:val="899"/>
+    <w:next w:val="905"/>
     <w:qFormat/>
     <w:pPr>
       <w:keepNext w:val="true"/>
@@ -48252,9 +49613,9 @@
       <w:szCs w:val="28"/>
     </w:rPr>
   </w:style>
-  <w:style w:type="paragraph" w:styleId="686">
+  <w:style w:type="paragraph" w:styleId="905">
     <w:name w:val="Body Text"/>
-    <w:basedOn w:val="680"/>
+    <w:basedOn w:val="899"/>
     <w:uiPriority w:val="1"/>
     <w:qFormat/>
     <w:pPr>
@@ -48269,9 +49630,9 @@
       <w:lang w:val="en-US" w:eastAsia="en-US" w:bidi="ar-SA"/>
     </w:rPr>
   </w:style>
-  <w:style w:type="paragraph" w:styleId="687">
+  <w:style w:type="paragraph" w:styleId="906">
     <w:name w:val="List"/>
-    <w:basedOn w:val="686"/>
+    <w:basedOn w:val="905"/>
     <w:pPr>
       <w:pBdr/>
       <w:spacing/>
@@ -48281,9 +49642,9 @@
       <w:rFonts w:cs="Noto Sans Devanagari"/>
     </w:rPr>
   </w:style>
-  <w:style w:type="paragraph" w:styleId="688">
+  <w:style w:type="paragraph" w:styleId="907">
     <w:name w:val="Caption"/>
-    <w:basedOn w:val="680"/>
+    <w:basedOn w:val="899"/>
     <w:qFormat/>
     <w:pPr>
       <w:suppressLineNumbers w:val="true"/>
@@ -48299,9 +49660,9 @@
       <w:szCs w:val="24"/>
     </w:rPr>
   </w:style>
-  <w:style w:type="paragraph" w:styleId="689">
+  <w:style w:type="paragraph" w:styleId="908">
     <w:name w:val="Index"/>
-    <w:basedOn w:val="680"/>
+    <w:basedOn w:val="899"/>
     <w:qFormat/>
     <w:pPr>
       <w:suppressLineNumbers w:val="true"/>
@@ -48313,9 +49674,9 @@
       <w:rFonts w:cs="Noto Sans Devanagari"/>
     </w:rPr>
   </w:style>
-  <w:style w:type="paragraph" w:styleId="690">
+  <w:style w:type="paragraph" w:styleId="909">
     <w:name w:val="List Paragraph"/>
-    <w:basedOn w:val="680"/>
+    <w:basedOn w:val="899"/>
     <w:uiPriority w:val="1"/>
     <w:qFormat/>
     <w:pPr>
@@ -48328,9 +49689,9 @@
       <w:lang w:val="en-US" w:eastAsia="en-US" w:bidi="ar-SA"/>
     </w:rPr>
   </w:style>
-  <w:style w:type="paragraph" w:styleId="691">
+  <w:style w:type="paragraph" w:styleId="910">
     <w:name w:val="Table Paragraph"/>
-    <w:basedOn w:val="680"/>
+    <w:basedOn w:val="899"/>
     <w:uiPriority w:val="1"/>
     <w:qFormat/>
     <w:pPr>
@@ -48343,7 +49704,7 @@
       <w:lang w:val="en-US" w:eastAsia="en-US" w:bidi="ar-SA"/>
     </w:rPr>
   </w:style>
-  <w:style w:type="numbering" w:styleId="692" w:default="1">
+  <w:style w:type="numbering" w:styleId="911" w:default="1">
     <w:name w:val="No List"/>
     <w:uiPriority w:val="99"/>
     <w:semiHidden/>
@@ -48355,7 +49716,7 @@
       <w:ind/>
     </w:pPr>
   </w:style>
-  <w:style w:type="table" w:styleId="693">
+  <w:style w:type="table" w:styleId="912">
     <w:name w:val="Table Normal"/>
     <w:uiPriority w:val="2"/>
     <w:semiHidden/>

--- a/worksheet1/Worksheet1.docx
+++ b/worksheet1/Worksheet1.docx
@@ -3753,6 +3753,24 @@
     <w:p>
       <w:pPr>
         <w:pStyle w:val="BodyText"/>
+        <w:spacing w:before="80"/>
+        <w:ind w:left="383" w:right="275"/>
+        <w:rPr>
+          <w:rFonts w:ascii="DejaVu Sans" w:hAnsi="DejaVu Sans" w:cs="DejaVu Sans"/>
+        </w:rPr>
+      </w:pPr>
+      <w:r>
+        <w:rPr>
+          <w:rFonts w:ascii="DejaVu Sans" w:eastAsia="DejaVu Sans" w:hAnsi="DejaVu Sans" w:cs="DejaVu Sans"/>
+          <w:color w:val="1F3A93"/>
+          <w:lang w:val="en"/>
+        </w:rPr>
+        <w:t xml:space="preserve">My implementation: I preallocated the list to the capacity ([None] * capacity) instead of starting with data = [], so push writes at index top and the list never grows; pop puts None back in the slot. The attributes are named _data, _top and _capacity rather than data, top and max_size. Behaviour follows the steps: push raises OverflowError when top + 1 reaches the capacity, pop and peek raise IndexError when empty, and length is top + 1. The trade-off is a fixed capacity, which is why the other exercises size their stacks from the input, for example Stack(capacity=len(s)).</w:t>
+      </w:r>
+    </w:p>
+    <w:p>
+      <w:pPr>
+        <w:pStyle w:val="BodyText"/>
         <w:spacing w:before="94"/>
       </w:pPr>
     </w:p>
@@ -7661,7 +7679,7 @@
                 <w:spacing w:val="-2"/>
                 <w:sz w:val="19"/>
               </w:rPr>
-              <w:t>structure</w:t>
+              <w:t>structure (stack, top first)</w:t>
             </w:r>
           </w:p>
         </w:tc>
